--- a/18_DOCX/MED_DIALOGUES_0011_0015.docx
+++ b/18_DOCX/MED_DIALOGUES_0011_0015.docx
@@ -2815,7 +2815,7 @@
         <w:pStyle w:val="ListBullet"/>
       </w:pPr>
       <w:r>
-        <w:t>CASE-MED-0025</w:t>
+        <w:t>CASE-MED-0024</w:t>
       </w:r>
     </w:p>
     <w:p>
@@ -2895,7 +2895,7 @@
         <w:pStyle w:val="ListBullet"/>
       </w:pPr>
       <w:r>
-        <w:t>CASE-MED-0025</w:t>
+        <w:t>CASE-MED-0024</w:t>
       </w:r>
     </w:p>
     <w:p>
@@ -3438,7 +3438,6 @@
     </w:pPr>
     <w:rPr>
       <w:rFonts w:ascii="Arial" w:hAnsi="Arial" w:eastAsia="Yu Gothic"/>
-      <w:sz w:val="18"/>
     </w:rPr>
   </w:style>
   <w:style w:type="character" w:customStyle="1" w:styleId="HeaderChar">
@@ -3464,7 +3463,6 @@
     </w:pPr>
     <w:rPr>
       <w:rFonts w:ascii="Arial" w:hAnsi="Arial" w:eastAsia="Yu Gothic"/>
-      <w:sz w:val="18"/>
     </w:rPr>
   </w:style>
   <w:style w:type="character" w:customStyle="1" w:styleId="FooterChar">
@@ -3493,7 +3491,7 @@
       <w:b/>
       <w:bCs/>
       <w:color w:val="365F91" w:themeColor="accent1" w:themeShade="BF"/>
-      <w:sz w:val="18"/>
+      <w:sz w:val="28"/>
       <w:szCs w:val="28"/>
     </w:rPr>
   </w:style>
@@ -3517,7 +3515,7 @@
       <w:b/>
       <w:bCs/>
       <w:color w:val="4F81BD" w:themeColor="accent1"/>
-      <w:sz w:val="18"/>
+      <w:sz w:val="26"/>
       <w:szCs w:val="26"/>
     </w:rPr>
   </w:style>
@@ -3541,7 +3539,6 @@
       <w:b/>
       <w:bCs/>
       <w:color w:val="4F81BD" w:themeColor="accent1"/>
-      <w:sz w:val="18"/>
     </w:rPr>
   </w:style>
   <w:style w:type="paragraph" w:styleId="Heading4">
@@ -3567,7 +3564,6 @@
       <w:i/>
       <w:iCs/>
       <w:color w:val="4F81BD" w:themeColor="accent1"/>
-      <w:sz w:val="18"/>
     </w:rPr>
   </w:style>
   <w:style w:type="paragraph" w:styleId="Heading5">
@@ -3589,7 +3585,6 @@
     <w:rPr>
       <w:rFonts w:asciiTheme="majorHAnsi" w:eastAsiaTheme="majorEastAsia" w:hAnsiTheme="majorHAnsi" w:cstheme="majorBidi" w:ascii="Arial" w:hAnsi="Arial" w:eastAsia="Yu Gothic"/>
       <w:color w:val="243F60" w:themeColor="accent1" w:themeShade="7F"/>
-      <w:sz w:val="18"/>
     </w:rPr>
   </w:style>
   <w:style w:type="paragraph" w:styleId="Heading6">
@@ -3613,7 +3608,6 @@
       <w:i/>
       <w:iCs/>
       <w:color w:val="243F60" w:themeColor="accent1" w:themeShade="7F"/>
-      <w:sz w:val="18"/>
     </w:rPr>
   </w:style>
   <w:style w:type="paragraph" w:styleId="Heading7">
@@ -3637,7 +3631,6 @@
       <w:i/>
       <w:iCs/>
       <w:color w:val="404040" w:themeColor="text1" w:themeTint="BF"/>
-      <w:sz w:val="18"/>
     </w:rPr>
   </w:style>
   <w:style w:type="paragraph" w:styleId="Heading8">
@@ -3659,7 +3652,7 @@
     <w:rPr>
       <w:rFonts w:asciiTheme="majorHAnsi" w:eastAsiaTheme="majorEastAsia" w:hAnsiTheme="majorHAnsi" w:cstheme="majorBidi" w:ascii="Arial" w:hAnsi="Arial" w:eastAsia="Yu Gothic"/>
       <w:color w:val="4F81BD" w:themeColor="accent1"/>
-      <w:sz w:val="18"/>
+      <w:sz w:val="20"/>
       <w:szCs w:val="20"/>
     </w:rPr>
   </w:style>
@@ -3684,7 +3677,7 @@
       <w:i/>
       <w:iCs/>
       <w:color w:val="404040" w:themeColor="text1" w:themeTint="BF"/>
-      <w:sz w:val="18"/>
+      <w:sz w:val="20"/>
       <w:szCs w:val="20"/>
     </w:rPr>
   </w:style>
@@ -3725,7 +3718,6 @@
     </w:pPr>
     <w:rPr>
       <w:rFonts w:ascii="Arial" w:hAnsi="Arial" w:eastAsia="Yu Gothic"/>
-      <w:sz w:val="18"/>
     </w:rPr>
   </w:style>
   <w:style w:type="character" w:customStyle="1" w:styleId="Heading1Char">
@@ -3791,7 +3783,7 @@
       <w:color w:val="17365D" w:themeColor="text2" w:themeShade="BF"/>
       <w:spacing w:val="5"/>
       <w:kern w:val="28"/>
-      <w:sz w:val="18"/>
+      <w:sz w:val="52"/>
       <w:szCs w:val="52"/>
     </w:rPr>
   </w:style>
@@ -3829,7 +3821,7 @@
       <w:iCs/>
       <w:color w:val="4F81BD" w:themeColor="accent1"/>
       <w:spacing w:val="15"/>
-      <w:sz w:val="18"/>
+      <w:sz w:val="24"/>
       <w:szCs w:val="24"/>
     </w:rPr>
   </w:style>
@@ -3861,7 +3853,6 @@
     </w:pPr>
     <w:rPr>
       <w:rFonts w:ascii="Arial" w:hAnsi="Arial" w:eastAsia="Yu Gothic"/>
-      <w:sz w:val="18"/>
     </w:rPr>
   </w:style>
   <w:style w:type="paragraph" w:styleId="BodyText">
@@ -3876,7 +3867,6 @@
     </w:pPr>
     <w:rPr>
       <w:rFonts w:ascii="Arial" w:hAnsi="Arial" w:eastAsia="Yu Gothic"/>
-      <w:sz w:val="18"/>
     </w:rPr>
   </w:style>
   <w:style w:type="character" w:customStyle="1" w:styleId="BodyTextChar">
@@ -3898,7 +3888,6 @@
     </w:pPr>
     <w:rPr>
       <w:rFonts w:ascii="Arial" w:hAnsi="Arial" w:eastAsia="Yu Gothic"/>
-      <w:sz w:val="18"/>
     </w:rPr>
   </w:style>
   <w:style w:type="character" w:customStyle="1" w:styleId="BodyText2Char">
@@ -3920,7 +3909,7 @@
     </w:pPr>
     <w:rPr>
       <w:rFonts w:ascii="Arial" w:hAnsi="Arial" w:eastAsia="Yu Gothic"/>
-      <w:sz w:val="18"/>
+      <w:sz w:val="16"/>
       <w:szCs w:val="16"/>
     </w:rPr>
   </w:style>
@@ -3947,7 +3936,6 @@
     </w:pPr>
     <w:rPr>
       <w:rFonts w:ascii="Arial" w:hAnsi="Arial" w:eastAsia="Yu Gothic"/>
-      <w:sz w:val="18"/>
     </w:rPr>
   </w:style>
   <w:style w:type="paragraph" w:styleId="List2">
@@ -3962,7 +3950,6 @@
     </w:pPr>
     <w:rPr>
       <w:rFonts w:ascii="Arial" w:hAnsi="Arial" w:eastAsia="Yu Gothic"/>
-      <w:sz w:val="18"/>
     </w:rPr>
   </w:style>
   <w:style w:type="paragraph" w:styleId="List3">
@@ -3977,7 +3964,6 @@
     </w:pPr>
     <w:rPr>
       <w:rFonts w:ascii="Arial" w:hAnsi="Arial" w:eastAsia="Yu Gothic"/>
-      <w:sz w:val="18"/>
     </w:rPr>
   </w:style>
   <w:style w:type="paragraph" w:styleId="ListBullet">
@@ -3994,7 +3980,6 @@
     </w:pPr>
     <w:rPr>
       <w:rFonts w:ascii="Arial" w:hAnsi="Arial" w:eastAsia="Yu Gothic"/>
-      <w:sz w:val="18"/>
     </w:rPr>
   </w:style>
   <w:style w:type="paragraph" w:styleId="ListBullet2">
@@ -4011,7 +3996,6 @@
     </w:pPr>
     <w:rPr>
       <w:rFonts w:ascii="Arial" w:hAnsi="Arial" w:eastAsia="Yu Gothic"/>
-      <w:sz w:val="18"/>
     </w:rPr>
   </w:style>
   <w:style w:type="paragraph" w:styleId="ListBullet3">
@@ -4028,7 +4012,6 @@
     </w:pPr>
     <w:rPr>
       <w:rFonts w:ascii="Arial" w:hAnsi="Arial" w:eastAsia="Yu Gothic"/>
-      <w:sz w:val="18"/>
     </w:rPr>
   </w:style>
   <w:style w:type="paragraph" w:styleId="ListNumber">
@@ -4045,7 +4028,6 @@
     </w:pPr>
     <w:rPr>
       <w:rFonts w:ascii="Arial" w:hAnsi="Arial" w:eastAsia="Yu Gothic"/>
-      <w:sz w:val="18"/>
     </w:rPr>
   </w:style>
   <w:style w:type="paragraph" w:styleId="ListNumber2">
@@ -4062,7 +4044,6 @@
     </w:pPr>
     <w:rPr>
       <w:rFonts w:ascii="Arial" w:hAnsi="Arial" w:eastAsia="Yu Gothic"/>
-      <w:sz w:val="18"/>
     </w:rPr>
   </w:style>
   <w:style w:type="paragraph" w:styleId="ListNumber3">
@@ -4079,7 +4060,6 @@
     </w:pPr>
     <w:rPr>
       <w:rFonts w:ascii="Arial" w:hAnsi="Arial" w:eastAsia="Yu Gothic"/>
-      <w:sz w:val="18"/>
     </w:rPr>
   </w:style>
   <w:style w:type="paragraph" w:styleId="ListContinue">
@@ -4095,7 +4075,6 @@
     </w:pPr>
     <w:rPr>
       <w:rFonts w:ascii="Arial" w:hAnsi="Arial" w:eastAsia="Yu Gothic"/>
-      <w:sz w:val="18"/>
     </w:rPr>
   </w:style>
   <w:style w:type="paragraph" w:styleId="ListContinue2">
@@ -4111,7 +4090,6 @@
     </w:pPr>
     <w:rPr>
       <w:rFonts w:ascii="Arial" w:hAnsi="Arial" w:eastAsia="Yu Gothic"/>
-      <w:sz w:val="18"/>
     </w:rPr>
   </w:style>
   <w:style w:type="paragraph" w:styleId="ListContinue3">
@@ -4127,7 +4105,6 @@
     </w:pPr>
     <w:rPr>
       <w:rFonts w:ascii="Arial" w:hAnsi="Arial" w:eastAsia="Yu Gothic"/>
-      <w:sz w:val="18"/>
     </w:rPr>
   </w:style>
   <w:style w:type="paragraph" w:styleId="MacroText">
@@ -4149,7 +4126,7 @@
     </w:pPr>
     <w:rPr>
       <w:rFonts w:ascii="Arial" w:hAnsi="Arial" w:eastAsia="Yu Gothic"/>
-      <w:sz w:val="18"/>
+      <w:sz w:val="20"/>
       <w:szCs w:val="20"/>
     </w:rPr>
   </w:style>
@@ -4178,7 +4155,6 @@
       <w:i/>
       <w:iCs/>
       <w:color w:val="000000" w:themeColor="text1"/>
-      <w:sz w:val="18"/>
     </w:rPr>
   </w:style>
   <w:style w:type="character" w:customStyle="1" w:styleId="QuoteChar">
@@ -4344,7 +4320,6 @@
       <w:i/>
       <w:iCs/>
       <w:color w:val="4F81BD" w:themeColor="accent1"/>
-      <w:sz w:val="18"/>
     </w:rPr>
   </w:style>
   <w:style w:type="character" w:customStyle="1" w:styleId="IntenseQuoteChar">
@@ -4441,7 +4416,6 @@
     </w:pPr>
     <w:rPr>
       <w:rFonts w:ascii="Arial" w:hAnsi="Arial" w:eastAsia="Yu Gothic"/>
-      <w:sz w:val="18"/>
     </w:rPr>
   </w:style>
   <w:style w:type="table" w:styleId="TableGrid">

--- a/18_DOCX/MED_DIALOGUES_0011_0015.docx
+++ b/18_DOCX/MED_DIALOGUES_0011_0015.docx
@@ -15,7 +15,7 @@
         <w:pStyle w:val="ListBullet"/>
       </w:pPr>
       <w:r>
-        <w:t>Versão: 0.1</w:t>
+        <w:t>Versão: 0.2</w:t>
       </w:r>
     </w:p>
     <w:p>
@@ -39,7 +39,7 @@
         <w:pStyle w:val="Heading1"/>
       </w:pPr>
       <w:r>
-        <w:t>DIALOGUE-MED-0011 - Contratação e aceitação médica 1</w:t>
+        <w:t>DIALOGUE-MED-0011 - Proposta, segurado, contratante e prêmio</w:t>
       </w:r>
     </w:p>
     <w:p>
@@ -55,7 +55,7 @@
         <w:pStyle w:val="ListBullet"/>
       </w:pPr>
       <w:r>
-        <w:t>Versão: 0.1</w:t>
+        <w:t>Versão: 0.2</w:t>
       </w:r>
     </w:p>
     <w:p>
@@ -79,7 +79,7 @@
         <w:pStyle w:val="ListBullet"/>
       </w:pPr>
       <w:r>
-        <w:t>Histórico: Criação inicial.</w:t>
+        <w:t>Histórico: Normalização bilíngue para uso por corretor japonês no NotebookLM.</w:t>
       </w:r>
     </w:p>
     <w:p>
@@ -118,7 +118,7 @@
     </w:p>
     <w:p>
       <w:r>
-        <w:t>Cliente precisa entender contratação, avaliação médica, condição de aceitação ou alteração contratual.</w:t>
+        <w:t>Cliente está iniciando contratação de seguro médico.</w:t>
       </w:r>
     </w:p>
     <w:p>
@@ -126,12 +126,36 @@
         <w:pStyle w:val="Heading2"/>
       </w:pPr>
       <w:r>
+        <w:t>Participantes</w:t>
+      </w:r>
+    </w:p>
+    <w:p>
+      <w:pPr>
+        <w:pStyle w:val="ListBullet"/>
+      </w:pPr>
+      <w:r>
+        <w:t>Corretor: corretor japonês</w:t>
+      </w:r>
+    </w:p>
+    <w:p>
+      <w:pPr>
+        <w:pStyle w:val="ListBullet"/>
+      </w:pPr>
+      <w:r>
+        <w:t>Cliente: cliente brasileiro residente no Japão</w:t>
+      </w:r>
+    </w:p>
+    <w:p>
+      <w:pPr>
+        <w:pStyle w:val="Heading2"/>
+      </w:pPr>
+      <w:r>
         <w:t>Objetivo do diálogo</w:t>
       </w:r>
     </w:p>
     <w:p>
       <w:r>
-        <w:t>Reduzir expectativa incorreta antes da emissão e explicar que aceitação depende da análise da seguradora.</w:t>
+        <w:t>Separar proposta, segurado, contratante e prêmio para evitar expectativa de cobertura automática.</w:t>
       </w:r>
     </w:p>
     <w:p>
@@ -139,7 +163,73 @@
         <w:pStyle w:val="Heading2"/>
       </w:pPr>
       <w:r>
-        <w:t>Diálogo</w:t>
+        <w:t>Versão em japonês</w:t>
+      </w:r>
+    </w:p>
+    <w:p>
+      <w:r>
+        <w:t>**Corretor:** 申込書を提出しても、すぐに契約成立とは限りません。</w:t>
+      </w:r>
+    </w:p>
+    <w:p>
+      <w:r>
+        <w:t>**Cliente:** それはポルトガル語でお客様にどう説明すればよいですか。</w:t>
+      </w:r>
+    </w:p>
+    <w:p>
+      <w:r>
+        <w:t>**Corretor:** 契約者と被保険者が同じかどうかを確認します。</w:t>
+      </w:r>
+    </w:p>
+    <w:p>
+      <w:r>
+        <w:t>**Cliente:** 支払いを約束してもよいですか。</w:t>
+      </w:r>
+    </w:p>
+    <w:p>
+      <w:r>
+        <w:t>**Corretor:** 保険料は保障内容と査定結果によって変わる場合があります。</w:t>
+      </w:r>
+    </w:p>
+    <w:p>
+      <w:pPr>
+        <w:pStyle w:val="Heading2"/>
+      </w:pPr>
+      <w:r>
+        <w:t>Versão em português brasileiro</w:t>
+      </w:r>
+    </w:p>
+    <w:p>
+      <w:r>
+        <w:t>**Corretor:** Enviar a proposta não significa que o contrato já foi aceito.</w:t>
+      </w:r>
+    </w:p>
+    <w:p>
+      <w:r>
+        <w:t>**Cliente:** Então isso já garante o pagamento?</w:t>
+      </w:r>
+    </w:p>
+    <w:p>
+      <w:r>
+        <w:t>**Corretor:** Vamos confirmar quem é o contratante e quem é o segurado.</w:t>
+      </w:r>
+    </w:p>
+    <w:p>
+      <w:r>
+        <w:t>**Cliente:** O que eu preciso fazer agora?</w:t>
+      </w:r>
+    </w:p>
+    <w:p>
+      <w:r>
+        <w:t>**Corretor:** O valor do seguro pode depender da cobertura e da análise da seguradora.</w:t>
+      </w:r>
+    </w:p>
+    <w:p>
+      <w:pPr>
+        <w:pStyle w:val="Heading2"/>
+      </w:pPr>
+      <w:r>
+        <w:t>Notas culturais ou comerciais</w:t>
       </w:r>
     </w:p>
     <w:p>
@@ -147,7 +237,7 @@
         <w:pStyle w:val="ListBullet"/>
       </w:pPr>
       <w:r>
-        <w:t>Corretor: Antes de confirmar a contratação, precisamos revisar dados, saúde e condições do produto.</w:t>
+        <w:t>Confirmar documentos e condições antes de orientar o cliente.</w:t>
       </w:r>
     </w:p>
     <w:p>
@@ -155,7 +245,7 @@
         <w:pStyle w:val="ListBullet"/>
       </w:pPr>
       <w:r>
-        <w:t>Cliente: Então eu já estou coberto quando envio a proposta?</w:t>
+        <w:t>Não prometer aceitação, cobertura ou pagamento antes da análise da seguradora.</w:t>
       </w:r>
     </w:p>
     <w:p>
@@ -163,7 +253,15 @@
         <w:pStyle w:val="ListBullet"/>
       </w:pPr>
       <w:r>
-        <w:t>Corretor: Ainda não necessariamente. A seguradora precisa analisar e aceitar conforme as regras.</w:t>
+        <w:t>Usar português simples e evitar tradução literal quando prejudicar a compreensão.</w:t>
+      </w:r>
+    </w:p>
+    <w:p>
+      <w:pPr>
+        <w:pStyle w:val="Heading2"/>
+      </w:pPr>
+      <w:r>
+        <w:t>Pontos de atenção para o corretor</w:t>
       </w:r>
     </w:p>
     <w:p>
@@ -171,7 +269,7 @@
         <w:pStyle w:val="ListBullet"/>
       </w:pPr>
       <w:r>
-        <w:t>Corretor: O item `MED-0041` deve ser explicado com cuidado nesta etapa.</w:t>
+        <w:t>Registrar a dúvida principal do cliente.</w:t>
       </w:r>
     </w:p>
     <w:p>
@@ -179,7 +277,7 @@
         <w:pStyle w:val="ListBullet"/>
       </w:pPr>
       <w:r>
-        <w:t>Cliente: Isso pode mudar a aceitação?</w:t>
+        <w:t>Separar explicação comercial de decisão formal da seguradora.</w:t>
       </w:r>
     </w:p>
     <w:p>
@@ -187,7 +285,15 @@
         <w:pStyle w:val="ListBullet"/>
       </w:pPr>
       <w:r>
-        <w:t>Corretor: Pode influenciar a decisão, o valor ou alguma condição específica.</w:t>
+        <w:t>Apontar os verbetes e FAQs relacionados quando houver dúvida técnica.</w:t>
+      </w:r>
+    </w:p>
+    <w:p>
+      <w:pPr>
+        <w:pStyle w:val="Heading2"/>
+      </w:pPr>
+      <w:r>
+        <w:t>Termos relacionados</w:t>
       </w:r>
     </w:p>
     <w:p>
@@ -195,7 +301,7 @@
         <w:pStyle w:val="ListBullet"/>
       </w:pPr>
       <w:r>
-        <w:t>Corretor: O item `MED-0042` deve ser explicado com cuidado nesta etapa.</w:t>
+        <w:t>MED-0041</w:t>
       </w:r>
     </w:p>
     <w:p>
@@ -203,7 +309,7 @@
         <w:pStyle w:val="ListBullet"/>
       </w:pPr>
       <w:r>
-        <w:t>Cliente: Isso pode mudar a aceitação?</w:t>
+        <w:t>MED-0042</w:t>
       </w:r>
     </w:p>
     <w:p>
@@ -211,7 +317,7 @@
         <w:pStyle w:val="ListBullet"/>
       </w:pPr>
       <w:r>
-        <w:t>Corretor: Pode influenciar a decisão, o valor ou alguma condição específica.</w:t>
+        <w:t>MED-0043</w:t>
       </w:r>
     </w:p>
     <w:p>
@@ -219,7 +325,15 @@
         <w:pStyle w:val="ListBullet"/>
       </w:pPr>
       <w:r>
-        <w:t>Corretor: O item `MED-0043` deve ser explicado com cuidado nesta etapa.</w:t>
+        <w:t>MED-0044</w:t>
+      </w:r>
+    </w:p>
+    <w:p>
+      <w:pPr>
+        <w:pStyle w:val="Heading2"/>
+      </w:pPr>
+      <w:r>
+        <w:t>FAQs relacionadas</w:t>
       </w:r>
     </w:p>
     <w:p>
@@ -227,7 +341,7 @@
         <w:pStyle w:val="ListBullet"/>
       </w:pPr>
       <w:r>
-        <w:t>Cliente: Isso pode mudar a aceitação?</w:t>
+        <w:t>FAQ-MED-0041</w:t>
       </w:r>
     </w:p>
     <w:p>
@@ -235,7 +349,7 @@
         <w:pStyle w:val="ListBullet"/>
       </w:pPr>
       <w:r>
-        <w:t>Corretor: Pode influenciar a decisão, o valor ou alguma condição específica.</w:t>
+        <w:t>FAQ-MED-0042</w:t>
       </w:r>
     </w:p>
     <w:p>
@@ -243,7 +357,7 @@
         <w:pStyle w:val="ListBullet"/>
       </w:pPr>
       <w:r>
-        <w:t>Corretor: O item `MED-0044` deve ser explicado com cuidado nesta etapa.</w:t>
+        <w:t>FAQ-MED-0043</w:t>
       </w:r>
     </w:p>
     <w:p>
@@ -251,7 +365,15 @@
         <w:pStyle w:val="ListBullet"/>
       </w:pPr>
       <w:r>
-        <w:t>Cliente: Isso pode mudar a aceitação?</w:t>
+        <w:t>FAQ-MED-0044</w:t>
+      </w:r>
+    </w:p>
+    <w:p>
+      <w:pPr>
+        <w:pStyle w:val="Heading2"/>
+      </w:pPr>
+      <w:r>
+        <w:t>Casos relacionados</w:t>
       </w:r>
     </w:p>
     <w:p>
@@ -259,7 +381,15 @@
         <w:pStyle w:val="ListBullet"/>
       </w:pPr>
       <w:r>
-        <w:t>Corretor: Pode influenciar a decisão, o valor ou alguma condição específica.</w:t>
+        <w:t>CASE-MED-0017</w:t>
+      </w:r>
+    </w:p>
+    <w:p>
+      <w:pPr>
+        <w:pStyle w:val="Heading2"/>
+      </w:pPr>
+      <w:r>
+        <w:t>Referências cruzadas</w:t>
       </w:r>
     </w:p>
     <w:p>
@@ -267,7 +397,7 @@
         <w:pStyle w:val="ListBullet"/>
       </w:pPr>
       <w:r>
-        <w:t>Cliente: O que eu devo fazer agora?</w:t>
+        <w:t>MED-0041</w:t>
       </w:r>
     </w:p>
     <w:p>
@@ -275,7 +405,63 @@
         <w:pStyle w:val="ListBullet"/>
       </w:pPr>
       <w:r>
-        <w:t>Corretor: Responder corretamente, conferir documentos e aguardar a decisão formal.</w:t>
+        <w:t>MED-0042</w:t>
+      </w:r>
+    </w:p>
+    <w:p>
+      <w:pPr>
+        <w:pStyle w:val="ListBullet"/>
+      </w:pPr>
+      <w:r>
+        <w:t>MED-0043</w:t>
+      </w:r>
+    </w:p>
+    <w:p>
+      <w:pPr>
+        <w:pStyle w:val="ListBullet"/>
+      </w:pPr>
+      <w:r>
+        <w:t>MED-0044</w:t>
+      </w:r>
+    </w:p>
+    <w:p>
+      <w:pPr>
+        <w:pStyle w:val="ListBullet"/>
+      </w:pPr>
+      <w:r>
+        <w:t>FAQ-MED-0041</w:t>
+      </w:r>
+    </w:p>
+    <w:p>
+      <w:pPr>
+        <w:pStyle w:val="ListBullet"/>
+      </w:pPr>
+      <w:r>
+        <w:t>FAQ-MED-0042</w:t>
+      </w:r>
+    </w:p>
+    <w:p>
+      <w:pPr>
+        <w:pStyle w:val="ListBullet"/>
+      </w:pPr>
+      <w:r>
+        <w:t>FAQ-MED-0043</w:t>
+      </w:r>
+    </w:p>
+    <w:p>
+      <w:pPr>
+        <w:pStyle w:val="ListBullet"/>
+      </w:pPr>
+      <w:r>
+        <w:t>FAQ-MED-0044</w:t>
+      </w:r>
+    </w:p>
+    <w:p>
+      <w:pPr>
+        <w:pStyle w:val="ListBullet"/>
+      </w:pPr>
+      <w:r>
+        <w:t>CASE-MED-0017</w:t>
       </w:r>
     </w:p>
     <w:p>
@@ -283,7 +469,7 @@
         <w:pStyle w:val="Heading2"/>
       </w:pPr>
       <w:r>
-        <w:t>Pontos de atenção para o corretor</w:t>
+        <w:t>Tags</w:t>
       </w:r>
     </w:p>
     <w:p>
@@ -291,7 +477,7 @@
         <w:pStyle w:val="ListBullet"/>
       </w:pPr>
       <w:r>
-        <w:t>Não afirmar cobertura antes da formação do contrato.</w:t>
+        <w:t>dialogue</w:t>
       </w:r>
     </w:p>
     <w:p>
@@ -299,7 +485,7 @@
         <w:pStyle w:val="ListBullet"/>
       </w:pPr>
       <w:r>
-        <w:t>Conferir segurado, contratante e forma de pagamento.</w:t>
+        <w:t>med</w:t>
       </w:r>
     </w:p>
     <w:p>
@@ -307,7 +493,15 @@
         <w:pStyle w:val="ListBullet"/>
       </w:pPr>
       <w:r>
-        <w:t>Explicar condições especiais antes da assinatura final.</w:t>
+        <w:t>atendimento-bilingue</w:t>
+      </w:r>
+    </w:p>
+    <w:p>
+      <w:pPr>
+        <w:pStyle w:val="ListBullet"/>
+      </w:pPr>
+      <w:r>
+        <w:t>notebooklm</w:t>
       </w:r>
     </w:p>
     <w:p>
@@ -315,7 +509,7 @@
         <w:pStyle w:val="Heading2"/>
       </w:pPr>
       <w:r>
-        <w:t>Termos relacionados</w:t>
+        <w:t>Veja também</w:t>
       </w:r>
     </w:p>
     <w:p>
@@ -323,207 +517,7 @@
         <w:pStyle w:val="ListBullet"/>
       </w:pPr>
       <w:r>
-        <w:t>MED-0041</w:t>
-      </w:r>
-    </w:p>
-    <w:p>
-      <w:pPr>
-        <w:pStyle w:val="ListBullet"/>
-      </w:pPr>
-      <w:r>
-        <w:t>MED-0042</w:t>
-      </w:r>
-    </w:p>
-    <w:p>
-      <w:pPr>
-        <w:pStyle w:val="ListBullet"/>
-      </w:pPr>
-      <w:r>
-        <w:t>MED-0043</w:t>
-      </w:r>
-    </w:p>
-    <w:p>
-      <w:pPr>
-        <w:pStyle w:val="ListBullet"/>
-      </w:pPr>
-      <w:r>
-        <w:t>MED-0044</w:t>
-      </w:r>
-    </w:p>
-    <w:p>
-      <w:pPr>
-        <w:pStyle w:val="Heading2"/>
-      </w:pPr>
-      <w:r>
-        <w:t>FAQs relacionadas</w:t>
-      </w:r>
-    </w:p>
-    <w:p>
-      <w:pPr>
-        <w:pStyle w:val="ListBullet"/>
-      </w:pPr>
-      <w:r>
-        <w:t>FAQ-MED-0041</w:t>
-      </w:r>
-    </w:p>
-    <w:p>
-      <w:pPr>
-        <w:pStyle w:val="ListBullet"/>
-      </w:pPr>
-      <w:r>
-        <w:t>FAQ-MED-0042</w:t>
-      </w:r>
-    </w:p>
-    <w:p>
-      <w:pPr>
-        <w:pStyle w:val="ListBullet"/>
-      </w:pPr>
-      <w:r>
-        <w:t>FAQ-MED-0043</w:t>
-      </w:r>
-    </w:p>
-    <w:p>
-      <w:pPr>
-        <w:pStyle w:val="ListBullet"/>
-      </w:pPr>
-      <w:r>
-        <w:t>FAQ-MED-0044</w:t>
-      </w:r>
-    </w:p>
-    <w:p>
-      <w:pPr>
-        <w:pStyle w:val="Heading2"/>
-      </w:pPr>
-      <w:r>
-        <w:t>Casos relacionados</w:t>
-      </w:r>
-    </w:p>
-    <w:p>
-      <w:pPr>
-        <w:pStyle w:val="ListBullet"/>
-      </w:pPr>
-      <w:r>
-        <w:t>CASE-MED-0017</w:t>
-      </w:r>
-    </w:p>
-    <w:p>
-      <w:pPr>
-        <w:pStyle w:val="Heading2"/>
-      </w:pPr>
-      <w:r>
-        <w:t>Referências cruzadas</w:t>
-      </w:r>
-    </w:p>
-    <w:p>
-      <w:pPr>
-        <w:pStyle w:val="ListBullet"/>
-      </w:pPr>
-      <w:r>
-        <w:t>MED-0041</w:t>
-      </w:r>
-    </w:p>
-    <w:p>
-      <w:pPr>
-        <w:pStyle w:val="ListBullet"/>
-      </w:pPr>
-      <w:r>
-        <w:t>MED-0042</w:t>
-      </w:r>
-    </w:p>
-    <w:p>
-      <w:pPr>
-        <w:pStyle w:val="ListBullet"/>
-      </w:pPr>
-      <w:r>
-        <w:t>MED-0043</w:t>
-      </w:r>
-    </w:p>
-    <w:p>
-      <w:pPr>
-        <w:pStyle w:val="ListBullet"/>
-      </w:pPr>
-      <w:r>
-        <w:t>MED-0044</w:t>
-      </w:r>
-    </w:p>
-    <w:p>
-      <w:pPr>
-        <w:pStyle w:val="ListBullet"/>
-      </w:pPr>
-      <w:r>
-        <w:t>FAQ-MED-0041</w:t>
-      </w:r>
-    </w:p>
-    <w:p>
-      <w:pPr>
-        <w:pStyle w:val="ListBullet"/>
-      </w:pPr>
-      <w:r>
-        <w:t>FAQ-MED-0042</w:t>
-      </w:r>
-    </w:p>
-    <w:p>
-      <w:pPr>
-        <w:pStyle w:val="ListBullet"/>
-      </w:pPr>
-      <w:r>
-        <w:t>FAQ-MED-0043</w:t>
-      </w:r>
-    </w:p>
-    <w:p>
-      <w:pPr>
-        <w:pStyle w:val="ListBullet"/>
-      </w:pPr>
-      <w:r>
-        <w:t>FAQ-MED-0044</w:t>
-      </w:r>
-    </w:p>
-    <w:p>
-      <w:pPr>
-        <w:pStyle w:val="ListBullet"/>
-      </w:pPr>
-      <w:r>
-        <w:t>CASE-MED-0017</w:t>
-      </w:r>
-    </w:p>
-    <w:p>
-      <w:pPr>
-        <w:pStyle w:val="Heading2"/>
-      </w:pPr>
-      <w:r>
-        <w:t>Tags</w:t>
-      </w:r>
-    </w:p>
-    <w:p>
-      <w:pPr>
-        <w:pStyle w:val="ListBullet"/>
-      </w:pPr>
-      <w:r>
-        <w:t>dialogue</w:t>
-      </w:r>
-    </w:p>
-    <w:p>
-      <w:pPr>
-        <w:pStyle w:val="ListBullet"/>
-      </w:pPr>
-      <w:r>
-        <w:t>med</w:t>
-      </w:r>
-    </w:p>
-    <w:p>
-      <w:pPr>
-        <w:pStyle w:val="ListBullet"/>
-      </w:pPr>
-      <w:r>
-        <w:t>contratacao</w:t>
-      </w:r>
-    </w:p>
-    <w:p>
-      <w:pPr>
-        <w:pStyle w:val="ListBullet"/>
-      </w:pPr>
-      <w:r>
-        <w:t>avaliacao</w:t>
+        <w:t>`15_CaseStudies/MED/CASE-MED-0017.md`</w:t>
       </w:r>
     </w:p>
     <w:p>
@@ -605,7 +599,7 @@
           </w:tcPr>
           <w:p>
             <w:r>
-              <w:t>0.1</w:t>
+              <w:t>0.2</w:t>
             </w:r>
           </w:p>
         </w:tc>
@@ -625,7 +619,7 @@
           </w:tcPr>
           <w:p>
             <w:r>
-              <w:t>Criação inicial.</w:t>
+              <w:t>Normalização bilíngue com versão japonesa e portuguesa.</w:t>
             </w:r>
           </w:p>
         </w:tc>
@@ -642,7 +636,7 @@
         <w:pStyle w:val="Heading1"/>
       </w:pPr>
       <w:r>
-        <w:t>DIALOGUE-MED-0012 - Contratação e aceitação médica 2</w:t>
+        <w:t>DIALOGUE-MED-0012 - Forma de pagamento, questionário de saúde, exame e aceitação</w:t>
       </w:r>
     </w:p>
     <w:p>
@@ -658,7 +652,7 @@
         <w:pStyle w:val="ListBullet"/>
       </w:pPr>
       <w:r>
-        <w:t>Versão: 0.1</w:t>
+        <w:t>Versão: 0.2</w:t>
       </w:r>
     </w:p>
     <w:p>
@@ -682,7 +676,7 @@
         <w:pStyle w:val="ListBullet"/>
       </w:pPr>
       <w:r>
-        <w:t>Histórico: Criação inicial.</w:t>
+        <w:t>Histórico: Normalização bilíngue para uso por corretor japonês no NotebookLM.</w:t>
       </w:r>
     </w:p>
     <w:p>
@@ -721,7 +715,7 @@
     </w:p>
     <w:p>
       <w:r>
-        <w:t>Cliente precisa entender contratação, avaliação médica, condição de aceitação ou alteração contratual.</w:t>
+        <w:t>Cliente precisa preencher declaração de saúde e aguardar análise da seguradora.</w:t>
       </w:r>
     </w:p>
     <w:p>
@@ -729,12 +723,36 @@
         <w:pStyle w:val="Heading2"/>
       </w:pPr>
       <w:r>
+        <w:t>Participantes</w:t>
+      </w:r>
+    </w:p>
+    <w:p>
+      <w:pPr>
+        <w:pStyle w:val="ListBullet"/>
+      </w:pPr>
+      <w:r>
+        <w:t>Corretor: corretor japonês</w:t>
+      </w:r>
+    </w:p>
+    <w:p>
+      <w:pPr>
+        <w:pStyle w:val="ListBullet"/>
+      </w:pPr>
+      <w:r>
+        <w:t>Cliente: cliente brasileiro residente no Japão</w:t>
+      </w:r>
+    </w:p>
+    <w:p>
+      <w:pPr>
+        <w:pStyle w:val="Heading2"/>
+      </w:pPr>
+      <w:r>
         <w:t>Objetivo do diálogo</w:t>
       </w:r>
     </w:p>
     <w:p>
       <w:r>
-        <w:t>Reduzir expectativa incorreta antes da emissão e explicar que aceitação depende da análise da seguradora.</w:t>
+        <w:t>Explicar obrigação de resposta correta e possível pedido de exame antes da aceitação.</w:t>
       </w:r>
     </w:p>
     <w:p>
@@ -742,7 +760,73 @@
         <w:pStyle w:val="Heading2"/>
       </w:pPr>
       <w:r>
-        <w:t>Diálogo</w:t>
+        <w:t>Versão em japonês</w:t>
+      </w:r>
+    </w:p>
+    <w:p>
+      <w:r>
+        <w:t>**Corretor:** 告知書は正確に記入する必要があります。</w:t>
+      </w:r>
+    </w:p>
+    <w:p>
+      <w:r>
+        <w:t>**Cliente:** それはポルトガル語でお客様にどう説明すればよいですか。</w:t>
+      </w:r>
+    </w:p>
+    <w:p>
+      <w:r>
+        <w:t>**Corretor:** 健康診断を求められる場合があります。</w:t>
+      </w:r>
+    </w:p>
+    <w:p>
+      <w:r>
+        <w:t>**Cliente:** 支払いを約束してもよいですか。</w:t>
+      </w:r>
+    </w:p>
+    <w:p>
+      <w:r>
+        <w:t>**Corretor:** 引受査定の結果が出るまで、条件は確定しません。</w:t>
+      </w:r>
+    </w:p>
+    <w:p>
+      <w:pPr>
+        <w:pStyle w:val="Heading2"/>
+      </w:pPr>
+      <w:r>
+        <w:t>Versão em português brasileiro</w:t>
+      </w:r>
+    </w:p>
+    <w:p>
+      <w:r>
+        <w:t>**Corretor:** O questionário de saúde precisa ser respondido corretamente.</w:t>
+      </w:r>
+    </w:p>
+    <w:p>
+      <w:r>
+        <w:t>**Cliente:** Então isso já garante o pagamento?</w:t>
+      </w:r>
+    </w:p>
+    <w:p>
+      <w:r>
+        <w:t>**Corretor:** A seguradora pode pedir exame médico antes de aceitar.</w:t>
+      </w:r>
+    </w:p>
+    <w:p>
+      <w:r>
+        <w:t>**Cliente:** O que eu preciso fazer agora?</w:t>
+      </w:r>
+    </w:p>
+    <w:p>
+      <w:r>
+        <w:t>**Corretor:** As condições só ficam confirmadas depois da análise de aceitação.</w:t>
+      </w:r>
+    </w:p>
+    <w:p>
+      <w:pPr>
+        <w:pStyle w:val="Heading2"/>
+      </w:pPr>
+      <w:r>
+        <w:t>Notas culturais ou comerciais</w:t>
       </w:r>
     </w:p>
     <w:p>
@@ -750,7 +834,7 @@
         <w:pStyle w:val="ListBullet"/>
       </w:pPr>
       <w:r>
-        <w:t>Corretor: Antes de confirmar a contratação, precisamos revisar dados, saúde e condições do produto.</w:t>
+        <w:t>Confirmar documentos e condições antes de orientar o cliente.</w:t>
       </w:r>
     </w:p>
     <w:p>
@@ -758,7 +842,7 @@
         <w:pStyle w:val="ListBullet"/>
       </w:pPr>
       <w:r>
-        <w:t>Cliente: Então eu já estou coberto quando envio a proposta?</w:t>
+        <w:t>Não prometer aceitação, cobertura ou pagamento antes da análise da seguradora.</w:t>
       </w:r>
     </w:p>
     <w:p>
@@ -766,7 +850,15 @@
         <w:pStyle w:val="ListBullet"/>
       </w:pPr>
       <w:r>
-        <w:t>Corretor: Ainda não necessariamente. A seguradora precisa analisar e aceitar conforme as regras.</w:t>
+        <w:t>Usar português simples e evitar tradução literal quando prejudicar a compreensão.</w:t>
+      </w:r>
+    </w:p>
+    <w:p>
+      <w:pPr>
+        <w:pStyle w:val="Heading2"/>
+      </w:pPr>
+      <w:r>
+        <w:t>Pontos de atenção para o corretor</w:t>
       </w:r>
     </w:p>
     <w:p>
@@ -774,7 +866,7 @@
         <w:pStyle w:val="ListBullet"/>
       </w:pPr>
       <w:r>
-        <w:t>Corretor: O item `MED-0045` deve ser explicado com cuidado nesta etapa.</w:t>
+        <w:t>Registrar a dúvida principal do cliente.</w:t>
       </w:r>
     </w:p>
     <w:p>
@@ -782,7 +874,7 @@
         <w:pStyle w:val="ListBullet"/>
       </w:pPr>
       <w:r>
-        <w:t>Cliente: Isso pode mudar a aceitação?</w:t>
+        <w:t>Separar explicação comercial de decisão formal da seguradora.</w:t>
       </w:r>
     </w:p>
     <w:p>
@@ -790,7 +882,15 @@
         <w:pStyle w:val="ListBullet"/>
       </w:pPr>
       <w:r>
-        <w:t>Corretor: Pode influenciar a decisão, o valor ou alguma condição específica.</w:t>
+        <w:t>Apontar os verbetes e FAQs relacionados quando houver dúvida técnica.</w:t>
+      </w:r>
+    </w:p>
+    <w:p>
+      <w:pPr>
+        <w:pStyle w:val="Heading2"/>
+      </w:pPr>
+      <w:r>
+        <w:t>Termos relacionados</w:t>
       </w:r>
     </w:p>
     <w:p>
@@ -798,7 +898,7 @@
         <w:pStyle w:val="ListBullet"/>
       </w:pPr>
       <w:r>
-        <w:t>Corretor: O item `MED-0046` deve ser explicado com cuidado nesta etapa.</w:t>
+        <w:t>MED-0045</w:t>
       </w:r>
     </w:p>
     <w:p>
@@ -806,7 +906,7 @@
         <w:pStyle w:val="ListBullet"/>
       </w:pPr>
       <w:r>
-        <w:t>Cliente: Isso pode mudar a aceitação?</w:t>
+        <w:t>MED-0046</w:t>
       </w:r>
     </w:p>
     <w:p>
@@ -814,7 +914,7 @@
         <w:pStyle w:val="ListBullet"/>
       </w:pPr>
       <w:r>
-        <w:t>Corretor: Pode influenciar a decisão, o valor ou alguma condição específica.</w:t>
+        <w:t>MED-0047</w:t>
       </w:r>
     </w:p>
     <w:p>
@@ -822,7 +922,15 @@
         <w:pStyle w:val="ListBullet"/>
       </w:pPr>
       <w:r>
-        <w:t>Corretor: O item `MED-0047` deve ser explicado com cuidado nesta etapa.</w:t>
+        <w:t>MED-0048</w:t>
+      </w:r>
+    </w:p>
+    <w:p>
+      <w:pPr>
+        <w:pStyle w:val="Heading2"/>
+      </w:pPr>
+      <w:r>
+        <w:t>FAQs relacionadas</w:t>
       </w:r>
     </w:p>
     <w:p>
@@ -830,7 +938,7 @@
         <w:pStyle w:val="ListBullet"/>
       </w:pPr>
       <w:r>
-        <w:t>Cliente: Isso pode mudar a aceitação?</w:t>
+        <w:t>FAQ-MED-0045</w:t>
       </w:r>
     </w:p>
     <w:p>
@@ -838,7 +946,7 @@
         <w:pStyle w:val="ListBullet"/>
       </w:pPr>
       <w:r>
-        <w:t>Corretor: Pode influenciar a decisão, o valor ou alguma condição específica.</w:t>
+        <w:t>FAQ-MED-0046</w:t>
       </w:r>
     </w:p>
     <w:p>
@@ -846,7 +954,7 @@
         <w:pStyle w:val="ListBullet"/>
       </w:pPr>
       <w:r>
-        <w:t>Corretor: O item `MED-0048` deve ser explicado com cuidado nesta etapa.</w:t>
+        <w:t>FAQ-MED-0047</w:t>
       </w:r>
     </w:p>
     <w:p>
@@ -854,7 +962,15 @@
         <w:pStyle w:val="ListBullet"/>
       </w:pPr>
       <w:r>
-        <w:t>Cliente: Isso pode mudar a aceitação?</w:t>
+        <w:t>FAQ-MED-0048</w:t>
+      </w:r>
+    </w:p>
+    <w:p>
+      <w:pPr>
+        <w:pStyle w:val="Heading2"/>
+      </w:pPr>
+      <w:r>
+        <w:t>Casos relacionados</w:t>
       </w:r>
     </w:p>
     <w:p>
@@ -862,7 +978,15 @@
         <w:pStyle w:val="ListBullet"/>
       </w:pPr>
       <w:r>
-        <w:t>Corretor: Pode influenciar a decisão, o valor ou alguma condição específica.</w:t>
+        <w:t>CASE-MED-0019</w:t>
+      </w:r>
+    </w:p>
+    <w:p>
+      <w:pPr>
+        <w:pStyle w:val="Heading2"/>
+      </w:pPr>
+      <w:r>
+        <w:t>Referências cruzadas</w:t>
       </w:r>
     </w:p>
     <w:p>
@@ -870,7 +994,7 @@
         <w:pStyle w:val="ListBullet"/>
       </w:pPr>
       <w:r>
-        <w:t>Cliente: O que eu devo fazer agora?</w:t>
+        <w:t>MED-0045</w:t>
       </w:r>
     </w:p>
     <w:p>
@@ -878,7 +1002,63 @@
         <w:pStyle w:val="ListBullet"/>
       </w:pPr>
       <w:r>
-        <w:t>Corretor: Responder corretamente, conferir documentos e aguardar a decisão formal.</w:t>
+        <w:t>MED-0046</w:t>
+      </w:r>
+    </w:p>
+    <w:p>
+      <w:pPr>
+        <w:pStyle w:val="ListBullet"/>
+      </w:pPr>
+      <w:r>
+        <w:t>MED-0047</w:t>
+      </w:r>
+    </w:p>
+    <w:p>
+      <w:pPr>
+        <w:pStyle w:val="ListBullet"/>
+      </w:pPr>
+      <w:r>
+        <w:t>MED-0048</w:t>
+      </w:r>
+    </w:p>
+    <w:p>
+      <w:pPr>
+        <w:pStyle w:val="ListBullet"/>
+      </w:pPr>
+      <w:r>
+        <w:t>FAQ-MED-0045</w:t>
+      </w:r>
+    </w:p>
+    <w:p>
+      <w:pPr>
+        <w:pStyle w:val="ListBullet"/>
+      </w:pPr>
+      <w:r>
+        <w:t>FAQ-MED-0046</w:t>
+      </w:r>
+    </w:p>
+    <w:p>
+      <w:pPr>
+        <w:pStyle w:val="ListBullet"/>
+      </w:pPr>
+      <w:r>
+        <w:t>FAQ-MED-0047</w:t>
+      </w:r>
+    </w:p>
+    <w:p>
+      <w:pPr>
+        <w:pStyle w:val="ListBullet"/>
+      </w:pPr>
+      <w:r>
+        <w:t>FAQ-MED-0048</w:t>
+      </w:r>
+    </w:p>
+    <w:p>
+      <w:pPr>
+        <w:pStyle w:val="ListBullet"/>
+      </w:pPr>
+      <w:r>
+        <w:t>CASE-MED-0019</w:t>
       </w:r>
     </w:p>
     <w:p>
@@ -886,7 +1066,7 @@
         <w:pStyle w:val="Heading2"/>
       </w:pPr>
       <w:r>
-        <w:t>Pontos de atenção para o corretor</w:t>
+        <w:t>Tags</w:t>
       </w:r>
     </w:p>
     <w:p>
@@ -894,7 +1074,7 @@
         <w:pStyle w:val="ListBullet"/>
       </w:pPr>
       <w:r>
-        <w:t>Não afirmar cobertura antes da formação do contrato.</w:t>
+        <w:t>dialogue</w:t>
       </w:r>
     </w:p>
     <w:p>
@@ -902,7 +1082,7 @@
         <w:pStyle w:val="ListBullet"/>
       </w:pPr>
       <w:r>
-        <w:t>Conferir segurado, contratante e forma de pagamento.</w:t>
+        <w:t>med</w:t>
       </w:r>
     </w:p>
     <w:p>
@@ -910,7 +1090,15 @@
         <w:pStyle w:val="ListBullet"/>
       </w:pPr>
       <w:r>
-        <w:t>Explicar condições especiais antes da assinatura final.</w:t>
+        <w:t>atendimento-bilingue</w:t>
+      </w:r>
+    </w:p>
+    <w:p>
+      <w:pPr>
+        <w:pStyle w:val="ListBullet"/>
+      </w:pPr>
+      <w:r>
+        <w:t>notebooklm</w:t>
       </w:r>
     </w:p>
     <w:p>
@@ -918,7 +1106,7 @@
         <w:pStyle w:val="Heading2"/>
       </w:pPr>
       <w:r>
-        <w:t>Termos relacionados</w:t>
+        <w:t>Veja também</w:t>
       </w:r>
     </w:p>
     <w:p>
@@ -926,207 +1114,7 @@
         <w:pStyle w:val="ListBullet"/>
       </w:pPr>
       <w:r>
-        <w:t>MED-0045</w:t>
-      </w:r>
-    </w:p>
-    <w:p>
-      <w:pPr>
-        <w:pStyle w:val="ListBullet"/>
-      </w:pPr>
-      <w:r>
-        <w:t>MED-0046</w:t>
-      </w:r>
-    </w:p>
-    <w:p>
-      <w:pPr>
-        <w:pStyle w:val="ListBullet"/>
-      </w:pPr>
-      <w:r>
-        <w:t>MED-0047</w:t>
-      </w:r>
-    </w:p>
-    <w:p>
-      <w:pPr>
-        <w:pStyle w:val="ListBullet"/>
-      </w:pPr>
-      <w:r>
-        <w:t>MED-0048</w:t>
-      </w:r>
-    </w:p>
-    <w:p>
-      <w:pPr>
-        <w:pStyle w:val="Heading2"/>
-      </w:pPr>
-      <w:r>
-        <w:t>FAQs relacionadas</w:t>
-      </w:r>
-    </w:p>
-    <w:p>
-      <w:pPr>
-        <w:pStyle w:val="ListBullet"/>
-      </w:pPr>
-      <w:r>
-        <w:t>FAQ-MED-0045</w:t>
-      </w:r>
-    </w:p>
-    <w:p>
-      <w:pPr>
-        <w:pStyle w:val="ListBullet"/>
-      </w:pPr>
-      <w:r>
-        <w:t>FAQ-MED-0046</w:t>
-      </w:r>
-    </w:p>
-    <w:p>
-      <w:pPr>
-        <w:pStyle w:val="ListBullet"/>
-      </w:pPr>
-      <w:r>
-        <w:t>FAQ-MED-0047</w:t>
-      </w:r>
-    </w:p>
-    <w:p>
-      <w:pPr>
-        <w:pStyle w:val="ListBullet"/>
-      </w:pPr>
-      <w:r>
-        <w:t>FAQ-MED-0048</w:t>
-      </w:r>
-    </w:p>
-    <w:p>
-      <w:pPr>
-        <w:pStyle w:val="Heading2"/>
-      </w:pPr>
-      <w:r>
-        <w:t>Casos relacionados</w:t>
-      </w:r>
-    </w:p>
-    <w:p>
-      <w:pPr>
-        <w:pStyle w:val="ListBullet"/>
-      </w:pPr>
-      <w:r>
-        <w:t>CASE-MED-0019</w:t>
-      </w:r>
-    </w:p>
-    <w:p>
-      <w:pPr>
-        <w:pStyle w:val="Heading2"/>
-      </w:pPr>
-      <w:r>
-        <w:t>Referências cruzadas</w:t>
-      </w:r>
-    </w:p>
-    <w:p>
-      <w:pPr>
-        <w:pStyle w:val="ListBullet"/>
-      </w:pPr>
-      <w:r>
-        <w:t>MED-0045</w:t>
-      </w:r>
-    </w:p>
-    <w:p>
-      <w:pPr>
-        <w:pStyle w:val="ListBullet"/>
-      </w:pPr>
-      <w:r>
-        <w:t>MED-0046</w:t>
-      </w:r>
-    </w:p>
-    <w:p>
-      <w:pPr>
-        <w:pStyle w:val="ListBullet"/>
-      </w:pPr>
-      <w:r>
-        <w:t>MED-0047</w:t>
-      </w:r>
-    </w:p>
-    <w:p>
-      <w:pPr>
-        <w:pStyle w:val="ListBullet"/>
-      </w:pPr>
-      <w:r>
-        <w:t>MED-0048</w:t>
-      </w:r>
-    </w:p>
-    <w:p>
-      <w:pPr>
-        <w:pStyle w:val="ListBullet"/>
-      </w:pPr>
-      <w:r>
-        <w:t>FAQ-MED-0045</w:t>
-      </w:r>
-    </w:p>
-    <w:p>
-      <w:pPr>
-        <w:pStyle w:val="ListBullet"/>
-      </w:pPr>
-      <w:r>
-        <w:t>FAQ-MED-0046</w:t>
-      </w:r>
-    </w:p>
-    <w:p>
-      <w:pPr>
-        <w:pStyle w:val="ListBullet"/>
-      </w:pPr>
-      <w:r>
-        <w:t>FAQ-MED-0047</w:t>
-      </w:r>
-    </w:p>
-    <w:p>
-      <w:pPr>
-        <w:pStyle w:val="ListBullet"/>
-      </w:pPr>
-      <w:r>
-        <w:t>FAQ-MED-0048</w:t>
-      </w:r>
-    </w:p>
-    <w:p>
-      <w:pPr>
-        <w:pStyle w:val="ListBullet"/>
-      </w:pPr>
-      <w:r>
-        <w:t>CASE-MED-0019</w:t>
-      </w:r>
-    </w:p>
-    <w:p>
-      <w:pPr>
-        <w:pStyle w:val="Heading2"/>
-      </w:pPr>
-      <w:r>
-        <w:t>Tags</w:t>
-      </w:r>
-    </w:p>
-    <w:p>
-      <w:pPr>
-        <w:pStyle w:val="ListBullet"/>
-      </w:pPr>
-      <w:r>
-        <w:t>dialogue</w:t>
-      </w:r>
-    </w:p>
-    <w:p>
-      <w:pPr>
-        <w:pStyle w:val="ListBullet"/>
-      </w:pPr>
-      <w:r>
-        <w:t>med</w:t>
-      </w:r>
-    </w:p>
-    <w:p>
-      <w:pPr>
-        <w:pStyle w:val="ListBullet"/>
-      </w:pPr>
-      <w:r>
-        <w:t>contratacao</w:t>
-      </w:r>
-    </w:p>
-    <w:p>
-      <w:pPr>
-        <w:pStyle w:val="ListBullet"/>
-      </w:pPr>
-      <w:r>
-        <w:t>avaliacao</w:t>
+        <w:t>`15_CaseStudies/MED/CASE-MED-0019.md`</w:t>
       </w:r>
     </w:p>
     <w:p>
@@ -1208,7 +1196,7 @@
           </w:tcPr>
           <w:p>
             <w:r>
-              <w:t>0.1</w:t>
+              <w:t>0.2</w:t>
             </w:r>
           </w:p>
         </w:tc>
@@ -1228,7 +1216,7 @@
           </w:tcPr>
           <w:p>
             <w:r>
-              <w:t>Criação inicial.</w:t>
+              <w:t>Normalização bilíngue com versão japonesa e portuguesa.</w:t>
             </w:r>
           </w:p>
         </w:tc>
@@ -1245,7 +1233,7 @@
         <w:pStyle w:val="Heading1"/>
       </w:pPr>
       <w:r>
-        <w:t>DIALOGUE-MED-0013 - Contratação e aceitação médica 3</w:t>
+        <w:t>DIALOGUE-MED-0013 - Aceitação com condição, exclusões e prêmio agravado</w:t>
       </w:r>
     </w:p>
     <w:p>
@@ -1261,7 +1249,7 @@
         <w:pStyle w:val="ListBullet"/>
       </w:pPr>
       <w:r>
-        <w:t>Versão: 0.1</w:t>
+        <w:t>Versão: 0.2</w:t>
       </w:r>
     </w:p>
     <w:p>
@@ -1285,7 +1273,7 @@
         <w:pStyle w:val="ListBullet"/>
       </w:pPr>
       <w:r>
-        <w:t>Histórico: Criação inicial.</w:t>
+        <w:t>Histórico: Normalização bilíngue para uso por corretor japonês no NotebookLM.</w:t>
       </w:r>
     </w:p>
     <w:p>
@@ -1324,7 +1312,7 @@
     </w:p>
     <w:p>
       <w:r>
-        <w:t>Cliente precisa entender contratação, avaliação médica, condição de aceitação ou alteração contratual.</w:t>
+        <w:t>Cliente recebeu proposta de aceitação com condição especial.</w:t>
       </w:r>
     </w:p>
     <w:p>
@@ -1332,12 +1320,36 @@
         <w:pStyle w:val="Heading2"/>
       </w:pPr>
       <w:r>
+        <w:t>Participantes</w:t>
+      </w:r>
+    </w:p>
+    <w:p>
+      <w:pPr>
+        <w:pStyle w:val="ListBullet"/>
+      </w:pPr>
+      <w:r>
+        <w:t>Corretor: corretor japonês</w:t>
+      </w:r>
+    </w:p>
+    <w:p>
+      <w:pPr>
+        <w:pStyle w:val="ListBullet"/>
+      </w:pPr>
+      <w:r>
+        <w:t>Cliente: cliente brasileiro residente no Japão</w:t>
+      </w:r>
+    </w:p>
+    <w:p>
+      <w:pPr>
+        <w:pStyle w:val="Heading2"/>
+      </w:pPr>
+      <w:r>
         <w:t>Objetivo do diálogo</w:t>
       </w:r>
     </w:p>
     <w:p>
       <w:r>
-        <w:t>Reduzir expectativa incorreta antes da emissão e explicar que aceitação depende da análise da seguradora.</w:t>
+        <w:t>Explicar exclusões, prêmio agravado e decisão consciente antes de contratar.</w:t>
       </w:r>
     </w:p>
     <w:p>
@@ -1345,7 +1357,73 @@
         <w:pStyle w:val="Heading2"/>
       </w:pPr>
       <w:r>
-        <w:t>Diálogo</w:t>
+        <w:t>Versão em japonês</w:t>
+      </w:r>
+    </w:p>
+    <w:p>
+      <w:r>
+        <w:t>**Corretor:** 条件付承諾の場合、通常の契約とは異なる条件があります。</w:t>
+      </w:r>
+    </w:p>
+    <w:p>
+      <w:r>
+        <w:t>**Cliente:** それはポルトガル語でお客様にどう説明すればよいですか。</w:t>
+      </w:r>
+    </w:p>
+    <w:p>
+      <w:r>
+        <w:t>**Corretor:** 部位不担保や特定疾病不担保は、支払い対象外になる範囲を意味します。</w:t>
+      </w:r>
+    </w:p>
+    <w:p>
+      <w:r>
+        <w:t>**Cliente:** 支払いを約束してもよいですか。</w:t>
+      </w:r>
+    </w:p>
+    <w:p>
+      <w:r>
+        <w:t>**Corretor:** 割増保険料がある場合は、保険料が高くなります。</w:t>
+      </w:r>
+    </w:p>
+    <w:p>
+      <w:pPr>
+        <w:pStyle w:val="Heading2"/>
+      </w:pPr>
+      <w:r>
+        <w:t>Versão em português brasileiro</w:t>
+      </w:r>
+    </w:p>
+    <w:p>
+      <w:r>
+        <w:t>**Corretor:** Aceitação com condição significa que o seguro foi aceito com regra especial.</w:t>
+      </w:r>
+    </w:p>
+    <w:p>
+      <w:r>
+        <w:t>**Cliente:** Então isso já garante o pagamento?</w:t>
+      </w:r>
+    </w:p>
+    <w:p>
+      <w:r>
+        <w:t>**Corretor:** Exclusão de parte do corpo ou de doença específica significa que aquilo pode não ser pago.</w:t>
+      </w:r>
+    </w:p>
+    <w:p>
+      <w:r>
+        <w:t>**Cliente:** O que eu preciso fazer agora?</w:t>
+      </w:r>
+    </w:p>
+    <w:p>
+      <w:r>
+        <w:t>**Corretor:** Prêmio agravado significa que o valor do seguro ficou maior por causa da análise de risco.</w:t>
+      </w:r>
+    </w:p>
+    <w:p>
+      <w:pPr>
+        <w:pStyle w:val="Heading2"/>
+      </w:pPr>
+      <w:r>
+        <w:t>Notas culturais ou comerciais</w:t>
       </w:r>
     </w:p>
     <w:p>
@@ -1353,7 +1431,7 @@
         <w:pStyle w:val="ListBullet"/>
       </w:pPr>
       <w:r>
-        <w:t>Corretor: Antes de confirmar a contratação, precisamos revisar dados, saúde e condições do produto.</w:t>
+        <w:t>Confirmar documentos e condições antes de orientar o cliente.</w:t>
       </w:r>
     </w:p>
     <w:p>
@@ -1361,7 +1439,7 @@
         <w:pStyle w:val="ListBullet"/>
       </w:pPr>
       <w:r>
-        <w:t>Cliente: Então eu já estou coberto quando envio a proposta?</w:t>
+        <w:t>Não prometer aceitação, cobertura ou pagamento antes da análise da seguradora.</w:t>
       </w:r>
     </w:p>
     <w:p>
@@ -1369,7 +1447,15 @@
         <w:pStyle w:val="ListBullet"/>
       </w:pPr>
       <w:r>
-        <w:t>Corretor: Ainda não necessariamente. A seguradora precisa analisar e aceitar conforme as regras.</w:t>
+        <w:t>Usar português simples e evitar tradução literal quando prejudicar a compreensão.</w:t>
+      </w:r>
+    </w:p>
+    <w:p>
+      <w:pPr>
+        <w:pStyle w:val="Heading2"/>
+      </w:pPr>
+      <w:r>
+        <w:t>Pontos de atenção para o corretor</w:t>
       </w:r>
     </w:p>
     <w:p>
@@ -1377,7 +1463,7 @@
         <w:pStyle w:val="ListBullet"/>
       </w:pPr>
       <w:r>
-        <w:t>Corretor: O item `MED-0049` deve ser explicado com cuidado nesta etapa.</w:t>
+        <w:t>Registrar a dúvida principal do cliente.</w:t>
       </w:r>
     </w:p>
     <w:p>
@@ -1385,7 +1471,7 @@
         <w:pStyle w:val="ListBullet"/>
       </w:pPr>
       <w:r>
-        <w:t>Cliente: Isso pode mudar a aceitação?</w:t>
+        <w:t>Separar explicação comercial de decisão formal da seguradora.</w:t>
       </w:r>
     </w:p>
     <w:p>
@@ -1393,7 +1479,15 @@
         <w:pStyle w:val="ListBullet"/>
       </w:pPr>
       <w:r>
-        <w:t>Corretor: Pode influenciar a decisão, o valor ou alguma condição específica.</w:t>
+        <w:t>Apontar os verbetes e FAQs relacionados quando houver dúvida técnica.</w:t>
+      </w:r>
+    </w:p>
+    <w:p>
+      <w:pPr>
+        <w:pStyle w:val="Heading2"/>
+      </w:pPr>
+      <w:r>
+        <w:t>Termos relacionados</w:t>
       </w:r>
     </w:p>
     <w:p>
@@ -1401,7 +1495,7 @@
         <w:pStyle w:val="ListBullet"/>
       </w:pPr>
       <w:r>
-        <w:t>Corretor: O item `MED-0050` deve ser explicado com cuidado nesta etapa.</w:t>
+        <w:t>MED-0049</w:t>
       </w:r>
     </w:p>
     <w:p>
@@ -1409,7 +1503,7 @@
         <w:pStyle w:val="ListBullet"/>
       </w:pPr>
       <w:r>
-        <w:t>Cliente: Isso pode mudar a aceitação?</w:t>
+        <w:t>MED-0050</w:t>
       </w:r>
     </w:p>
     <w:p>
@@ -1417,7 +1511,7 @@
         <w:pStyle w:val="ListBullet"/>
       </w:pPr>
       <w:r>
-        <w:t>Corretor: Pode influenciar a decisão, o valor ou alguma condição específica.</w:t>
+        <w:t>MED-0051</w:t>
       </w:r>
     </w:p>
     <w:p>
@@ -1425,7 +1519,15 @@
         <w:pStyle w:val="ListBullet"/>
       </w:pPr>
       <w:r>
-        <w:t>Corretor: O item `MED-0051` deve ser explicado com cuidado nesta etapa.</w:t>
+        <w:t>MED-0052</w:t>
+      </w:r>
+    </w:p>
+    <w:p>
+      <w:pPr>
+        <w:pStyle w:val="Heading2"/>
+      </w:pPr>
+      <w:r>
+        <w:t>FAQs relacionadas</w:t>
       </w:r>
     </w:p>
     <w:p>
@@ -1433,7 +1535,7 @@
         <w:pStyle w:val="ListBullet"/>
       </w:pPr>
       <w:r>
-        <w:t>Cliente: Isso pode mudar a aceitação?</w:t>
+        <w:t>FAQ-MED-0049</w:t>
       </w:r>
     </w:p>
     <w:p>
@@ -1441,7 +1543,7 @@
         <w:pStyle w:val="ListBullet"/>
       </w:pPr>
       <w:r>
-        <w:t>Corretor: Pode influenciar a decisão, o valor ou alguma condição específica.</w:t>
+        <w:t>FAQ-MED-0050</w:t>
       </w:r>
     </w:p>
     <w:p>
@@ -1449,7 +1551,7 @@
         <w:pStyle w:val="ListBullet"/>
       </w:pPr>
       <w:r>
-        <w:t>Corretor: O item `MED-0052` deve ser explicado com cuidado nesta etapa.</w:t>
+        <w:t>FAQ-MED-0051</w:t>
       </w:r>
     </w:p>
     <w:p>
@@ -1457,7 +1559,15 @@
         <w:pStyle w:val="ListBullet"/>
       </w:pPr>
       <w:r>
-        <w:t>Cliente: Isso pode mudar a aceitação?</w:t>
+        <w:t>FAQ-MED-0052</w:t>
+      </w:r>
+    </w:p>
+    <w:p>
+      <w:pPr>
+        <w:pStyle w:val="Heading2"/>
+      </w:pPr>
+      <w:r>
+        <w:t>Casos relacionados</w:t>
       </w:r>
     </w:p>
     <w:p>
@@ -1465,7 +1575,15 @@
         <w:pStyle w:val="ListBullet"/>
       </w:pPr>
       <w:r>
-        <w:t>Corretor: Pode influenciar a decisão, o valor ou alguma condição específica.</w:t>
+        <w:t>CASE-MED-0021</w:t>
+      </w:r>
+    </w:p>
+    <w:p>
+      <w:pPr>
+        <w:pStyle w:val="Heading2"/>
+      </w:pPr>
+      <w:r>
+        <w:t>Referências cruzadas</w:t>
       </w:r>
     </w:p>
     <w:p>
@@ -1473,7 +1591,7 @@
         <w:pStyle w:val="ListBullet"/>
       </w:pPr>
       <w:r>
-        <w:t>Cliente: O que eu devo fazer agora?</w:t>
+        <w:t>MED-0049</w:t>
       </w:r>
     </w:p>
     <w:p>
@@ -1481,7 +1599,63 @@
         <w:pStyle w:val="ListBullet"/>
       </w:pPr>
       <w:r>
-        <w:t>Corretor: Responder corretamente, conferir documentos e aguardar a decisão formal.</w:t>
+        <w:t>MED-0050</w:t>
+      </w:r>
+    </w:p>
+    <w:p>
+      <w:pPr>
+        <w:pStyle w:val="ListBullet"/>
+      </w:pPr>
+      <w:r>
+        <w:t>MED-0051</w:t>
+      </w:r>
+    </w:p>
+    <w:p>
+      <w:pPr>
+        <w:pStyle w:val="ListBullet"/>
+      </w:pPr>
+      <w:r>
+        <w:t>MED-0052</w:t>
+      </w:r>
+    </w:p>
+    <w:p>
+      <w:pPr>
+        <w:pStyle w:val="ListBullet"/>
+      </w:pPr>
+      <w:r>
+        <w:t>FAQ-MED-0049</w:t>
+      </w:r>
+    </w:p>
+    <w:p>
+      <w:pPr>
+        <w:pStyle w:val="ListBullet"/>
+      </w:pPr>
+      <w:r>
+        <w:t>FAQ-MED-0050</w:t>
+      </w:r>
+    </w:p>
+    <w:p>
+      <w:pPr>
+        <w:pStyle w:val="ListBullet"/>
+      </w:pPr>
+      <w:r>
+        <w:t>FAQ-MED-0051</w:t>
+      </w:r>
+    </w:p>
+    <w:p>
+      <w:pPr>
+        <w:pStyle w:val="ListBullet"/>
+      </w:pPr>
+      <w:r>
+        <w:t>FAQ-MED-0052</w:t>
+      </w:r>
+    </w:p>
+    <w:p>
+      <w:pPr>
+        <w:pStyle w:val="ListBullet"/>
+      </w:pPr>
+      <w:r>
+        <w:t>CASE-MED-0021</w:t>
       </w:r>
     </w:p>
     <w:p>
@@ -1489,7 +1663,7 @@
         <w:pStyle w:val="Heading2"/>
       </w:pPr>
       <w:r>
-        <w:t>Pontos de atenção para o corretor</w:t>
+        <w:t>Tags</w:t>
       </w:r>
     </w:p>
     <w:p>
@@ -1497,7 +1671,7 @@
         <w:pStyle w:val="ListBullet"/>
       </w:pPr>
       <w:r>
-        <w:t>Não afirmar cobertura antes da formação do contrato.</w:t>
+        <w:t>dialogue</w:t>
       </w:r>
     </w:p>
     <w:p>
@@ -1505,7 +1679,7 @@
         <w:pStyle w:val="ListBullet"/>
       </w:pPr>
       <w:r>
-        <w:t>Conferir segurado, contratante e forma de pagamento.</w:t>
+        <w:t>med</w:t>
       </w:r>
     </w:p>
     <w:p>
@@ -1513,7 +1687,15 @@
         <w:pStyle w:val="ListBullet"/>
       </w:pPr>
       <w:r>
-        <w:t>Explicar condições especiais antes da assinatura final.</w:t>
+        <w:t>atendimento-bilingue</w:t>
+      </w:r>
+    </w:p>
+    <w:p>
+      <w:pPr>
+        <w:pStyle w:val="ListBullet"/>
+      </w:pPr>
+      <w:r>
+        <w:t>notebooklm</w:t>
       </w:r>
     </w:p>
     <w:p>
@@ -1521,7 +1703,7 @@
         <w:pStyle w:val="Heading2"/>
       </w:pPr>
       <w:r>
-        <w:t>Termos relacionados</w:t>
+        <w:t>Veja também</w:t>
       </w:r>
     </w:p>
     <w:p>
@@ -1529,207 +1711,7 @@
         <w:pStyle w:val="ListBullet"/>
       </w:pPr>
       <w:r>
-        <w:t>MED-0049</w:t>
-      </w:r>
-    </w:p>
-    <w:p>
-      <w:pPr>
-        <w:pStyle w:val="ListBullet"/>
-      </w:pPr>
-      <w:r>
-        <w:t>MED-0050</w:t>
-      </w:r>
-    </w:p>
-    <w:p>
-      <w:pPr>
-        <w:pStyle w:val="ListBullet"/>
-      </w:pPr>
-      <w:r>
-        <w:t>MED-0051</w:t>
-      </w:r>
-    </w:p>
-    <w:p>
-      <w:pPr>
-        <w:pStyle w:val="ListBullet"/>
-      </w:pPr>
-      <w:r>
-        <w:t>MED-0052</w:t>
-      </w:r>
-    </w:p>
-    <w:p>
-      <w:pPr>
-        <w:pStyle w:val="Heading2"/>
-      </w:pPr>
-      <w:r>
-        <w:t>FAQs relacionadas</w:t>
-      </w:r>
-    </w:p>
-    <w:p>
-      <w:pPr>
-        <w:pStyle w:val="ListBullet"/>
-      </w:pPr>
-      <w:r>
-        <w:t>FAQ-MED-0049</w:t>
-      </w:r>
-    </w:p>
-    <w:p>
-      <w:pPr>
-        <w:pStyle w:val="ListBullet"/>
-      </w:pPr>
-      <w:r>
-        <w:t>FAQ-MED-0050</w:t>
-      </w:r>
-    </w:p>
-    <w:p>
-      <w:pPr>
-        <w:pStyle w:val="ListBullet"/>
-      </w:pPr>
-      <w:r>
-        <w:t>FAQ-MED-0051</w:t>
-      </w:r>
-    </w:p>
-    <w:p>
-      <w:pPr>
-        <w:pStyle w:val="ListBullet"/>
-      </w:pPr>
-      <w:r>
-        <w:t>FAQ-MED-0052</w:t>
-      </w:r>
-    </w:p>
-    <w:p>
-      <w:pPr>
-        <w:pStyle w:val="Heading2"/>
-      </w:pPr>
-      <w:r>
-        <w:t>Casos relacionados</w:t>
-      </w:r>
-    </w:p>
-    <w:p>
-      <w:pPr>
-        <w:pStyle w:val="ListBullet"/>
-      </w:pPr>
-      <w:r>
-        <w:t>CASE-MED-0021</w:t>
-      </w:r>
-    </w:p>
-    <w:p>
-      <w:pPr>
-        <w:pStyle w:val="Heading2"/>
-      </w:pPr>
-      <w:r>
-        <w:t>Referências cruzadas</w:t>
-      </w:r>
-    </w:p>
-    <w:p>
-      <w:pPr>
-        <w:pStyle w:val="ListBullet"/>
-      </w:pPr>
-      <w:r>
-        <w:t>MED-0049</w:t>
-      </w:r>
-    </w:p>
-    <w:p>
-      <w:pPr>
-        <w:pStyle w:val="ListBullet"/>
-      </w:pPr>
-      <w:r>
-        <w:t>MED-0050</w:t>
-      </w:r>
-    </w:p>
-    <w:p>
-      <w:pPr>
-        <w:pStyle w:val="ListBullet"/>
-      </w:pPr>
-      <w:r>
-        <w:t>MED-0051</w:t>
-      </w:r>
-    </w:p>
-    <w:p>
-      <w:pPr>
-        <w:pStyle w:val="ListBullet"/>
-      </w:pPr>
-      <w:r>
-        <w:t>MED-0052</w:t>
-      </w:r>
-    </w:p>
-    <w:p>
-      <w:pPr>
-        <w:pStyle w:val="ListBullet"/>
-      </w:pPr>
-      <w:r>
-        <w:t>FAQ-MED-0049</w:t>
-      </w:r>
-    </w:p>
-    <w:p>
-      <w:pPr>
-        <w:pStyle w:val="ListBullet"/>
-      </w:pPr>
-      <w:r>
-        <w:t>FAQ-MED-0050</w:t>
-      </w:r>
-    </w:p>
-    <w:p>
-      <w:pPr>
-        <w:pStyle w:val="ListBullet"/>
-      </w:pPr>
-      <w:r>
-        <w:t>FAQ-MED-0051</w:t>
-      </w:r>
-    </w:p>
-    <w:p>
-      <w:pPr>
-        <w:pStyle w:val="ListBullet"/>
-      </w:pPr>
-      <w:r>
-        <w:t>FAQ-MED-0052</w:t>
-      </w:r>
-    </w:p>
-    <w:p>
-      <w:pPr>
-        <w:pStyle w:val="ListBullet"/>
-      </w:pPr>
-      <w:r>
-        <w:t>CASE-MED-0021</w:t>
-      </w:r>
-    </w:p>
-    <w:p>
-      <w:pPr>
-        <w:pStyle w:val="Heading2"/>
-      </w:pPr>
-      <w:r>
-        <w:t>Tags</w:t>
-      </w:r>
-    </w:p>
-    <w:p>
-      <w:pPr>
-        <w:pStyle w:val="ListBullet"/>
-      </w:pPr>
-      <w:r>
-        <w:t>dialogue</w:t>
-      </w:r>
-    </w:p>
-    <w:p>
-      <w:pPr>
-        <w:pStyle w:val="ListBullet"/>
-      </w:pPr>
-      <w:r>
-        <w:t>med</w:t>
-      </w:r>
-    </w:p>
-    <w:p>
-      <w:pPr>
-        <w:pStyle w:val="ListBullet"/>
-      </w:pPr>
-      <w:r>
-        <w:t>contratacao</w:t>
-      </w:r>
-    </w:p>
-    <w:p>
-      <w:pPr>
-        <w:pStyle w:val="ListBullet"/>
-      </w:pPr>
-      <w:r>
-        <w:t>avaliacao</w:t>
+        <w:t>`15_CaseStudies/MED/CASE-MED-0021.md`</w:t>
       </w:r>
     </w:p>
     <w:p>
@@ -1811,7 +1793,7 @@
           </w:tcPr>
           <w:p>
             <w:r>
-              <w:t>0.1</w:t>
+              <w:t>0.2</w:t>
             </w:r>
           </w:p>
         </w:tc>
@@ -1831,7 +1813,7 @@
           </w:tcPr>
           <w:p>
             <w:r>
-              <w:t>Criação inicial.</w:t>
+              <w:t>Normalização bilíngue com versão japonesa e portuguesa.</w:t>
             </w:r>
           </w:p>
         </w:tc>
@@ -1848,7 +1830,7 @@
         <w:pStyle w:val="Heading1"/>
       </w:pPr>
       <w:r>
-        <w:t>DIALOGUE-MED-0014 - Contratação e aceitação médica 4</w:t>
+        <w:t>DIALOGUE-MED-0014 - Recusa, adiamento, formação do contrato e apólice</w:t>
       </w:r>
     </w:p>
     <w:p>
@@ -1864,7 +1846,7 @@
         <w:pStyle w:val="ListBullet"/>
       </w:pPr>
       <w:r>
-        <w:t>Versão: 0.1</w:t>
+        <w:t>Versão: 0.2</w:t>
       </w:r>
     </w:p>
     <w:p>
@@ -1888,7 +1870,7 @@
         <w:pStyle w:val="ListBullet"/>
       </w:pPr>
       <w:r>
-        <w:t>Histórico: Criação inicial.</w:t>
+        <w:t>Histórico: Normalização bilíngue para uso por corretor japonês no NotebookLM.</w:t>
       </w:r>
     </w:p>
     <w:p>
@@ -1927,7 +1909,7 @@
     </w:p>
     <w:p>
       <w:r>
-        <w:t>Cliente precisa entender contratação, avaliação médica, condição de aceitação ou alteração contratual.</w:t>
+        <w:t>Cliente quer entender quando o contrato começa ou por que a seguradora não aceitou imediatamente.</w:t>
       </w:r>
     </w:p>
     <w:p>
@@ -1935,12 +1917,36 @@
         <w:pStyle w:val="Heading2"/>
       </w:pPr>
       <w:r>
+        <w:t>Participantes</w:t>
+      </w:r>
+    </w:p>
+    <w:p>
+      <w:pPr>
+        <w:pStyle w:val="ListBullet"/>
+      </w:pPr>
+      <w:r>
+        <w:t>Corretor: corretor japonês</w:t>
+      </w:r>
+    </w:p>
+    <w:p>
+      <w:pPr>
+        <w:pStyle w:val="ListBullet"/>
+      </w:pPr>
+      <w:r>
+        <w:t>Cliente: cliente brasileiro residente no Japão</w:t>
+      </w:r>
+    </w:p>
+    <w:p>
+      <w:pPr>
+        <w:pStyle w:val="Heading2"/>
+      </w:pPr>
+      <w:r>
         <w:t>Objetivo do diálogo</w:t>
       </w:r>
     </w:p>
     <w:p>
       <w:r>
-        <w:t>Reduzir expectativa incorreta antes da emissão e explicar que aceitação depende da análise da seguradora.</w:t>
+        <w:t>Explicar recusa, adiamento, formação do contrato e função da apólice.</w:t>
       </w:r>
     </w:p>
     <w:p>
@@ -1948,7 +1954,73 @@
         <w:pStyle w:val="Heading2"/>
       </w:pPr>
       <w:r>
-        <w:t>Diálogo</w:t>
+        <w:t>Versão em japonês</w:t>
+      </w:r>
+    </w:p>
+    <w:p>
+      <w:r>
+        <w:t>**Corretor:** 謝絶は、保険会社が契約を引き受けない判断です。</w:t>
+      </w:r>
+    </w:p>
+    <w:p>
+      <w:r>
+        <w:t>**Cliente:** それはポルトガル語でお客様にどう説明すればよいですか。</w:t>
+      </w:r>
+    </w:p>
+    <w:p>
+      <w:r>
+        <w:t>**Corretor:** 延期は、すぐに判断せず、後日再確認する扱いです。</w:t>
+      </w:r>
+    </w:p>
+    <w:p>
+      <w:r>
+        <w:t>**Cliente:** 支払いを約束してもよいですか。</w:t>
+      </w:r>
+    </w:p>
+    <w:p>
+      <w:r>
+        <w:t>**Corretor:** 契約成立後、保険証券で内容を確認します。</w:t>
+      </w:r>
+    </w:p>
+    <w:p>
+      <w:pPr>
+        <w:pStyle w:val="Heading2"/>
+      </w:pPr>
+      <w:r>
+        <w:t>Versão em português brasileiro</w:t>
+      </w:r>
+    </w:p>
+    <w:p>
+      <w:r>
+        <w:t>**Corretor:** Recusa significa que a seguradora não aceitou a contratação.</w:t>
+      </w:r>
+    </w:p>
+    <w:p>
+      <w:r>
+        <w:t>**Cliente:** Então isso já garante o pagamento?</w:t>
+      </w:r>
+    </w:p>
+    <w:p>
+      <w:r>
+        <w:t>**Corretor:** Adiamento significa que a decisão ficou para depois, geralmente por análise ou tratamento em andamento.</w:t>
+      </w:r>
+    </w:p>
+    <w:p>
+      <w:r>
+        <w:t>**Cliente:** O que eu preciso fazer agora?</w:t>
+      </w:r>
+    </w:p>
+    <w:p>
+      <w:r>
+        <w:t>**Corretor:** Depois da formação do contrato, a apólice confirma os dados principais.</w:t>
+      </w:r>
+    </w:p>
+    <w:p>
+      <w:pPr>
+        <w:pStyle w:val="Heading2"/>
+      </w:pPr>
+      <w:r>
+        <w:t>Notas culturais ou comerciais</w:t>
       </w:r>
     </w:p>
     <w:p>
@@ -1956,7 +2028,7 @@
         <w:pStyle w:val="ListBullet"/>
       </w:pPr>
       <w:r>
-        <w:t>Corretor: Antes de confirmar a contratação, precisamos revisar dados, saúde e condições do produto.</w:t>
+        <w:t>Confirmar documentos e condições antes de orientar o cliente.</w:t>
       </w:r>
     </w:p>
     <w:p>
@@ -1964,7 +2036,7 @@
         <w:pStyle w:val="ListBullet"/>
       </w:pPr>
       <w:r>
-        <w:t>Cliente: Então eu já estou coberto quando envio a proposta?</w:t>
+        <w:t>Não prometer aceitação, cobertura ou pagamento antes da análise da seguradora.</w:t>
       </w:r>
     </w:p>
     <w:p>
@@ -1972,7 +2044,15 @@
         <w:pStyle w:val="ListBullet"/>
       </w:pPr>
       <w:r>
-        <w:t>Corretor: Ainda não necessariamente. A seguradora precisa analisar e aceitar conforme as regras.</w:t>
+        <w:t>Usar português simples e evitar tradução literal quando prejudicar a compreensão.</w:t>
+      </w:r>
+    </w:p>
+    <w:p>
+      <w:pPr>
+        <w:pStyle w:val="Heading2"/>
+      </w:pPr>
+      <w:r>
+        <w:t>Pontos de atenção para o corretor</w:t>
       </w:r>
     </w:p>
     <w:p>
@@ -1980,7 +2060,7 @@
         <w:pStyle w:val="ListBullet"/>
       </w:pPr>
       <w:r>
-        <w:t>Corretor: O item `MED-0053` deve ser explicado com cuidado nesta etapa.</w:t>
+        <w:t>Registrar a dúvida principal do cliente.</w:t>
       </w:r>
     </w:p>
     <w:p>
@@ -1988,7 +2068,7 @@
         <w:pStyle w:val="ListBullet"/>
       </w:pPr>
       <w:r>
-        <w:t>Cliente: Isso pode mudar a aceitação?</w:t>
+        <w:t>Separar explicação comercial de decisão formal da seguradora.</w:t>
       </w:r>
     </w:p>
     <w:p>
@@ -1996,7 +2076,15 @@
         <w:pStyle w:val="ListBullet"/>
       </w:pPr>
       <w:r>
-        <w:t>Corretor: Pode influenciar a decisão, o valor ou alguma condição específica.</w:t>
+        <w:t>Apontar os verbetes e FAQs relacionados quando houver dúvida técnica.</w:t>
+      </w:r>
+    </w:p>
+    <w:p>
+      <w:pPr>
+        <w:pStyle w:val="Heading2"/>
+      </w:pPr>
+      <w:r>
+        <w:t>Termos relacionados</w:t>
       </w:r>
     </w:p>
     <w:p>
@@ -2004,7 +2092,7 @@
         <w:pStyle w:val="ListBullet"/>
       </w:pPr>
       <w:r>
-        <w:t>Corretor: O item `MED-0054` deve ser explicado com cuidado nesta etapa.</w:t>
+        <w:t>MED-0053</w:t>
       </w:r>
     </w:p>
     <w:p>
@@ -2012,7 +2100,7 @@
         <w:pStyle w:val="ListBullet"/>
       </w:pPr>
       <w:r>
-        <w:t>Cliente: Isso pode mudar a aceitação?</w:t>
+        <w:t>MED-0054</w:t>
       </w:r>
     </w:p>
     <w:p>
@@ -2020,7 +2108,7 @@
         <w:pStyle w:val="ListBullet"/>
       </w:pPr>
       <w:r>
-        <w:t>Corretor: Pode influenciar a decisão, o valor ou alguma condição específica.</w:t>
+        <w:t>MED-0055</w:t>
       </w:r>
     </w:p>
     <w:p>
@@ -2028,7 +2116,15 @@
         <w:pStyle w:val="ListBullet"/>
       </w:pPr>
       <w:r>
-        <w:t>Corretor: O item `MED-0055` deve ser explicado com cuidado nesta etapa.</w:t>
+        <w:t>MED-0056</w:t>
+      </w:r>
+    </w:p>
+    <w:p>
+      <w:pPr>
+        <w:pStyle w:val="Heading2"/>
+      </w:pPr>
+      <w:r>
+        <w:t>FAQs relacionadas</w:t>
       </w:r>
     </w:p>
     <w:p>
@@ -2036,7 +2132,7 @@
         <w:pStyle w:val="ListBullet"/>
       </w:pPr>
       <w:r>
-        <w:t>Cliente: Isso pode mudar a aceitação?</w:t>
+        <w:t>FAQ-MED-0053</w:t>
       </w:r>
     </w:p>
     <w:p>
@@ -2044,7 +2140,7 @@
         <w:pStyle w:val="ListBullet"/>
       </w:pPr>
       <w:r>
-        <w:t>Corretor: Pode influenciar a decisão, o valor ou alguma condição específica.</w:t>
+        <w:t>FAQ-MED-0054</w:t>
       </w:r>
     </w:p>
     <w:p>
@@ -2052,7 +2148,7 @@
         <w:pStyle w:val="ListBullet"/>
       </w:pPr>
       <w:r>
-        <w:t>Corretor: O item `MED-0056` deve ser explicado com cuidado nesta etapa.</w:t>
+        <w:t>FAQ-MED-0055</w:t>
       </w:r>
     </w:p>
     <w:p>
@@ -2060,7 +2156,15 @@
         <w:pStyle w:val="ListBullet"/>
       </w:pPr>
       <w:r>
-        <w:t>Cliente: Isso pode mudar a aceitação?</w:t>
+        <w:t>FAQ-MED-0056</w:t>
+      </w:r>
+    </w:p>
+    <w:p>
+      <w:pPr>
+        <w:pStyle w:val="Heading2"/>
+      </w:pPr>
+      <w:r>
+        <w:t>Casos relacionados</w:t>
       </w:r>
     </w:p>
     <w:p>
@@ -2068,7 +2172,15 @@
         <w:pStyle w:val="ListBullet"/>
       </w:pPr>
       <w:r>
-        <w:t>Corretor: Pode influenciar a decisão, o valor ou alguma condição específica.</w:t>
+        <w:t>CASE-MED-0023</w:t>
+      </w:r>
+    </w:p>
+    <w:p>
+      <w:pPr>
+        <w:pStyle w:val="Heading2"/>
+      </w:pPr>
+      <w:r>
+        <w:t>Referências cruzadas</w:t>
       </w:r>
     </w:p>
     <w:p>
@@ -2076,7 +2188,7 @@
         <w:pStyle w:val="ListBullet"/>
       </w:pPr>
       <w:r>
-        <w:t>Cliente: O que eu devo fazer agora?</w:t>
+        <w:t>MED-0053</w:t>
       </w:r>
     </w:p>
     <w:p>
@@ -2084,7 +2196,63 @@
         <w:pStyle w:val="ListBullet"/>
       </w:pPr>
       <w:r>
-        <w:t>Corretor: Responder corretamente, conferir documentos e aguardar a decisão formal.</w:t>
+        <w:t>MED-0054</w:t>
+      </w:r>
+    </w:p>
+    <w:p>
+      <w:pPr>
+        <w:pStyle w:val="ListBullet"/>
+      </w:pPr>
+      <w:r>
+        <w:t>MED-0055</w:t>
+      </w:r>
+    </w:p>
+    <w:p>
+      <w:pPr>
+        <w:pStyle w:val="ListBullet"/>
+      </w:pPr>
+      <w:r>
+        <w:t>MED-0056</w:t>
+      </w:r>
+    </w:p>
+    <w:p>
+      <w:pPr>
+        <w:pStyle w:val="ListBullet"/>
+      </w:pPr>
+      <w:r>
+        <w:t>FAQ-MED-0053</w:t>
+      </w:r>
+    </w:p>
+    <w:p>
+      <w:pPr>
+        <w:pStyle w:val="ListBullet"/>
+      </w:pPr>
+      <w:r>
+        <w:t>FAQ-MED-0054</w:t>
+      </w:r>
+    </w:p>
+    <w:p>
+      <w:pPr>
+        <w:pStyle w:val="ListBullet"/>
+      </w:pPr>
+      <w:r>
+        <w:t>FAQ-MED-0055</w:t>
+      </w:r>
+    </w:p>
+    <w:p>
+      <w:pPr>
+        <w:pStyle w:val="ListBullet"/>
+      </w:pPr>
+      <w:r>
+        <w:t>FAQ-MED-0056</w:t>
+      </w:r>
+    </w:p>
+    <w:p>
+      <w:pPr>
+        <w:pStyle w:val="ListBullet"/>
+      </w:pPr>
+      <w:r>
+        <w:t>CASE-MED-0023</w:t>
       </w:r>
     </w:p>
     <w:p>
@@ -2092,7 +2260,7 @@
         <w:pStyle w:val="Heading2"/>
       </w:pPr>
       <w:r>
-        <w:t>Pontos de atenção para o corretor</w:t>
+        <w:t>Tags</w:t>
       </w:r>
     </w:p>
     <w:p>
@@ -2100,7 +2268,7 @@
         <w:pStyle w:val="ListBullet"/>
       </w:pPr>
       <w:r>
-        <w:t>Não afirmar cobertura antes da formação do contrato.</w:t>
+        <w:t>dialogue</w:t>
       </w:r>
     </w:p>
     <w:p>
@@ -2108,7 +2276,7 @@
         <w:pStyle w:val="ListBullet"/>
       </w:pPr>
       <w:r>
-        <w:t>Conferir segurado, contratante e forma de pagamento.</w:t>
+        <w:t>med</w:t>
       </w:r>
     </w:p>
     <w:p>
@@ -2116,7 +2284,15 @@
         <w:pStyle w:val="ListBullet"/>
       </w:pPr>
       <w:r>
-        <w:t>Explicar condições especiais antes da assinatura final.</w:t>
+        <w:t>atendimento-bilingue</w:t>
+      </w:r>
+    </w:p>
+    <w:p>
+      <w:pPr>
+        <w:pStyle w:val="ListBullet"/>
+      </w:pPr>
+      <w:r>
+        <w:t>notebooklm</w:t>
       </w:r>
     </w:p>
     <w:p>
@@ -2124,7 +2300,7 @@
         <w:pStyle w:val="Heading2"/>
       </w:pPr>
       <w:r>
-        <w:t>Termos relacionados</w:t>
+        <w:t>Veja também</w:t>
       </w:r>
     </w:p>
     <w:p>
@@ -2132,207 +2308,7 @@
         <w:pStyle w:val="ListBullet"/>
       </w:pPr>
       <w:r>
-        <w:t>MED-0053</w:t>
-      </w:r>
-    </w:p>
-    <w:p>
-      <w:pPr>
-        <w:pStyle w:val="ListBullet"/>
-      </w:pPr>
-      <w:r>
-        <w:t>MED-0054</w:t>
-      </w:r>
-    </w:p>
-    <w:p>
-      <w:pPr>
-        <w:pStyle w:val="ListBullet"/>
-      </w:pPr>
-      <w:r>
-        <w:t>MED-0055</w:t>
-      </w:r>
-    </w:p>
-    <w:p>
-      <w:pPr>
-        <w:pStyle w:val="ListBullet"/>
-      </w:pPr>
-      <w:r>
-        <w:t>MED-0056</w:t>
-      </w:r>
-    </w:p>
-    <w:p>
-      <w:pPr>
-        <w:pStyle w:val="Heading2"/>
-      </w:pPr>
-      <w:r>
-        <w:t>FAQs relacionadas</w:t>
-      </w:r>
-    </w:p>
-    <w:p>
-      <w:pPr>
-        <w:pStyle w:val="ListBullet"/>
-      </w:pPr>
-      <w:r>
-        <w:t>FAQ-MED-0053</w:t>
-      </w:r>
-    </w:p>
-    <w:p>
-      <w:pPr>
-        <w:pStyle w:val="ListBullet"/>
-      </w:pPr>
-      <w:r>
-        <w:t>FAQ-MED-0054</w:t>
-      </w:r>
-    </w:p>
-    <w:p>
-      <w:pPr>
-        <w:pStyle w:val="ListBullet"/>
-      </w:pPr>
-      <w:r>
-        <w:t>FAQ-MED-0055</w:t>
-      </w:r>
-    </w:p>
-    <w:p>
-      <w:pPr>
-        <w:pStyle w:val="ListBullet"/>
-      </w:pPr>
-      <w:r>
-        <w:t>FAQ-MED-0056</w:t>
-      </w:r>
-    </w:p>
-    <w:p>
-      <w:pPr>
-        <w:pStyle w:val="Heading2"/>
-      </w:pPr>
-      <w:r>
-        <w:t>Casos relacionados</w:t>
-      </w:r>
-    </w:p>
-    <w:p>
-      <w:pPr>
-        <w:pStyle w:val="ListBullet"/>
-      </w:pPr>
-      <w:r>
-        <w:t>CASE-MED-0023</w:t>
-      </w:r>
-    </w:p>
-    <w:p>
-      <w:pPr>
-        <w:pStyle w:val="Heading2"/>
-      </w:pPr>
-      <w:r>
-        <w:t>Referências cruzadas</w:t>
-      </w:r>
-    </w:p>
-    <w:p>
-      <w:pPr>
-        <w:pStyle w:val="ListBullet"/>
-      </w:pPr>
-      <w:r>
-        <w:t>MED-0053</w:t>
-      </w:r>
-    </w:p>
-    <w:p>
-      <w:pPr>
-        <w:pStyle w:val="ListBullet"/>
-      </w:pPr>
-      <w:r>
-        <w:t>MED-0054</w:t>
-      </w:r>
-    </w:p>
-    <w:p>
-      <w:pPr>
-        <w:pStyle w:val="ListBullet"/>
-      </w:pPr>
-      <w:r>
-        <w:t>MED-0055</w:t>
-      </w:r>
-    </w:p>
-    <w:p>
-      <w:pPr>
-        <w:pStyle w:val="ListBullet"/>
-      </w:pPr>
-      <w:r>
-        <w:t>MED-0056</w:t>
-      </w:r>
-    </w:p>
-    <w:p>
-      <w:pPr>
-        <w:pStyle w:val="ListBullet"/>
-      </w:pPr>
-      <w:r>
-        <w:t>FAQ-MED-0053</w:t>
-      </w:r>
-    </w:p>
-    <w:p>
-      <w:pPr>
-        <w:pStyle w:val="ListBullet"/>
-      </w:pPr>
-      <w:r>
-        <w:t>FAQ-MED-0054</w:t>
-      </w:r>
-    </w:p>
-    <w:p>
-      <w:pPr>
-        <w:pStyle w:val="ListBullet"/>
-      </w:pPr>
-      <w:r>
-        <w:t>FAQ-MED-0055</w:t>
-      </w:r>
-    </w:p>
-    <w:p>
-      <w:pPr>
-        <w:pStyle w:val="ListBullet"/>
-      </w:pPr>
-      <w:r>
-        <w:t>FAQ-MED-0056</w:t>
-      </w:r>
-    </w:p>
-    <w:p>
-      <w:pPr>
-        <w:pStyle w:val="ListBullet"/>
-      </w:pPr>
-      <w:r>
-        <w:t>CASE-MED-0023</w:t>
-      </w:r>
-    </w:p>
-    <w:p>
-      <w:pPr>
-        <w:pStyle w:val="Heading2"/>
-      </w:pPr>
-      <w:r>
-        <w:t>Tags</w:t>
-      </w:r>
-    </w:p>
-    <w:p>
-      <w:pPr>
-        <w:pStyle w:val="ListBullet"/>
-      </w:pPr>
-      <w:r>
-        <w:t>dialogue</w:t>
-      </w:r>
-    </w:p>
-    <w:p>
-      <w:pPr>
-        <w:pStyle w:val="ListBullet"/>
-      </w:pPr>
-      <w:r>
-        <w:t>med</w:t>
-      </w:r>
-    </w:p>
-    <w:p>
-      <w:pPr>
-        <w:pStyle w:val="ListBullet"/>
-      </w:pPr>
-      <w:r>
-        <w:t>contratacao</w:t>
-      </w:r>
-    </w:p>
-    <w:p>
-      <w:pPr>
-        <w:pStyle w:val="ListBullet"/>
-      </w:pPr>
-      <w:r>
-        <w:t>avaliacao</w:t>
+        <w:t>`15_CaseStudies/MED/CASE-MED-0023.md`</w:t>
       </w:r>
     </w:p>
     <w:p>
@@ -2414,7 +2390,7 @@
           </w:tcPr>
           <w:p>
             <w:r>
-              <w:t>0.1</w:t>
+              <w:t>0.2</w:t>
             </w:r>
           </w:p>
         </w:tc>
@@ -2434,7 +2410,7 @@
           </w:tcPr>
           <w:p>
             <w:r>
-              <w:t>Criação inicial.</w:t>
+              <w:t>Normalização bilíngue com versão japonesa e portuguesa.</w:t>
             </w:r>
           </w:p>
         </w:tc>
@@ -2451,7 +2427,7 @@
         <w:pStyle w:val="Heading1"/>
       </w:pPr>
       <w:r>
-        <w:t>DIALOGUE-MED-0015 - Contratação e aceitação médica 5</w:t>
+        <w:t>DIALOGUE-MED-0015 - Confirmação contratual, cancelamento, retirada da proposta e alteração</w:t>
       </w:r>
     </w:p>
     <w:p>
@@ -2467,7 +2443,7 @@
         <w:pStyle w:val="ListBullet"/>
       </w:pPr>
       <w:r>
-        <w:t>Versão: 0.1</w:t>
+        <w:t>Versão: 0.2</w:t>
       </w:r>
     </w:p>
     <w:p>
@@ -2491,7 +2467,7 @@
         <w:pStyle w:val="ListBullet"/>
       </w:pPr>
       <w:r>
-        <w:t>Histórico: Criação inicial.</w:t>
+        <w:t>Histórico: Normalização bilíngue para uso por corretor japonês no NotebookLM.</w:t>
       </w:r>
     </w:p>
     <w:p>
@@ -2530,7 +2506,7 @@
     </w:p>
     <w:p>
       <w:r>
-        <w:t>Cliente precisa entender contratação, avaliação médica, condição de aceitação ou alteração contratual.</w:t>
+        <w:t>Cliente quer conferir ou alterar contrato recém emitido.</w:t>
       </w:r>
     </w:p>
     <w:p>
@@ -2538,12 +2514,36 @@
         <w:pStyle w:val="Heading2"/>
       </w:pPr>
       <w:r>
+        <w:t>Participantes</w:t>
+      </w:r>
+    </w:p>
+    <w:p>
+      <w:pPr>
+        <w:pStyle w:val="ListBullet"/>
+      </w:pPr>
+      <w:r>
+        <w:t>Corretor: corretor japonês</w:t>
+      </w:r>
+    </w:p>
+    <w:p>
+      <w:pPr>
+        <w:pStyle w:val="ListBullet"/>
+      </w:pPr>
+      <w:r>
+        <w:t>Cliente: cliente brasileiro residente no Japão</w:t>
+      </w:r>
+    </w:p>
+    <w:p>
+      <w:pPr>
+        <w:pStyle w:val="Heading2"/>
+      </w:pPr>
+      <w:r>
         <w:t>Objetivo do diálogo</w:t>
       </w:r>
     </w:p>
     <w:p>
       <w:r>
-        <w:t>Reduzir expectativa incorreta antes da emissão e explicar que aceitação depende da análise da seguradora.</w:t>
+        <w:t>Orientar confirmação do contrato, direito de cancelamento, retirada da proposta e alteração contratual.</w:t>
       </w:r>
     </w:p>
     <w:p>
@@ -2551,7 +2551,73 @@
         <w:pStyle w:val="Heading2"/>
       </w:pPr>
       <w:r>
-        <w:t>Diálogo</w:t>
+        <w:t>Versão em japonês</w:t>
+      </w:r>
+    </w:p>
+    <w:p>
+      <w:r>
+        <w:t>**Corretor:** 契約内容確認では、保障内容、保険料、契約者、被保険者を確認します。</w:t>
+      </w:r>
+    </w:p>
+    <w:p>
+      <w:r>
+        <w:t>**Cliente:** それはポルトガル語でお客様にどう説明すればよいですか。</w:t>
+      </w:r>
+    </w:p>
+    <w:p>
+      <w:r>
+        <w:t>**Corretor:** クーリングオフや申込撤回には期限と条件があります。</w:t>
+      </w:r>
+    </w:p>
+    <w:p>
+      <w:r>
+        <w:t>**Cliente:** 支払いを約束してもよいですか。</w:t>
+      </w:r>
+    </w:p>
+    <w:p>
+      <w:r>
+        <w:t>**Corretor:** 契約変更は、保険会社の手続きに従って確認します。</w:t>
+      </w:r>
+    </w:p>
+    <w:p>
+      <w:pPr>
+        <w:pStyle w:val="Heading2"/>
+      </w:pPr>
+      <w:r>
+        <w:t>Versão em português brasileiro</w:t>
+      </w:r>
+    </w:p>
+    <w:p>
+      <w:r>
+        <w:t>**Corretor:** Na confirmação do contrato, vamos conferir cobertura, valor, contratante e segurado.</w:t>
+      </w:r>
+    </w:p>
+    <w:p>
+      <w:r>
+        <w:t>**Cliente:** Então isso já garante o pagamento?</w:t>
+      </w:r>
+    </w:p>
+    <w:p>
+      <w:r>
+        <w:t>**Corretor:** Cancelamento no prazo legal ou retirada da proposta têm prazo e regras próprias.</w:t>
+      </w:r>
+    </w:p>
+    <w:p>
+      <w:r>
+        <w:t>**Cliente:** O que eu preciso fazer agora?</w:t>
+      </w:r>
+    </w:p>
+    <w:p>
+      <w:r>
+        <w:t>**Corretor:** Alteração contratual precisa seguir o procedimento da seguradora.</w:t>
+      </w:r>
+    </w:p>
+    <w:p>
+      <w:pPr>
+        <w:pStyle w:val="Heading2"/>
+      </w:pPr>
+      <w:r>
+        <w:t>Notas culturais ou comerciais</w:t>
       </w:r>
     </w:p>
     <w:p>
@@ -2559,7 +2625,7 @@
         <w:pStyle w:val="ListBullet"/>
       </w:pPr>
       <w:r>
-        <w:t>Corretor: Antes de confirmar a contratação, precisamos revisar dados, saúde e condições do produto.</w:t>
+        <w:t>Confirmar documentos e condições antes de orientar o cliente.</w:t>
       </w:r>
     </w:p>
     <w:p>
@@ -2567,7 +2633,7 @@
         <w:pStyle w:val="ListBullet"/>
       </w:pPr>
       <w:r>
-        <w:t>Cliente: Então eu já estou coberto quando envio a proposta?</w:t>
+        <w:t>Não prometer aceitação, cobertura ou pagamento antes da análise da seguradora.</w:t>
       </w:r>
     </w:p>
     <w:p>
@@ -2575,7 +2641,15 @@
         <w:pStyle w:val="ListBullet"/>
       </w:pPr>
       <w:r>
-        <w:t>Corretor: Ainda não necessariamente. A seguradora precisa analisar e aceitar conforme as regras.</w:t>
+        <w:t>Usar português simples e evitar tradução literal quando prejudicar a compreensão.</w:t>
+      </w:r>
+    </w:p>
+    <w:p>
+      <w:pPr>
+        <w:pStyle w:val="Heading2"/>
+      </w:pPr>
+      <w:r>
+        <w:t>Pontos de atenção para o corretor</w:t>
       </w:r>
     </w:p>
     <w:p>
@@ -2583,7 +2657,7 @@
         <w:pStyle w:val="ListBullet"/>
       </w:pPr>
       <w:r>
-        <w:t>Corretor: O item `MED-0057` deve ser explicado com cuidado nesta etapa.</w:t>
+        <w:t>Registrar a dúvida principal do cliente.</w:t>
       </w:r>
     </w:p>
     <w:p>
@@ -2591,7 +2665,7 @@
         <w:pStyle w:val="ListBullet"/>
       </w:pPr>
       <w:r>
-        <w:t>Cliente: Isso pode mudar a aceitação?</w:t>
+        <w:t>Separar explicação comercial de decisão formal da seguradora.</w:t>
       </w:r>
     </w:p>
     <w:p>
@@ -2599,7 +2673,15 @@
         <w:pStyle w:val="ListBullet"/>
       </w:pPr>
       <w:r>
-        <w:t>Corretor: Pode influenciar a decisão, o valor ou alguma condição específica.</w:t>
+        <w:t>Apontar os verbetes e FAQs relacionados quando houver dúvida técnica.</w:t>
+      </w:r>
+    </w:p>
+    <w:p>
+      <w:pPr>
+        <w:pStyle w:val="Heading2"/>
+      </w:pPr>
+      <w:r>
+        <w:t>Termos relacionados</w:t>
       </w:r>
     </w:p>
     <w:p>
@@ -2607,7 +2689,7 @@
         <w:pStyle w:val="ListBullet"/>
       </w:pPr>
       <w:r>
-        <w:t>Corretor: O item `MED-0058` deve ser explicado com cuidado nesta etapa.</w:t>
+        <w:t>MED-0057</w:t>
       </w:r>
     </w:p>
     <w:p>
@@ -2615,7 +2697,7 @@
         <w:pStyle w:val="ListBullet"/>
       </w:pPr>
       <w:r>
-        <w:t>Cliente: Isso pode mudar a aceitação?</w:t>
+        <w:t>MED-0058</w:t>
       </w:r>
     </w:p>
     <w:p>
@@ -2623,7 +2705,7 @@
         <w:pStyle w:val="ListBullet"/>
       </w:pPr>
       <w:r>
-        <w:t>Corretor: Pode influenciar a decisão, o valor ou alguma condição específica.</w:t>
+        <w:t>MED-0059</w:t>
       </w:r>
     </w:p>
     <w:p>
@@ -2631,7 +2713,15 @@
         <w:pStyle w:val="ListBullet"/>
       </w:pPr>
       <w:r>
-        <w:t>Corretor: O item `MED-0059` deve ser explicado com cuidado nesta etapa.</w:t>
+        <w:t>MED-0060</w:t>
+      </w:r>
+    </w:p>
+    <w:p>
+      <w:pPr>
+        <w:pStyle w:val="Heading2"/>
+      </w:pPr>
+      <w:r>
+        <w:t>FAQs relacionadas</w:t>
       </w:r>
     </w:p>
     <w:p>
@@ -2639,7 +2729,7 @@
         <w:pStyle w:val="ListBullet"/>
       </w:pPr>
       <w:r>
-        <w:t>Cliente: Isso pode mudar a aceitação?</w:t>
+        <w:t>FAQ-MED-0057</w:t>
       </w:r>
     </w:p>
     <w:p>
@@ -2647,7 +2737,7 @@
         <w:pStyle w:val="ListBullet"/>
       </w:pPr>
       <w:r>
-        <w:t>Corretor: Pode influenciar a decisão, o valor ou alguma condição específica.</w:t>
+        <w:t>FAQ-MED-0058</w:t>
       </w:r>
     </w:p>
     <w:p>
@@ -2655,7 +2745,7 @@
         <w:pStyle w:val="ListBullet"/>
       </w:pPr>
       <w:r>
-        <w:t>Corretor: O item `MED-0060` deve ser explicado com cuidado nesta etapa.</w:t>
+        <w:t>FAQ-MED-0059</w:t>
       </w:r>
     </w:p>
     <w:p>
@@ -2663,7 +2753,15 @@
         <w:pStyle w:val="ListBullet"/>
       </w:pPr>
       <w:r>
-        <w:t>Cliente: Isso pode mudar a aceitação?</w:t>
+        <w:t>FAQ-MED-0060</w:t>
+      </w:r>
+    </w:p>
+    <w:p>
+      <w:pPr>
+        <w:pStyle w:val="Heading2"/>
+      </w:pPr>
+      <w:r>
+        <w:t>Casos relacionados</w:t>
       </w:r>
     </w:p>
     <w:p>
@@ -2671,7 +2769,15 @@
         <w:pStyle w:val="ListBullet"/>
       </w:pPr>
       <w:r>
-        <w:t>Corretor: Pode influenciar a decisão, o valor ou alguma condição específica.</w:t>
+        <w:t>CASE-MED-0024</w:t>
+      </w:r>
+    </w:p>
+    <w:p>
+      <w:pPr>
+        <w:pStyle w:val="Heading2"/>
+      </w:pPr>
+      <w:r>
+        <w:t>Referências cruzadas</w:t>
       </w:r>
     </w:p>
     <w:p>
@@ -2679,7 +2785,7 @@
         <w:pStyle w:val="ListBullet"/>
       </w:pPr>
       <w:r>
-        <w:t>Cliente: O que eu devo fazer agora?</w:t>
+        <w:t>MED-0057</w:t>
       </w:r>
     </w:p>
     <w:p>
@@ -2687,7 +2793,63 @@
         <w:pStyle w:val="ListBullet"/>
       </w:pPr>
       <w:r>
-        <w:t>Corretor: Responder corretamente, conferir documentos e aguardar a decisão formal.</w:t>
+        <w:t>MED-0058</w:t>
+      </w:r>
+    </w:p>
+    <w:p>
+      <w:pPr>
+        <w:pStyle w:val="ListBullet"/>
+      </w:pPr>
+      <w:r>
+        <w:t>MED-0059</w:t>
+      </w:r>
+    </w:p>
+    <w:p>
+      <w:pPr>
+        <w:pStyle w:val="ListBullet"/>
+      </w:pPr>
+      <w:r>
+        <w:t>MED-0060</w:t>
+      </w:r>
+    </w:p>
+    <w:p>
+      <w:pPr>
+        <w:pStyle w:val="ListBullet"/>
+      </w:pPr>
+      <w:r>
+        <w:t>FAQ-MED-0057</w:t>
+      </w:r>
+    </w:p>
+    <w:p>
+      <w:pPr>
+        <w:pStyle w:val="ListBullet"/>
+      </w:pPr>
+      <w:r>
+        <w:t>FAQ-MED-0058</w:t>
+      </w:r>
+    </w:p>
+    <w:p>
+      <w:pPr>
+        <w:pStyle w:val="ListBullet"/>
+      </w:pPr>
+      <w:r>
+        <w:t>FAQ-MED-0059</w:t>
+      </w:r>
+    </w:p>
+    <w:p>
+      <w:pPr>
+        <w:pStyle w:val="ListBullet"/>
+      </w:pPr>
+      <w:r>
+        <w:t>FAQ-MED-0060</w:t>
+      </w:r>
+    </w:p>
+    <w:p>
+      <w:pPr>
+        <w:pStyle w:val="ListBullet"/>
+      </w:pPr>
+      <w:r>
+        <w:t>CASE-MED-0024</w:t>
       </w:r>
     </w:p>
     <w:p>
@@ -2695,7 +2857,7 @@
         <w:pStyle w:val="Heading2"/>
       </w:pPr>
       <w:r>
-        <w:t>Pontos de atenção para o corretor</w:t>
+        <w:t>Tags</w:t>
       </w:r>
     </w:p>
     <w:p>
@@ -2703,7 +2865,7 @@
         <w:pStyle w:val="ListBullet"/>
       </w:pPr>
       <w:r>
-        <w:t>Não afirmar cobertura antes da formação do contrato.</w:t>
+        <w:t>dialogue</w:t>
       </w:r>
     </w:p>
     <w:p>
@@ -2711,7 +2873,7 @@
         <w:pStyle w:val="ListBullet"/>
       </w:pPr>
       <w:r>
-        <w:t>Conferir segurado, contratante e forma de pagamento.</w:t>
+        <w:t>med</w:t>
       </w:r>
     </w:p>
     <w:p>
@@ -2719,7 +2881,15 @@
         <w:pStyle w:val="ListBullet"/>
       </w:pPr>
       <w:r>
-        <w:t>Explicar condições especiais antes da assinatura final.</w:t>
+        <w:t>atendimento-bilingue</w:t>
+      </w:r>
+    </w:p>
+    <w:p>
+      <w:pPr>
+        <w:pStyle w:val="ListBullet"/>
+      </w:pPr>
+      <w:r>
+        <w:t>notebooklm</w:t>
       </w:r>
     </w:p>
     <w:p>
@@ -2727,7 +2897,7 @@
         <w:pStyle w:val="Heading2"/>
       </w:pPr>
       <w:r>
-        <w:t>Termos relacionados</w:t>
+        <w:t>Veja também</w:t>
       </w:r>
     </w:p>
     <w:p>
@@ -2735,207 +2905,7 @@
         <w:pStyle w:val="ListBullet"/>
       </w:pPr>
       <w:r>
-        <w:t>MED-0057</w:t>
-      </w:r>
-    </w:p>
-    <w:p>
-      <w:pPr>
-        <w:pStyle w:val="ListBullet"/>
-      </w:pPr>
-      <w:r>
-        <w:t>MED-0058</w:t>
-      </w:r>
-    </w:p>
-    <w:p>
-      <w:pPr>
-        <w:pStyle w:val="ListBullet"/>
-      </w:pPr>
-      <w:r>
-        <w:t>MED-0059</w:t>
-      </w:r>
-    </w:p>
-    <w:p>
-      <w:pPr>
-        <w:pStyle w:val="ListBullet"/>
-      </w:pPr>
-      <w:r>
-        <w:t>MED-0060</w:t>
-      </w:r>
-    </w:p>
-    <w:p>
-      <w:pPr>
-        <w:pStyle w:val="Heading2"/>
-      </w:pPr>
-      <w:r>
-        <w:t>FAQs relacionadas</w:t>
-      </w:r>
-    </w:p>
-    <w:p>
-      <w:pPr>
-        <w:pStyle w:val="ListBullet"/>
-      </w:pPr>
-      <w:r>
-        <w:t>FAQ-MED-0057</w:t>
-      </w:r>
-    </w:p>
-    <w:p>
-      <w:pPr>
-        <w:pStyle w:val="ListBullet"/>
-      </w:pPr>
-      <w:r>
-        <w:t>FAQ-MED-0058</w:t>
-      </w:r>
-    </w:p>
-    <w:p>
-      <w:pPr>
-        <w:pStyle w:val="ListBullet"/>
-      </w:pPr>
-      <w:r>
-        <w:t>FAQ-MED-0059</w:t>
-      </w:r>
-    </w:p>
-    <w:p>
-      <w:pPr>
-        <w:pStyle w:val="ListBullet"/>
-      </w:pPr>
-      <w:r>
-        <w:t>FAQ-MED-0060</w:t>
-      </w:r>
-    </w:p>
-    <w:p>
-      <w:pPr>
-        <w:pStyle w:val="Heading2"/>
-      </w:pPr>
-      <w:r>
-        <w:t>Casos relacionados</w:t>
-      </w:r>
-    </w:p>
-    <w:p>
-      <w:pPr>
-        <w:pStyle w:val="ListBullet"/>
-      </w:pPr>
-      <w:r>
-        <w:t>CASE-MED-0024</w:t>
-      </w:r>
-    </w:p>
-    <w:p>
-      <w:pPr>
-        <w:pStyle w:val="Heading2"/>
-      </w:pPr>
-      <w:r>
-        <w:t>Referências cruzadas</w:t>
-      </w:r>
-    </w:p>
-    <w:p>
-      <w:pPr>
-        <w:pStyle w:val="ListBullet"/>
-      </w:pPr>
-      <w:r>
-        <w:t>MED-0057</w:t>
-      </w:r>
-    </w:p>
-    <w:p>
-      <w:pPr>
-        <w:pStyle w:val="ListBullet"/>
-      </w:pPr>
-      <w:r>
-        <w:t>MED-0058</w:t>
-      </w:r>
-    </w:p>
-    <w:p>
-      <w:pPr>
-        <w:pStyle w:val="ListBullet"/>
-      </w:pPr>
-      <w:r>
-        <w:t>MED-0059</w:t>
-      </w:r>
-    </w:p>
-    <w:p>
-      <w:pPr>
-        <w:pStyle w:val="ListBullet"/>
-      </w:pPr>
-      <w:r>
-        <w:t>MED-0060</w:t>
-      </w:r>
-    </w:p>
-    <w:p>
-      <w:pPr>
-        <w:pStyle w:val="ListBullet"/>
-      </w:pPr>
-      <w:r>
-        <w:t>FAQ-MED-0057</w:t>
-      </w:r>
-    </w:p>
-    <w:p>
-      <w:pPr>
-        <w:pStyle w:val="ListBullet"/>
-      </w:pPr>
-      <w:r>
-        <w:t>FAQ-MED-0058</w:t>
-      </w:r>
-    </w:p>
-    <w:p>
-      <w:pPr>
-        <w:pStyle w:val="ListBullet"/>
-      </w:pPr>
-      <w:r>
-        <w:t>FAQ-MED-0059</w:t>
-      </w:r>
-    </w:p>
-    <w:p>
-      <w:pPr>
-        <w:pStyle w:val="ListBullet"/>
-      </w:pPr>
-      <w:r>
-        <w:t>FAQ-MED-0060</w:t>
-      </w:r>
-    </w:p>
-    <w:p>
-      <w:pPr>
-        <w:pStyle w:val="ListBullet"/>
-      </w:pPr>
-      <w:r>
-        <w:t>CASE-MED-0024</w:t>
-      </w:r>
-    </w:p>
-    <w:p>
-      <w:pPr>
-        <w:pStyle w:val="Heading2"/>
-      </w:pPr>
-      <w:r>
-        <w:t>Tags</w:t>
-      </w:r>
-    </w:p>
-    <w:p>
-      <w:pPr>
-        <w:pStyle w:val="ListBullet"/>
-      </w:pPr>
-      <w:r>
-        <w:t>dialogue</w:t>
-      </w:r>
-    </w:p>
-    <w:p>
-      <w:pPr>
-        <w:pStyle w:val="ListBullet"/>
-      </w:pPr>
-      <w:r>
-        <w:t>med</w:t>
-      </w:r>
-    </w:p>
-    <w:p>
-      <w:pPr>
-        <w:pStyle w:val="ListBullet"/>
-      </w:pPr>
-      <w:r>
-        <w:t>contratacao</w:t>
-      </w:r>
-    </w:p>
-    <w:p>
-      <w:pPr>
-        <w:pStyle w:val="ListBullet"/>
-      </w:pPr>
-      <w:r>
-        <w:t>avaliacao</w:t>
+        <w:t>`15_CaseStudies/MED/CASE-MED-0024.md`</w:t>
       </w:r>
     </w:p>
     <w:p>
@@ -3017,7 +2987,7 @@
           </w:tcPr>
           <w:p>
             <w:r>
-              <w:t>0.1</w:t>
+              <w:t>0.2</w:t>
             </w:r>
           </w:p>
         </w:tc>
@@ -3037,7 +3007,7 @@
           </w:tcPr>
           <w:p>
             <w:r>
-              <w:t>Criação inicial.</w:t>
+              <w:t>Normalização bilíngue com versão japonesa e portuguesa.</w:t>
             </w:r>
           </w:p>
         </w:tc>
@@ -3419,7 +3389,6 @@
     <w:rsid w:val="00FC693F"/>
     <w:rPr>
       <w:rFonts w:ascii="Arial" w:hAnsi="Arial" w:eastAsia="Yu Gothic"/>
-      <w:sz w:val="18"/>
     </w:rPr>
   </w:style>
   <w:style w:type="paragraph" w:styleId="Header">

--- a/18_DOCX/MED_DIALOGUES_0011_0015.docx
+++ b/18_DOCX/MED_DIALOGUES_0011_0015.docx
@@ -780,7 +780,7 @@
     </w:p>
     <w:p>
       <w:r>
-        <w:t>**Cliente:** 支払いを約束してもよいですか。</w:t>
+        <w:t>**Cliente:** 申告すれば、すぐに契約は成立しますか。</w:t>
       </w:r>
     </w:p>
     <w:p>
@@ -803,7 +803,7 @@
     </w:p>
     <w:p>
       <w:r>
-        <w:t>**Cliente:** Então isso já garante o pagamento?</w:t>
+        <w:t>**Cliente:** Se eu preencher tudo, o seguro já está aprovado?</w:t>
       </w:r>
     </w:p>
     <w:p>
@@ -834,7 +834,7 @@
         <w:pStyle w:val="ListBullet"/>
       </w:pPr>
       <w:r>
-        <w:t>Confirmar documentos e condições antes de orientar o cliente.</w:t>
+        <w:t>Explicar que preencher a declaração é etapa necessária, mas não garante aceitação automática.</w:t>
       </w:r>
     </w:p>
     <w:p>
@@ -1217,6 +1217,48 @@
           <w:p>
             <w:r>
               <w:t>Normalização bilíngue com versão japonesa e portuguesa.</w:t>
+            </w:r>
+          </w:p>
+        </w:tc>
+      </w:tr>
+      <w:tr>
+        <w:tc>
+          <w:tcPr>
+            <w:tcW w:type="dxa" w:w="2448"/>
+          </w:tcPr>
+          <w:p>
+            <w:r>
+              <w:t>2026-06-26</w:t>
+            </w:r>
+          </w:p>
+        </w:tc>
+        <w:tc>
+          <w:tcPr>
+            <w:tcW w:type="dxa" w:w="2448"/>
+          </w:tcPr>
+          <w:p>
+            <w:r>
+              <w:t>0.3</w:t>
+            </w:r>
+          </w:p>
+        </w:tc>
+        <w:tc>
+          <w:tcPr>
+            <w:tcW w:type="dxa" w:w="2448"/>
+          </w:tcPr>
+          <w:p>
+            <w:r>
+              <w:t>JP-BR Insurance Knowledge Base</w:t>
+            </w:r>
+          </w:p>
+        </w:tc>
+        <w:tc>
+          <w:tcPr>
+            <w:tcW w:type="dxa" w:w="2448"/>
+          </w:tcPr>
+          <w:p>
+            <w:r>
+              <w:t>Ajuste da objeção do cliente para contratação e aceitação.</w:t>
             </w:r>
           </w:p>
         </w:tc>

--- a/18_DOCX/MED_DIALOGUES_0011_0015.docx
+++ b/18_DOCX/MED_DIALOGUES_0011_0015.docx
@@ -7,7 +7,15 @@
         <w:pStyle w:val="Heading1"/>
       </w:pPr>
       <w:r>
-        <w:t>MED_DIALOGUES_0011_0015</w:t>
+        <w:t>MED_DIALOGUES_0011_0015 - Diálogos MED</w:t>
+      </w:r>
+    </w:p>
+    <w:p>
+      <w:pPr>
+        <w:pStyle w:val="Heading2"/>
+      </w:pPr>
+      <w:r>
+        <w:t>管理情報</w:t>
       </w:r>
     </w:p>
     <w:p>
@@ -15,7 +23,7 @@
         <w:pStyle w:val="ListBullet"/>
       </w:pPr>
       <w:r>
-        <w:t>Versão: 0.2</w:t>
+        <w:t>Versão: 0.3</w:t>
       </w:r>
     </w:p>
     <w:p>
@@ -23,7 +31,7 @@
         <w:pStyle w:val="ListBullet"/>
       </w:pPr>
       <w:r>
-        <w:t>Data: 2026-06-26</w:t>
+        <w:t>Data: 2026-06-27</w:t>
       </w:r>
     </w:p>
     <w:p>
@@ -36,6 +44,22 @@
     </w:p>
     <w:p>
       <w:pPr>
+        <w:pStyle w:val="ListBullet"/>
+      </w:pPr>
+      <w:r>
+        <w:t>Histórico: Consolidação atualizada com camada japonesa para o corretor e português explícito para o cliente brasileiro.</w:t>
+      </w:r>
+    </w:p>
+    <w:p>
+      <w:pPr>
+        <w:pStyle w:val="Heading2"/>
+      </w:pPr>
+      <w:r>
+        <w:t>統合コンテンツ</w:t>
+      </w:r>
+    </w:p>
+    <w:p>
+      <w:pPr>
         <w:pStyle w:val="Heading1"/>
       </w:pPr>
       <w:r>
@@ -47,7 +71,7 @@
         <w:pStyle w:val="Heading2"/>
       </w:pPr>
       <w:r>
-        <w:t>Controle</w:t>
+        <w:t>管理情報</w:t>
       </w:r>
     </w:p>
     <w:p>
@@ -55,7 +79,7 @@
         <w:pStyle w:val="ListBullet"/>
       </w:pPr>
       <w:r>
-        <w:t>Versão: 0.2</w:t>
+        <w:t>Versão: 0.3</w:t>
       </w:r>
     </w:p>
     <w:p>
@@ -63,7 +87,7 @@
         <w:pStyle w:val="ListBullet"/>
       </w:pPr>
       <w:r>
-        <w:t>Data: 2026-06-26</w:t>
+        <w:t>Data: 2026-06-27</w:t>
       </w:r>
     </w:p>
     <w:p>
@@ -79,7 +103,7 @@
         <w:pStyle w:val="ListBullet"/>
       </w:pPr>
       <w:r>
-        <w:t>Histórico: Normalização bilíngue para uso por corretor japonês no NotebookLM.</w:t>
+        <w:t>Histórico: Padronização do roteiro de fala ao cliente brasileiro com português explícito e leitura em katakana.</w:t>
       </w:r>
     </w:p>
     <w:p>
@@ -87,7 +111,7 @@
         <w:pStyle w:val="Heading2"/>
       </w:pPr>
       <w:r>
-        <w:t>Código</w:t>
+        <w:t>コード</w:t>
       </w:r>
     </w:p>
     <w:p>
@@ -113,12 +137,12 @@
         <w:pStyle w:val="Heading2"/>
       </w:pPr>
       <w:r>
-        <w:t>Situação de atendimento</w:t>
-      </w:r>
-    </w:p>
-    <w:p>
-      <w:r>
-        <w:t>Cliente está iniciando contratação de seguro médico.</w:t>
+        <w:t>対応場面</w:t>
+      </w:r>
+    </w:p>
+    <w:p>
+      <w:r>
+        <w:t>ブラジル人顧客が契約後すぐに保障を使えるかを確認する場面。</w:t>
       </w:r>
     </w:p>
     <w:p>
@@ -126,7 +150,7 @@
         <w:pStyle w:val="Heading2"/>
       </w:pPr>
       <w:r>
-        <w:t>Participantes</w:t>
+        <w:t>参加者</w:t>
       </w:r>
     </w:p>
     <w:p>
@@ -134,7 +158,7 @@
         <w:pStyle w:val="ListBullet"/>
       </w:pPr>
       <w:r>
-        <w:t>Corretor: corretor japonês</w:t>
+        <w:t>募集人: 日本人保険募集人</w:t>
       </w:r>
     </w:p>
     <w:p>
@@ -142,7 +166,7 @@
         <w:pStyle w:val="ListBullet"/>
       </w:pPr>
       <w:r>
-        <w:t>Cliente: cliente brasileiro residente no Japão</w:t>
+        <w:t>顧客: 日本在住のブラジル人顧客</w:t>
       </w:r>
     </w:p>
     <w:p>
@@ -150,12 +174,12 @@
         <w:pStyle w:val="Heading2"/>
       </w:pPr>
       <w:r>
-        <w:t>Objetivo do diálogo</w:t>
-      </w:r>
-    </w:p>
-    <w:p>
-      <w:r>
-        <w:t>Separar proposta, segurado, contratante e prêmio para evitar expectativa de cobertura automática.</w:t>
+        <w:t>対話の目的</w:t>
+      </w:r>
+    </w:p>
+    <w:p>
+      <w:r>
+        <w:t>契約成立日、保障開始日、待機期間、責任開始条件を分けて確認する。</w:t>
       </w:r>
     </w:p>
     <w:p>
@@ -163,32 +187,62 @@
         <w:pStyle w:val="Heading2"/>
       </w:pPr>
       <w:r>
-        <w:t>Versão em japonês</w:t>
-      </w:r>
-    </w:p>
-    <w:p>
-      <w:r>
-        <w:t>**Corretor:** 申込書を提出しても、すぐに契約成立とは限りません。</w:t>
-      </w:r>
-    </w:p>
-    <w:p>
-      <w:r>
-        <w:t>**Cliente:** それはポルトガル語でお客様にどう説明すればよいですか。</w:t>
-      </w:r>
-    </w:p>
-    <w:p>
-      <w:r>
-        <w:t>**Corretor:** 契約者と被保険者が同じかどうかを確認します。</w:t>
-      </w:r>
-    </w:p>
-    <w:p>
-      <w:r>
-        <w:t>**Cliente:** 支払いを約束してもよいですか。</w:t>
-      </w:r>
-    </w:p>
-    <w:p>
-      <w:r>
-        <w:t>**Corretor:** 保険料は保障内容と査定結果によって変わる場合があります。</w:t>
+        <w:t>日本語版</w:t>
+      </w:r>
+    </w:p>
+    <w:p>
+      <w:r>
+        <w:rPr>
+          <w:b/>
+        </w:rPr>
+        <w:t>募集人:</w:t>
+      </w:r>
+      <w:r>
+        <w:t xml:space="preserve"> 申込書を提出しても、すぐに契約成立とは限りません。</w:t>
+      </w:r>
+    </w:p>
+    <w:p>
+      <w:r>
+        <w:rPr>
+          <w:b/>
+        </w:rPr>
+        <w:t>顧客:</w:t>
+      </w:r>
+      <w:r>
+        <w:t xml:space="preserve"> それはポルトガル語でお客様にどう説明すればよいですか。</w:t>
+      </w:r>
+    </w:p>
+    <w:p>
+      <w:r>
+        <w:rPr>
+          <w:b/>
+        </w:rPr>
+        <w:t>募集人:</w:t>
+      </w:r>
+      <w:r>
+        <w:t xml:space="preserve"> 契約者と被保険者が同じかどうかを確認します。</w:t>
+      </w:r>
+    </w:p>
+    <w:p>
+      <w:r>
+        <w:rPr>
+          <w:b/>
+        </w:rPr>
+        <w:t>顧客:</w:t>
+      </w:r>
+      <w:r>
+        <w:t xml:space="preserve"> 支払いを約束してもよいですか。</w:t>
+      </w:r>
+    </w:p>
+    <w:p>
+      <w:r>
+        <w:rPr>
+          <w:b/>
+        </w:rPr>
+        <w:t>募集人:</w:t>
+      </w:r>
+      <w:r>
+        <w:t xml:space="preserve"> 保険料は保障内容と査定結果によって変わる場合があります。</w:t>
       </w:r>
     </w:p>
     <w:p>
@@ -196,32 +250,62 @@
         <w:pStyle w:val="Heading2"/>
       </w:pPr>
       <w:r>
-        <w:t>Versão em português brasileiro</w:t>
-      </w:r>
-    </w:p>
-    <w:p>
-      <w:r>
-        <w:t>**Corretor:** Enviar a proposta não significa que o contrato já foi aceito.</w:t>
-      </w:r>
-    </w:p>
-    <w:p>
-      <w:r>
-        <w:t>**Cliente:** Então isso já garante o pagamento?</w:t>
-      </w:r>
-    </w:p>
-    <w:p>
-      <w:r>
-        <w:t>**Corretor:** Vamos confirmar quem é o contratante e quem é o segurado.</w:t>
-      </w:r>
-    </w:p>
-    <w:p>
-      <w:r>
-        <w:t>**Cliente:** O que eu preciso fazer agora?</w:t>
-      </w:r>
-    </w:p>
-    <w:p>
-      <w:r>
-        <w:t>**Corretor:** O valor do seguro pode depender da cobertura e da análise da seguradora.</w:t>
+        <w:t>ブラジルポルトガル語版</w:t>
+      </w:r>
+    </w:p>
+    <w:p>
+      <w:r>
+        <w:rPr>
+          <w:b/>
+        </w:rPr>
+        <w:t>募集人:</w:t>
+      </w:r>
+      <w:r>
+        <w:t xml:space="preserve"> Enviar a proposta não significa que o contrato já foi aceito.</w:t>
+      </w:r>
+    </w:p>
+    <w:p>
+      <w:r>
+        <w:rPr>
+          <w:b/>
+        </w:rPr>
+        <w:t>顧客:</w:t>
+      </w:r>
+      <w:r>
+        <w:t xml:space="preserve"> Então isso já garante o pagamento?</w:t>
+      </w:r>
+    </w:p>
+    <w:p>
+      <w:r>
+        <w:rPr>
+          <w:b/>
+        </w:rPr>
+        <w:t>募集人:</w:t>
+      </w:r>
+      <w:r>
+        <w:t xml:space="preserve"> Vamos confirmar quem é o contratante e quem é o segurado.</w:t>
+      </w:r>
+    </w:p>
+    <w:p>
+      <w:r>
+        <w:rPr>
+          <w:b/>
+        </w:rPr>
+        <w:t>顧客:</w:t>
+      </w:r>
+      <w:r>
+        <w:t xml:space="preserve"> O que eu preciso fazer agora?</w:t>
+      </w:r>
+    </w:p>
+    <w:p>
+      <w:r>
+        <w:rPr>
+          <w:b/>
+        </w:rPr>
+        <w:t>募集人:</w:t>
+      </w:r>
+      <w:r>
+        <w:t xml:space="preserve"> O valor do seguro pode depender da cobertura e da análise da seguradora.</w:t>
       </w:r>
     </w:p>
     <w:p>
@@ -229,7 +313,7 @@
         <w:pStyle w:val="Heading2"/>
       </w:pPr>
       <w:r>
-        <w:t>Notas culturais ou comerciais</w:t>
+        <w:t>文化・営業上の注意</w:t>
       </w:r>
     </w:p>
     <w:p>
@@ -237,7 +321,7 @@
         <w:pStyle w:val="ListBullet"/>
       </w:pPr>
       <w:r>
-        <w:t>Confirmar documentos e condições antes de orientar o cliente.</w:t>
+        <w:t>医療保険と公的医療制度、治療費の精算、給付金の支払いを混同しない。</w:t>
       </w:r>
     </w:p>
     <w:p>
@@ -245,7 +329,15 @@
         <w:pStyle w:val="ListBullet"/>
       </w:pPr>
       <w:r>
-        <w:t>Não prometer aceitação, cobertura ou pagamento antes da análise da seguradora.</w:t>
+        <w:t>顧客には短いポルトガル語で説明し、正式判断は保険会社の査定事項として分ける。</w:t>
+      </w:r>
+    </w:p>
+    <w:p>
+      <w:pPr>
+        <w:pStyle w:val="Heading2"/>
+      </w:pPr>
+      <w:r>
+        <w:t>募集人の注意点</w:t>
       </w:r>
     </w:p>
     <w:p>
@@ -253,7 +345,23 @@
         <w:pStyle w:val="ListBullet"/>
       </w:pPr>
       <w:r>
-        <w:t>Usar português simples e evitar tradução literal quando prejudicar a compreensão.</w:t>
+        <w:t>顧客の質問を先に確認し、契約内容、告知内容、医療書類、関連日付を分けて整理する。</w:t>
+      </w:r>
+    </w:p>
+    <w:p>
+      <w:pPr>
+        <w:pStyle w:val="ListBullet"/>
+      </w:pPr>
+      <w:r>
+        <w:t>加入可否、支払可否、支払時期、査定結果を断定しない。</w:t>
+      </w:r>
+    </w:p>
+    <w:p>
+      <w:pPr>
+        <w:pStyle w:val="ListBullet"/>
+      </w:pPr>
+      <w:r>
+        <w:t>ポルトガル語の説明は短く、確認が必要な点は日本語で内部確認する。</w:t>
       </w:r>
     </w:p>
     <w:p>
@@ -261,7 +369,7 @@
         <w:pStyle w:val="Heading2"/>
       </w:pPr>
       <w:r>
-        <w:t>Pontos de atenção para o corretor</w:t>
+        <w:t>関連用語</w:t>
       </w:r>
     </w:p>
     <w:p>
@@ -269,7 +377,7 @@
         <w:pStyle w:val="ListBullet"/>
       </w:pPr>
       <w:r>
-        <w:t>Registrar a dúvida principal do cliente.</w:t>
+        <w:t>MED-0041</w:t>
       </w:r>
     </w:p>
     <w:p>
@@ -277,7 +385,7 @@
         <w:pStyle w:val="ListBullet"/>
       </w:pPr>
       <w:r>
-        <w:t>Separar explicação comercial de decisão formal da seguradora.</w:t>
+        <w:t>MED-0042</w:t>
       </w:r>
     </w:p>
     <w:p>
@@ -285,7 +393,15 @@
         <w:pStyle w:val="ListBullet"/>
       </w:pPr>
       <w:r>
-        <w:t>Apontar os verbetes e FAQs relacionados quando houver dúvida técnica.</w:t>
+        <w:t>MED-0043</w:t>
+      </w:r>
+    </w:p>
+    <w:p>
+      <w:pPr>
+        <w:pStyle w:val="ListBullet"/>
+      </w:pPr>
+      <w:r>
+        <w:t>MED-0044</w:t>
       </w:r>
     </w:p>
     <w:p>
@@ -293,7 +409,7 @@
         <w:pStyle w:val="Heading2"/>
       </w:pPr>
       <w:r>
-        <w:t>Termos relacionados</w:t>
+        <w:t>関連FAQ</w:t>
       </w:r>
     </w:p>
     <w:p>
@@ -301,6 +417,62 @@
         <w:pStyle w:val="ListBullet"/>
       </w:pPr>
       <w:r>
+        <w:t>FAQ-MED-0041</w:t>
+      </w:r>
+    </w:p>
+    <w:p>
+      <w:pPr>
+        <w:pStyle w:val="ListBullet"/>
+      </w:pPr>
+      <w:r>
+        <w:t>FAQ-MED-0042</w:t>
+      </w:r>
+    </w:p>
+    <w:p>
+      <w:pPr>
+        <w:pStyle w:val="ListBullet"/>
+      </w:pPr>
+      <w:r>
+        <w:t>FAQ-MED-0043</w:t>
+      </w:r>
+    </w:p>
+    <w:p>
+      <w:pPr>
+        <w:pStyle w:val="ListBullet"/>
+      </w:pPr>
+      <w:r>
+        <w:t>FAQ-MED-0044</w:t>
+      </w:r>
+    </w:p>
+    <w:p>
+      <w:pPr>
+        <w:pStyle w:val="Heading2"/>
+      </w:pPr>
+      <w:r>
+        <w:t>関連ケース</w:t>
+      </w:r>
+    </w:p>
+    <w:p>
+      <w:pPr>
+        <w:pStyle w:val="ListBullet"/>
+      </w:pPr>
+      <w:r>
+        <w:t>CASE-MED-0017</w:t>
+      </w:r>
+    </w:p>
+    <w:p>
+      <w:pPr>
+        <w:pStyle w:val="Heading2"/>
+      </w:pPr>
+      <w:r>
+        <w:t>相互参照</w:t>
+      </w:r>
+    </w:p>
+    <w:p>
+      <w:pPr>
+        <w:pStyle w:val="ListBullet"/>
+      </w:pPr>
+      <w:r>
         <w:t>MED-0041</w:t>
       </w:r>
     </w:p>
@@ -330,10 +502,50 @@
     </w:p>
     <w:p>
       <w:pPr>
+        <w:pStyle w:val="ListBullet"/>
+      </w:pPr>
+      <w:r>
+        <w:t>FAQ-MED-0041</w:t>
+      </w:r>
+    </w:p>
+    <w:p>
+      <w:pPr>
+        <w:pStyle w:val="ListBullet"/>
+      </w:pPr>
+      <w:r>
+        <w:t>FAQ-MED-0042</w:t>
+      </w:r>
+    </w:p>
+    <w:p>
+      <w:pPr>
+        <w:pStyle w:val="ListBullet"/>
+      </w:pPr>
+      <w:r>
+        <w:t>FAQ-MED-0043</w:t>
+      </w:r>
+    </w:p>
+    <w:p>
+      <w:pPr>
+        <w:pStyle w:val="ListBullet"/>
+      </w:pPr>
+      <w:r>
+        <w:t>FAQ-MED-0044</w:t>
+      </w:r>
+    </w:p>
+    <w:p>
+      <w:pPr>
+        <w:pStyle w:val="ListBullet"/>
+      </w:pPr>
+      <w:r>
+        <w:t>CASE-MED-0017</w:t>
+      </w:r>
+    </w:p>
+    <w:p>
+      <w:pPr>
         <w:pStyle w:val="Heading2"/>
       </w:pPr>
       <w:r>
-        <w:t>FAQs relacionadas</w:t>
+        <w:t>タグ</w:t>
       </w:r>
     </w:p>
     <w:p>
@@ -341,7 +553,7 @@
         <w:pStyle w:val="ListBullet"/>
       </w:pPr>
       <w:r>
-        <w:t>FAQ-MED-0041</w:t>
+        <w:t>dialogue</w:t>
       </w:r>
     </w:p>
     <w:p>
@@ -349,7 +561,7 @@
         <w:pStyle w:val="ListBullet"/>
       </w:pPr>
       <w:r>
-        <w:t>FAQ-MED-0042</w:t>
+        <w:t>med</w:t>
       </w:r>
     </w:p>
     <w:p>
@@ -357,7 +569,7 @@
         <w:pStyle w:val="ListBullet"/>
       </w:pPr>
       <w:r>
-        <w:t>FAQ-MED-0043</w:t>
+        <w:t>atendimento-bilingue</w:t>
       </w:r>
     </w:p>
     <w:p>
@@ -365,7 +577,7 @@
         <w:pStyle w:val="ListBullet"/>
       </w:pPr>
       <w:r>
-        <w:t>FAQ-MED-0044</w:t>
+        <w:t>notebooklm</w:t>
       </w:r>
     </w:p>
     <w:p>
@@ -373,7 +585,7 @@
         <w:pStyle w:val="Heading2"/>
       </w:pPr>
       <w:r>
-        <w:t>Casos relacionados</w:t>
+        <w:t>関連項目</w:t>
       </w:r>
     </w:p>
     <w:p>
@@ -381,7 +593,7 @@
         <w:pStyle w:val="ListBullet"/>
       </w:pPr>
       <w:r>
-        <w:t>CASE-MED-0017</w:t>
+        <w:t>`15_CaseStudies/MED/CASE-MED-0017.md`</w:t>
       </w:r>
     </w:p>
     <w:p>
@@ -389,79 +601,104 @@
         <w:pStyle w:val="Heading2"/>
       </w:pPr>
       <w:r>
-        <w:t>Referências cruzadas</w:t>
-      </w:r>
-    </w:p>
-    <w:p>
-      <w:pPr>
-        <w:pStyle w:val="ListBullet"/>
-      </w:pPr>
-      <w:r>
-        <w:t>MED-0041</w:t>
-      </w:r>
-    </w:p>
-    <w:p>
-      <w:pPr>
-        <w:pStyle w:val="ListBullet"/>
-      </w:pPr>
-      <w:r>
-        <w:t>MED-0042</w:t>
-      </w:r>
-    </w:p>
-    <w:p>
-      <w:pPr>
-        <w:pStyle w:val="ListBullet"/>
-      </w:pPr>
-      <w:r>
-        <w:t>MED-0043</w:t>
-      </w:r>
-    </w:p>
-    <w:p>
-      <w:pPr>
-        <w:pStyle w:val="ListBullet"/>
-      </w:pPr>
-      <w:r>
-        <w:t>MED-0044</w:t>
-      </w:r>
-    </w:p>
-    <w:p>
-      <w:pPr>
-        <w:pStyle w:val="ListBullet"/>
-      </w:pPr>
-      <w:r>
-        <w:t>FAQ-MED-0041</w:t>
-      </w:r>
-    </w:p>
-    <w:p>
-      <w:pPr>
-        <w:pStyle w:val="ListBullet"/>
-      </w:pPr>
-      <w:r>
-        <w:t>FAQ-MED-0042</w:t>
-      </w:r>
-    </w:p>
-    <w:p>
-      <w:pPr>
-        <w:pStyle w:val="ListBullet"/>
-      </w:pPr>
-      <w:r>
-        <w:t>FAQ-MED-0043</w:t>
-      </w:r>
-    </w:p>
-    <w:p>
-      <w:pPr>
-        <w:pStyle w:val="ListBullet"/>
-      </w:pPr>
-      <w:r>
-        <w:t>FAQ-MED-0044</w:t>
-      </w:r>
-    </w:p>
-    <w:p>
-      <w:pPr>
-        <w:pStyle w:val="ListBullet"/>
-      </w:pPr>
-      <w:r>
-        <w:t>CASE-MED-0017</w:t>
+        <w:t>ブラジルポルトガル語実用フレーズ</w:t>
+      </w:r>
+    </w:p>
+    <w:p>
+      <w:r>
+        <w:t>Este bloco é a versão operacional para o corretor japonês falar com o cliente brasileiro. O português deve ser lido primeiro; a linha em katakana serve apenas como apoio de pronúncia.</w:t>
+      </w:r>
+    </w:p>
+    <w:p>
+      <w:r>
+        <w:rPr>
+          <w:b/>
+        </w:rPr>
+        <w:t>顧客:</w:t>
+      </w:r>
+    </w:p>
+    <w:p>
+      <w:r>
+        <w:t>Português brasileiro: Quando começa a cobertura?</w:t>
+      </w:r>
+    </w:p>
+    <w:p>
+      <w:r>
+        <w:t>カタカナ読み: クアンド コメサ ア コベルトゥーラ</w:t>
+      </w:r>
+    </w:p>
+    <w:p>
+      <w:r>
+        <w:t>日本語確認用: 保障開始日を確認する質問。</w:t>
+      </w:r>
+    </w:p>
+    <w:p>
+      <w:r>
+        <w:rPr>
+          <w:b/>
+        </w:rPr>
+        <w:t>募集人:</w:t>
+      </w:r>
+    </w:p>
+    <w:p>
+      <w:r>
+        <w:t>Português brasileiro: Vamos verificar a data de início no contrato e se há período de espera.</w:t>
+      </w:r>
+    </w:p>
+    <w:p>
+      <w:r>
+        <w:t>カタカナ読み: ヴァモス ヴェリフィカール ア ダタ ジ イニシオ ノ コントラト イ セ ア ペリオド ジ エスペラ</w:t>
+      </w:r>
+    </w:p>
+    <w:p>
+      <w:r>
+        <w:t>日本語確認用: 契約始期と待機期間を確認する。</w:t>
+      </w:r>
+    </w:p>
+    <w:p>
+      <w:r>
+        <w:rPr>
+          <w:b/>
+        </w:rPr>
+        <w:t>顧客:</w:t>
+      </w:r>
+    </w:p>
+    <w:p>
+      <w:r>
+        <w:t>Português brasileiro: Posso usar logo depois de assinar?</w:t>
+      </w:r>
+    </w:p>
+    <w:p>
+      <w:r>
+        <w:t>カタカナ読み: ポッソ ウザール ロゴ デポイス ジ アシナール</w:t>
+      </w:r>
+    </w:p>
+    <w:p>
+      <w:r>
+        <w:t>日本語確認用: 署名直後の利用可否を確認する質問。</w:t>
+      </w:r>
+    </w:p>
+    <w:p>
+      <w:r>
+        <w:rPr>
+          <w:b/>
+        </w:rPr>
+        <w:t>募集人:</w:t>
+      </w:r>
+    </w:p>
+    <w:p>
+      <w:r>
+        <w:t>Português brasileiro: Não devemos assumir. Primeiro confirmamos aceitação, início e regras do contrato.</w:t>
+      </w:r>
+    </w:p>
+    <w:p>
+      <w:r>
+        <w:t>カタカナ読み: ナォン デヴェモス アスミール。プリメイロ コンフィルマモス アセイタサォン、イニシオ イ ヘグラス ド コントラト</w:t>
+      </w:r>
+    </w:p>
+    <w:p>
+      <w:r>
+        <w:t>日本語確認用: 引受、始期、契約規定を確認してから答える。</w:t>
       </w:r>
     </w:p>
     <w:p>
@@ -469,63 +706,7 @@
         <w:pStyle w:val="Heading2"/>
       </w:pPr>
       <w:r>
-        <w:t>Tags</w:t>
-      </w:r>
-    </w:p>
-    <w:p>
-      <w:pPr>
-        <w:pStyle w:val="ListBullet"/>
-      </w:pPr>
-      <w:r>
-        <w:t>dialogue</w:t>
-      </w:r>
-    </w:p>
-    <w:p>
-      <w:pPr>
-        <w:pStyle w:val="ListBullet"/>
-      </w:pPr>
-      <w:r>
-        <w:t>med</w:t>
-      </w:r>
-    </w:p>
-    <w:p>
-      <w:pPr>
-        <w:pStyle w:val="ListBullet"/>
-      </w:pPr>
-      <w:r>
-        <w:t>atendimento-bilingue</w:t>
-      </w:r>
-    </w:p>
-    <w:p>
-      <w:pPr>
-        <w:pStyle w:val="ListBullet"/>
-      </w:pPr>
-      <w:r>
-        <w:t>notebooklm</w:t>
-      </w:r>
-    </w:p>
-    <w:p>
-      <w:pPr>
-        <w:pStyle w:val="Heading2"/>
-      </w:pPr>
-      <w:r>
-        <w:t>Veja também</w:t>
-      </w:r>
-    </w:p>
-    <w:p>
-      <w:pPr>
-        <w:pStyle w:val="ListBullet"/>
-      </w:pPr>
-      <w:r>
-        <w:t>`15_CaseStudies/MED/CASE-MED-0017.md`</w:t>
-      </w:r>
-    </w:p>
-    <w:p>
-      <w:pPr>
-        <w:pStyle w:val="Heading2"/>
-      </w:pPr>
-      <w:r>
-        <w:t>Histórico de revisão</w:t>
+        <w:t>改訂履歴</w:t>
       </w:r>
     </w:p>
     <w:tbl>
@@ -535,15 +716,15 @@
         <w:tblLook w:firstColumn="1" w:firstRow="1" w:lastColumn="0" w:lastRow="0" w:noHBand="0" w:noVBand="1" w:val="04A0"/>
       </w:tblPr>
       <w:tblGrid>
-        <w:gridCol w:w="2448"/>
-        <w:gridCol w:w="2448"/>
-        <w:gridCol w:w="2448"/>
-        <w:gridCol w:w="2448"/>
+        <w:gridCol w:w="2520"/>
+        <w:gridCol w:w="2520"/>
+        <w:gridCol w:w="2520"/>
+        <w:gridCol w:w="2520"/>
       </w:tblGrid>
       <w:tr>
         <w:tc>
           <w:tcPr>
-            <w:tcW w:type="dxa" w:w="2448"/>
+            <w:tcW w:type="dxa" w:w="2520"/>
           </w:tcPr>
           <w:p>
             <w:r>
@@ -553,7 +734,7 @@
         </w:tc>
         <w:tc>
           <w:tcPr>
-            <w:tcW w:type="dxa" w:w="2448"/>
+            <w:tcW w:type="dxa" w:w="2520"/>
           </w:tcPr>
           <w:p>
             <w:r>
@@ -563,7 +744,7 @@
         </w:tc>
         <w:tc>
           <w:tcPr>
-            <w:tcW w:type="dxa" w:w="2448"/>
+            <w:tcW w:type="dxa" w:w="2520"/>
           </w:tcPr>
           <w:p>
             <w:r>
@@ -573,7 +754,7 @@
         </w:tc>
         <w:tc>
           <w:tcPr>
-            <w:tcW w:type="dxa" w:w="2448"/>
+            <w:tcW w:type="dxa" w:w="2520"/>
           </w:tcPr>
           <w:p>
             <w:r>
@@ -585,7 +766,7 @@
       <w:tr>
         <w:tc>
           <w:tcPr>
-            <w:tcW w:type="dxa" w:w="2448"/>
+            <w:tcW w:type="dxa" w:w="2520"/>
           </w:tcPr>
           <w:p>
             <w:r>
@@ -595,7 +776,7 @@
         </w:tc>
         <w:tc>
           <w:tcPr>
-            <w:tcW w:type="dxa" w:w="2448"/>
+            <w:tcW w:type="dxa" w:w="2520"/>
           </w:tcPr>
           <w:p>
             <w:r>
@@ -605,7 +786,7 @@
         </w:tc>
         <w:tc>
           <w:tcPr>
-            <w:tcW w:type="dxa" w:w="2448"/>
+            <w:tcW w:type="dxa" w:w="2520"/>
           </w:tcPr>
           <w:p>
             <w:r>
@@ -615,7 +796,7 @@
         </w:tc>
         <w:tc>
           <w:tcPr>
-            <w:tcW w:type="dxa" w:w="2448"/>
+            <w:tcW w:type="dxa" w:w="2520"/>
           </w:tcPr>
           <w:p>
             <w:r>
@@ -624,14 +805,51 @@
           </w:p>
         </w:tc>
       </w:tr>
+      <w:tr>
+        <w:tc>
+          <w:tcPr>
+            <w:tcW w:type="dxa" w:w="2520"/>
+          </w:tcPr>
+          <w:p>
+            <w:r>
+              <w:t>2026-06-27</w:t>
+            </w:r>
+          </w:p>
+        </w:tc>
+        <w:tc>
+          <w:tcPr>
+            <w:tcW w:type="dxa" w:w="2520"/>
+          </w:tcPr>
+          <w:p>
+            <w:r>
+              <w:t>0.3</w:t>
+            </w:r>
+          </w:p>
+        </w:tc>
+        <w:tc>
+          <w:tcPr>
+            <w:tcW w:type="dxa" w:w="2520"/>
+          </w:tcPr>
+          <w:p>
+            <w:r>
+              <w:t>JP-BR Insurance Knowledge Base</w:t>
+            </w:r>
+          </w:p>
+        </w:tc>
+        <w:tc>
+          <w:tcPr>
+            <w:tcW w:type="dxa" w:w="2520"/>
+          </w:tcPr>
+          <w:p>
+            <w:r>
+              <w:t>内部説明を日本語化し、顧客向けポルトガル語フレーズとの役割を分離。</w:t>
+            </w:r>
+          </w:p>
+        </w:tc>
+      </w:tr>
     </w:tbl>
     <w:p/>
     <w:p>
-      <w:r>
-        <w:t>---</w:t>
-      </w:r>
-    </w:p>
-    <w:p>
       <w:pPr>
         <w:pStyle w:val="Heading1"/>
       </w:pPr>
@@ -644,7 +862,7 @@
         <w:pStyle w:val="Heading2"/>
       </w:pPr>
       <w:r>
-        <w:t>Controle</w:t>
+        <w:t>管理情報</w:t>
       </w:r>
     </w:p>
     <w:p>
@@ -652,7 +870,7 @@
         <w:pStyle w:val="ListBullet"/>
       </w:pPr>
       <w:r>
-        <w:t>Versão: 0.2</w:t>
+        <w:t>Versão: 0.3</w:t>
       </w:r>
     </w:p>
     <w:p>
@@ -660,7 +878,7 @@
         <w:pStyle w:val="ListBullet"/>
       </w:pPr>
       <w:r>
-        <w:t>Data: 2026-06-26</w:t>
+        <w:t>Data: 2026-06-27</w:t>
       </w:r>
     </w:p>
     <w:p>
@@ -676,7 +894,7 @@
         <w:pStyle w:val="ListBullet"/>
       </w:pPr>
       <w:r>
-        <w:t>Histórico: Normalização bilíngue para uso por corretor japonês no NotebookLM.</w:t>
+        <w:t>Histórico: Padronização do roteiro de fala ao cliente brasileiro com português explícito e leitura em katakana.</w:t>
       </w:r>
     </w:p>
     <w:p>
@@ -684,7 +902,7 @@
         <w:pStyle w:val="Heading2"/>
       </w:pPr>
       <w:r>
-        <w:t>Código</w:t>
+        <w:t>コード</w:t>
       </w:r>
     </w:p>
     <w:p>
@@ -710,12 +928,12 @@
         <w:pStyle w:val="Heading2"/>
       </w:pPr>
       <w:r>
-        <w:t>Situação de atendimento</w:t>
-      </w:r>
-    </w:p>
-    <w:p>
-      <w:r>
-        <w:t>Cliente precisa preencher declaração de saúde e aguardar análise da seguradora.</w:t>
+        <w:t>対応場面</w:t>
+      </w:r>
+    </w:p>
+    <w:p>
+      <w:r>
+        <w:t>ブラジル人顧客が給付金を請求するための手順と書類を確認する場面。</w:t>
       </w:r>
     </w:p>
     <w:p>
@@ -723,7 +941,7 @@
         <w:pStyle w:val="Heading2"/>
       </w:pPr>
       <w:r>
-        <w:t>Participantes</w:t>
+        <w:t>参加者</w:t>
       </w:r>
     </w:p>
     <w:p>
@@ -731,7 +949,7 @@
         <w:pStyle w:val="ListBullet"/>
       </w:pPr>
       <w:r>
-        <w:t>Corretor: corretor japonês</w:t>
+        <w:t>募集人: 日本人保険募集人</w:t>
       </w:r>
     </w:p>
     <w:p>
@@ -739,7 +957,7 @@
         <w:pStyle w:val="ListBullet"/>
       </w:pPr>
       <w:r>
-        <w:t>Cliente: cliente brasileiro residente no Japão</w:t>
+        <w:t>顧客: 日本在住のブラジル人顧客</w:t>
       </w:r>
     </w:p>
     <w:p>
@@ -747,12 +965,12 @@
         <w:pStyle w:val="Heading2"/>
       </w:pPr>
       <w:r>
-        <w:t>Objetivo do diálogo</w:t>
-      </w:r>
-    </w:p>
-    <w:p>
-      <w:r>
-        <w:t>Explicar obrigação de resposta correta e possível pedido de exame antes da aceitação.</w:t>
+        <w:t>対話の目的</w:t>
+      </w:r>
+    </w:p>
+    <w:p>
+      <w:r>
+        <w:t>請求書、診断書、領収書、本人確認書類を整理し、不備による遅延を防ぐ。</w:t>
       </w:r>
     </w:p>
     <w:p>
@@ -760,32 +978,62 @@
         <w:pStyle w:val="Heading2"/>
       </w:pPr>
       <w:r>
-        <w:t>Versão em japonês</w:t>
-      </w:r>
-    </w:p>
-    <w:p>
-      <w:r>
-        <w:t>**Corretor:** 告知書は正確に記入する必要があります。</w:t>
-      </w:r>
-    </w:p>
-    <w:p>
-      <w:r>
-        <w:t>**Cliente:** それはポルトガル語でお客様にどう説明すればよいですか。</w:t>
-      </w:r>
-    </w:p>
-    <w:p>
-      <w:r>
-        <w:t>**Corretor:** 健康診断を求められる場合があります。</w:t>
-      </w:r>
-    </w:p>
-    <w:p>
-      <w:r>
-        <w:t>**Cliente:** 申告すれば、すぐに契約は成立しますか。</w:t>
-      </w:r>
-    </w:p>
-    <w:p>
-      <w:r>
-        <w:t>**Corretor:** 引受査定の結果が出るまで、条件は確定しません。</w:t>
+        <w:t>日本語版</w:t>
+      </w:r>
+    </w:p>
+    <w:p>
+      <w:r>
+        <w:rPr>
+          <w:b/>
+        </w:rPr>
+        <w:t>募集人:</w:t>
+      </w:r>
+      <w:r>
+        <w:t xml:space="preserve"> 告知書は正確に記入する必要があります。</w:t>
+      </w:r>
+    </w:p>
+    <w:p>
+      <w:r>
+        <w:rPr>
+          <w:b/>
+        </w:rPr>
+        <w:t>顧客:</w:t>
+      </w:r>
+      <w:r>
+        <w:t xml:space="preserve"> それはポルトガル語でお客様にどう説明すればよいですか。</w:t>
+      </w:r>
+    </w:p>
+    <w:p>
+      <w:r>
+        <w:rPr>
+          <w:b/>
+        </w:rPr>
+        <w:t>募集人:</w:t>
+      </w:r>
+      <w:r>
+        <w:t xml:space="preserve"> 健康診断を求められる場合があります。</w:t>
+      </w:r>
+    </w:p>
+    <w:p>
+      <w:r>
+        <w:rPr>
+          <w:b/>
+        </w:rPr>
+        <w:t>顧客:</w:t>
+      </w:r>
+      <w:r>
+        <w:t xml:space="preserve"> 申告すれば、すぐに契約は成立しますか。</w:t>
+      </w:r>
+    </w:p>
+    <w:p>
+      <w:r>
+        <w:rPr>
+          <w:b/>
+        </w:rPr>
+        <w:t>募集人:</w:t>
+      </w:r>
+      <w:r>
+        <w:t xml:space="preserve"> 引受査定の結果が出るまで、条件は確定しません。</w:t>
       </w:r>
     </w:p>
     <w:p>
@@ -793,32 +1041,62 @@
         <w:pStyle w:val="Heading2"/>
       </w:pPr>
       <w:r>
-        <w:t>Versão em português brasileiro</w:t>
-      </w:r>
-    </w:p>
-    <w:p>
-      <w:r>
-        <w:t>**Corretor:** O questionário de saúde precisa ser respondido corretamente.</w:t>
-      </w:r>
-    </w:p>
-    <w:p>
-      <w:r>
-        <w:t>**Cliente:** Se eu preencher tudo, o seguro já está aprovado?</w:t>
-      </w:r>
-    </w:p>
-    <w:p>
-      <w:r>
-        <w:t>**Corretor:** A seguradora pode pedir exame médico antes de aceitar.</w:t>
-      </w:r>
-    </w:p>
-    <w:p>
-      <w:r>
-        <w:t>**Cliente:** O que eu preciso fazer agora?</w:t>
-      </w:r>
-    </w:p>
-    <w:p>
-      <w:r>
-        <w:t>**Corretor:** As condições só ficam confirmadas depois da análise de aceitação.</w:t>
+        <w:t>ブラジルポルトガル語版</w:t>
+      </w:r>
+    </w:p>
+    <w:p>
+      <w:r>
+        <w:rPr>
+          <w:b/>
+        </w:rPr>
+        <w:t>募集人:</w:t>
+      </w:r>
+      <w:r>
+        <w:t xml:space="preserve"> O questionário de saúde precisa ser respondido corretamente.</w:t>
+      </w:r>
+    </w:p>
+    <w:p>
+      <w:r>
+        <w:rPr>
+          <w:b/>
+        </w:rPr>
+        <w:t>顧客:</w:t>
+      </w:r>
+      <w:r>
+        <w:t xml:space="preserve"> Se eu preencher tudo, o seguro já está aprovado?</w:t>
+      </w:r>
+    </w:p>
+    <w:p>
+      <w:r>
+        <w:rPr>
+          <w:b/>
+        </w:rPr>
+        <w:t>募集人:</w:t>
+      </w:r>
+      <w:r>
+        <w:t xml:space="preserve"> A seguradora pode pedir exame médico antes de aceitar.</w:t>
+      </w:r>
+    </w:p>
+    <w:p>
+      <w:r>
+        <w:rPr>
+          <w:b/>
+        </w:rPr>
+        <w:t>顧客:</w:t>
+      </w:r>
+      <w:r>
+        <w:t xml:space="preserve"> O que eu preciso fazer agora?</w:t>
+      </w:r>
+    </w:p>
+    <w:p>
+      <w:r>
+        <w:rPr>
+          <w:b/>
+        </w:rPr>
+        <w:t>募集人:</w:t>
+      </w:r>
+      <w:r>
+        <w:t xml:space="preserve"> As condições só ficam confirmadas depois da análise de aceitação.</w:t>
       </w:r>
     </w:p>
     <w:p>
@@ -826,7 +1104,7 @@
         <w:pStyle w:val="Heading2"/>
       </w:pPr>
       <w:r>
-        <w:t>Notas culturais ou comerciais</w:t>
+        <w:t>文化・営業上の注意</w:t>
       </w:r>
     </w:p>
     <w:p>
@@ -834,7 +1112,7 @@
         <w:pStyle w:val="ListBullet"/>
       </w:pPr>
       <w:r>
-        <w:t>Explicar que preencher a declaração é etapa necessária, mas não garante aceitação automática.</w:t>
+        <w:t>医療保険と公的医療制度、治療費の精算、給付金の支払いを混同しない。</w:t>
       </w:r>
     </w:p>
     <w:p>
@@ -842,7 +1120,15 @@
         <w:pStyle w:val="ListBullet"/>
       </w:pPr>
       <w:r>
-        <w:t>Não prometer aceitação, cobertura ou pagamento antes da análise da seguradora.</w:t>
+        <w:t>顧客には短いポルトガル語で説明し、正式判断は保険会社の査定事項として分ける。</w:t>
+      </w:r>
+    </w:p>
+    <w:p>
+      <w:pPr>
+        <w:pStyle w:val="Heading2"/>
+      </w:pPr>
+      <w:r>
+        <w:t>募集人の注意点</w:t>
       </w:r>
     </w:p>
     <w:p>
@@ -850,7 +1136,23 @@
         <w:pStyle w:val="ListBullet"/>
       </w:pPr>
       <w:r>
-        <w:t>Usar português simples e evitar tradução literal quando prejudicar a compreensão.</w:t>
+        <w:t>顧客の質問を先に確認し、契約内容、告知内容、医療書類、関連日付を分けて整理する。</w:t>
+      </w:r>
+    </w:p>
+    <w:p>
+      <w:pPr>
+        <w:pStyle w:val="ListBullet"/>
+      </w:pPr>
+      <w:r>
+        <w:t>加入可否、支払可否、支払時期、査定結果を断定しない。</w:t>
+      </w:r>
+    </w:p>
+    <w:p>
+      <w:pPr>
+        <w:pStyle w:val="ListBullet"/>
+      </w:pPr>
+      <w:r>
+        <w:t>ポルトガル語の説明は短く、確認が必要な点は日本語で内部確認する。</w:t>
       </w:r>
     </w:p>
     <w:p>
@@ -858,7 +1160,7 @@
         <w:pStyle w:val="Heading2"/>
       </w:pPr>
       <w:r>
-        <w:t>Pontos de atenção para o corretor</w:t>
+        <w:t>関連用語</w:t>
       </w:r>
     </w:p>
     <w:p>
@@ -866,7 +1168,7 @@
         <w:pStyle w:val="ListBullet"/>
       </w:pPr>
       <w:r>
-        <w:t>Registrar a dúvida principal do cliente.</w:t>
+        <w:t>MED-0045</w:t>
       </w:r>
     </w:p>
     <w:p>
@@ -874,7 +1176,7 @@
         <w:pStyle w:val="ListBullet"/>
       </w:pPr>
       <w:r>
-        <w:t>Separar explicação comercial de decisão formal da seguradora.</w:t>
+        <w:t>MED-0046</w:t>
       </w:r>
     </w:p>
     <w:p>
@@ -882,7 +1184,15 @@
         <w:pStyle w:val="ListBullet"/>
       </w:pPr>
       <w:r>
-        <w:t>Apontar os verbetes e FAQs relacionados quando houver dúvida técnica.</w:t>
+        <w:t>MED-0047</w:t>
+      </w:r>
+    </w:p>
+    <w:p>
+      <w:pPr>
+        <w:pStyle w:val="ListBullet"/>
+      </w:pPr>
+      <w:r>
+        <w:t>MED-0048</w:t>
       </w:r>
     </w:p>
     <w:p>
@@ -890,7 +1200,7 @@
         <w:pStyle w:val="Heading2"/>
       </w:pPr>
       <w:r>
-        <w:t>Termos relacionados</w:t>
+        <w:t>関連FAQ</w:t>
       </w:r>
     </w:p>
     <w:p>
@@ -898,6 +1208,62 @@
         <w:pStyle w:val="ListBullet"/>
       </w:pPr>
       <w:r>
+        <w:t>FAQ-MED-0045</w:t>
+      </w:r>
+    </w:p>
+    <w:p>
+      <w:pPr>
+        <w:pStyle w:val="ListBullet"/>
+      </w:pPr>
+      <w:r>
+        <w:t>FAQ-MED-0046</w:t>
+      </w:r>
+    </w:p>
+    <w:p>
+      <w:pPr>
+        <w:pStyle w:val="ListBullet"/>
+      </w:pPr>
+      <w:r>
+        <w:t>FAQ-MED-0047</w:t>
+      </w:r>
+    </w:p>
+    <w:p>
+      <w:pPr>
+        <w:pStyle w:val="ListBullet"/>
+      </w:pPr>
+      <w:r>
+        <w:t>FAQ-MED-0048</w:t>
+      </w:r>
+    </w:p>
+    <w:p>
+      <w:pPr>
+        <w:pStyle w:val="Heading2"/>
+      </w:pPr>
+      <w:r>
+        <w:t>関連ケース</w:t>
+      </w:r>
+    </w:p>
+    <w:p>
+      <w:pPr>
+        <w:pStyle w:val="ListBullet"/>
+      </w:pPr>
+      <w:r>
+        <w:t>CASE-MED-0019</w:t>
+      </w:r>
+    </w:p>
+    <w:p>
+      <w:pPr>
+        <w:pStyle w:val="Heading2"/>
+      </w:pPr>
+      <w:r>
+        <w:t>相互参照</w:t>
+      </w:r>
+    </w:p>
+    <w:p>
+      <w:pPr>
+        <w:pStyle w:val="ListBullet"/>
+      </w:pPr>
+      <w:r>
         <w:t>MED-0045</w:t>
       </w:r>
     </w:p>
@@ -927,10 +1293,50 @@
     </w:p>
     <w:p>
       <w:pPr>
+        <w:pStyle w:val="ListBullet"/>
+      </w:pPr>
+      <w:r>
+        <w:t>FAQ-MED-0045</w:t>
+      </w:r>
+    </w:p>
+    <w:p>
+      <w:pPr>
+        <w:pStyle w:val="ListBullet"/>
+      </w:pPr>
+      <w:r>
+        <w:t>FAQ-MED-0046</w:t>
+      </w:r>
+    </w:p>
+    <w:p>
+      <w:pPr>
+        <w:pStyle w:val="ListBullet"/>
+      </w:pPr>
+      <w:r>
+        <w:t>FAQ-MED-0047</w:t>
+      </w:r>
+    </w:p>
+    <w:p>
+      <w:pPr>
+        <w:pStyle w:val="ListBullet"/>
+      </w:pPr>
+      <w:r>
+        <w:t>FAQ-MED-0048</w:t>
+      </w:r>
+    </w:p>
+    <w:p>
+      <w:pPr>
+        <w:pStyle w:val="ListBullet"/>
+      </w:pPr>
+      <w:r>
+        <w:t>CASE-MED-0019</w:t>
+      </w:r>
+    </w:p>
+    <w:p>
+      <w:pPr>
         <w:pStyle w:val="Heading2"/>
       </w:pPr>
       <w:r>
-        <w:t>FAQs relacionadas</w:t>
+        <w:t>タグ</w:t>
       </w:r>
     </w:p>
     <w:p>
@@ -938,7 +1344,7 @@
         <w:pStyle w:val="ListBullet"/>
       </w:pPr>
       <w:r>
-        <w:t>FAQ-MED-0045</w:t>
+        <w:t>dialogue</w:t>
       </w:r>
     </w:p>
     <w:p>
@@ -946,7 +1352,7 @@
         <w:pStyle w:val="ListBullet"/>
       </w:pPr>
       <w:r>
-        <w:t>FAQ-MED-0046</w:t>
+        <w:t>med</w:t>
       </w:r>
     </w:p>
     <w:p>
@@ -954,7 +1360,7 @@
         <w:pStyle w:val="ListBullet"/>
       </w:pPr>
       <w:r>
-        <w:t>FAQ-MED-0047</w:t>
+        <w:t>atendimento-bilingue</w:t>
       </w:r>
     </w:p>
     <w:p>
@@ -962,7 +1368,7 @@
         <w:pStyle w:val="ListBullet"/>
       </w:pPr>
       <w:r>
-        <w:t>FAQ-MED-0048</w:t>
+        <w:t>notebooklm</w:t>
       </w:r>
     </w:p>
     <w:p>
@@ -970,7 +1376,7 @@
         <w:pStyle w:val="Heading2"/>
       </w:pPr>
       <w:r>
-        <w:t>Casos relacionados</w:t>
+        <w:t>関連項目</w:t>
       </w:r>
     </w:p>
     <w:p>
@@ -978,7 +1384,7 @@
         <w:pStyle w:val="ListBullet"/>
       </w:pPr>
       <w:r>
-        <w:t>CASE-MED-0019</w:t>
+        <w:t>`15_CaseStudies/MED/CASE-MED-0019.md`</w:t>
       </w:r>
     </w:p>
     <w:p>
@@ -986,79 +1392,104 @@
         <w:pStyle w:val="Heading2"/>
       </w:pPr>
       <w:r>
-        <w:t>Referências cruzadas</w:t>
-      </w:r>
-    </w:p>
-    <w:p>
-      <w:pPr>
-        <w:pStyle w:val="ListBullet"/>
-      </w:pPr>
-      <w:r>
-        <w:t>MED-0045</w:t>
-      </w:r>
-    </w:p>
-    <w:p>
-      <w:pPr>
-        <w:pStyle w:val="ListBullet"/>
-      </w:pPr>
-      <w:r>
-        <w:t>MED-0046</w:t>
-      </w:r>
-    </w:p>
-    <w:p>
-      <w:pPr>
-        <w:pStyle w:val="ListBullet"/>
-      </w:pPr>
-      <w:r>
-        <w:t>MED-0047</w:t>
-      </w:r>
-    </w:p>
-    <w:p>
-      <w:pPr>
-        <w:pStyle w:val="ListBullet"/>
-      </w:pPr>
-      <w:r>
-        <w:t>MED-0048</w:t>
-      </w:r>
-    </w:p>
-    <w:p>
-      <w:pPr>
-        <w:pStyle w:val="ListBullet"/>
-      </w:pPr>
-      <w:r>
-        <w:t>FAQ-MED-0045</w:t>
-      </w:r>
-    </w:p>
-    <w:p>
-      <w:pPr>
-        <w:pStyle w:val="ListBullet"/>
-      </w:pPr>
-      <w:r>
-        <w:t>FAQ-MED-0046</w:t>
-      </w:r>
-    </w:p>
-    <w:p>
-      <w:pPr>
-        <w:pStyle w:val="ListBullet"/>
-      </w:pPr>
-      <w:r>
-        <w:t>FAQ-MED-0047</w:t>
-      </w:r>
-    </w:p>
-    <w:p>
-      <w:pPr>
-        <w:pStyle w:val="ListBullet"/>
-      </w:pPr>
-      <w:r>
-        <w:t>FAQ-MED-0048</w:t>
-      </w:r>
-    </w:p>
-    <w:p>
-      <w:pPr>
-        <w:pStyle w:val="ListBullet"/>
-      </w:pPr>
-      <w:r>
-        <w:t>CASE-MED-0019</w:t>
+        <w:t>ブラジルポルトガル語実用フレーズ</w:t>
+      </w:r>
+    </w:p>
+    <w:p>
+      <w:r>
+        <w:t>Este bloco é a versão operacional para o corretor japonês falar com o cliente brasileiro. O português deve ser lido primeiro; a linha em katakana serve apenas como apoio de pronúncia.</w:t>
+      </w:r>
+    </w:p>
+    <w:p>
+      <w:r>
+        <w:rPr>
+          <w:b/>
+        </w:rPr>
+        <w:t>顧客:</w:t>
+      </w:r>
+    </w:p>
+    <w:p>
+      <w:r>
+        <w:t>Português brasileiro: Como peço o benefício?</w:t>
+      </w:r>
+    </w:p>
+    <w:p>
+      <w:r>
+        <w:t>カタカナ読み: コモ ペッソ オ ベネフィシオ</w:t>
+      </w:r>
+    </w:p>
+    <w:p>
+      <w:r>
+        <w:t>日本語確認用: 給付金請求手続きの質問。</w:t>
+      </w:r>
+    </w:p>
+    <w:p>
+      <w:r>
+        <w:rPr>
+          <w:b/>
+        </w:rPr>
+        <w:t>募集人:</w:t>
+      </w:r>
+    </w:p>
+    <w:p>
+      <w:r>
+        <w:t>Português brasileiro: Vamos separar formulário, relatório médico, recibos e documento de identificação.</w:t>
+      </w:r>
+    </w:p>
+    <w:p>
+      <w:r>
+        <w:t>カタカナ読み: ヴァモス セパラール フォルムラリオ、ヘラトリオ メジコ、ヘシボス イ ドクメント ジ イデンチフィカサォン</w:t>
+      </w:r>
+    </w:p>
+    <w:p>
+      <w:r>
+        <w:t>日本語確認用: 請求書類を整理する。</w:t>
+      </w:r>
+    </w:p>
+    <w:p>
+      <w:r>
+        <w:rPr>
+          <w:b/>
+        </w:rPr>
+        <w:t>顧客:</w:t>
+      </w:r>
+    </w:p>
+    <w:p>
+      <w:r>
+        <w:t>Português brasileiro: Posso enviar incompleto?</w:t>
+      </w:r>
+    </w:p>
+    <w:p>
+      <w:r>
+        <w:t>カタカナ読み: ポッソ エンヴィアール インコンプレト</w:t>
+      </w:r>
+    </w:p>
+    <w:p>
+      <w:r>
+        <w:t>日本語確認用: 不備書類提出の可否を確認する質問。</w:t>
+      </w:r>
+    </w:p>
+    <w:p>
+      <w:r>
+        <w:rPr>
+          <w:b/>
+        </w:rPr>
+        <w:t>募集人:</w:t>
+      </w:r>
+    </w:p>
+    <w:p>
+      <w:r>
+        <w:t>Português brasileiro: Melhor conferir antes, porque documento faltando pode atrasar a análise.</w:t>
+      </w:r>
+    </w:p>
+    <w:p>
+      <w:r>
+        <w:t>カタカナ読み: メリョール コンフェリール アンチス、ポルキ ドクメント ファウタンド ポジ アトラザール ア アナリジ</w:t>
+      </w:r>
+    </w:p>
+    <w:p>
+      <w:r>
+        <w:t>日本語確認用: 不足書類は審査遅延につながる。</w:t>
       </w:r>
     </w:p>
     <w:p>
@@ -1066,63 +1497,7 @@
         <w:pStyle w:val="Heading2"/>
       </w:pPr>
       <w:r>
-        <w:t>Tags</w:t>
-      </w:r>
-    </w:p>
-    <w:p>
-      <w:pPr>
-        <w:pStyle w:val="ListBullet"/>
-      </w:pPr>
-      <w:r>
-        <w:t>dialogue</w:t>
-      </w:r>
-    </w:p>
-    <w:p>
-      <w:pPr>
-        <w:pStyle w:val="ListBullet"/>
-      </w:pPr>
-      <w:r>
-        <w:t>med</w:t>
-      </w:r>
-    </w:p>
-    <w:p>
-      <w:pPr>
-        <w:pStyle w:val="ListBullet"/>
-      </w:pPr>
-      <w:r>
-        <w:t>atendimento-bilingue</w:t>
-      </w:r>
-    </w:p>
-    <w:p>
-      <w:pPr>
-        <w:pStyle w:val="ListBullet"/>
-      </w:pPr>
-      <w:r>
-        <w:t>notebooklm</w:t>
-      </w:r>
-    </w:p>
-    <w:p>
-      <w:pPr>
-        <w:pStyle w:val="Heading2"/>
-      </w:pPr>
-      <w:r>
-        <w:t>Veja também</w:t>
-      </w:r>
-    </w:p>
-    <w:p>
-      <w:pPr>
-        <w:pStyle w:val="ListBullet"/>
-      </w:pPr>
-      <w:r>
-        <w:t>`15_CaseStudies/MED/CASE-MED-0019.md`</w:t>
-      </w:r>
-    </w:p>
-    <w:p>
-      <w:pPr>
-        <w:pStyle w:val="Heading2"/>
-      </w:pPr>
-      <w:r>
-        <w:t>Histórico de revisão</w:t>
+        <w:t>改訂履歴</w:t>
       </w:r>
     </w:p>
     <w:tbl>
@@ -1132,15 +1507,15 @@
         <w:tblLook w:firstColumn="1" w:firstRow="1" w:lastColumn="0" w:lastRow="0" w:noHBand="0" w:noVBand="1" w:val="04A0"/>
       </w:tblPr>
       <w:tblGrid>
-        <w:gridCol w:w="2448"/>
-        <w:gridCol w:w="2448"/>
-        <w:gridCol w:w="2448"/>
-        <w:gridCol w:w="2448"/>
+        <w:gridCol w:w="2520"/>
+        <w:gridCol w:w="2520"/>
+        <w:gridCol w:w="2520"/>
+        <w:gridCol w:w="2520"/>
       </w:tblGrid>
       <w:tr>
         <w:tc>
           <w:tcPr>
-            <w:tcW w:type="dxa" w:w="2448"/>
+            <w:tcW w:type="dxa" w:w="2520"/>
           </w:tcPr>
           <w:p>
             <w:r>
@@ -1150,7 +1525,7 @@
         </w:tc>
         <w:tc>
           <w:tcPr>
-            <w:tcW w:type="dxa" w:w="2448"/>
+            <w:tcW w:type="dxa" w:w="2520"/>
           </w:tcPr>
           <w:p>
             <w:r>
@@ -1160,7 +1535,7 @@
         </w:tc>
         <w:tc>
           <w:tcPr>
-            <w:tcW w:type="dxa" w:w="2448"/>
+            <w:tcW w:type="dxa" w:w="2520"/>
           </w:tcPr>
           <w:p>
             <w:r>
@@ -1170,7 +1545,7 @@
         </w:tc>
         <w:tc>
           <w:tcPr>
-            <w:tcW w:type="dxa" w:w="2448"/>
+            <w:tcW w:type="dxa" w:w="2520"/>
           </w:tcPr>
           <w:p>
             <w:r>
@@ -1182,7 +1557,7 @@
       <w:tr>
         <w:tc>
           <w:tcPr>
-            <w:tcW w:type="dxa" w:w="2448"/>
+            <w:tcW w:type="dxa" w:w="2520"/>
           </w:tcPr>
           <w:p>
             <w:r>
@@ -1192,7 +1567,7 @@
         </w:tc>
         <w:tc>
           <w:tcPr>
-            <w:tcW w:type="dxa" w:w="2448"/>
+            <w:tcW w:type="dxa" w:w="2520"/>
           </w:tcPr>
           <w:p>
             <w:r>
@@ -1202,7 +1577,7 @@
         </w:tc>
         <w:tc>
           <w:tcPr>
-            <w:tcW w:type="dxa" w:w="2448"/>
+            <w:tcW w:type="dxa" w:w="2520"/>
           </w:tcPr>
           <w:p>
             <w:r>
@@ -1212,7 +1587,7 @@
         </w:tc>
         <w:tc>
           <w:tcPr>
-            <w:tcW w:type="dxa" w:w="2448"/>
+            <w:tcW w:type="dxa" w:w="2520"/>
           </w:tcPr>
           <w:p>
             <w:r>
@@ -1224,7 +1599,7 @@
       <w:tr>
         <w:tc>
           <w:tcPr>
-            <w:tcW w:type="dxa" w:w="2448"/>
+            <w:tcW w:type="dxa" w:w="2520"/>
           </w:tcPr>
           <w:p>
             <w:r>
@@ -1234,7 +1609,7 @@
         </w:tc>
         <w:tc>
           <w:tcPr>
-            <w:tcW w:type="dxa" w:w="2448"/>
+            <w:tcW w:type="dxa" w:w="2520"/>
           </w:tcPr>
           <w:p>
             <w:r>
@@ -1244,7 +1619,7 @@
         </w:tc>
         <w:tc>
           <w:tcPr>
-            <w:tcW w:type="dxa" w:w="2448"/>
+            <w:tcW w:type="dxa" w:w="2520"/>
           </w:tcPr>
           <w:p>
             <w:r>
@@ -1254,7 +1629,7 @@
         </w:tc>
         <w:tc>
           <w:tcPr>
-            <w:tcW w:type="dxa" w:w="2448"/>
+            <w:tcW w:type="dxa" w:w="2520"/>
           </w:tcPr>
           <w:p>
             <w:r>
@@ -1263,14 +1638,51 @@
           </w:p>
         </w:tc>
       </w:tr>
+      <w:tr>
+        <w:tc>
+          <w:tcPr>
+            <w:tcW w:type="dxa" w:w="2520"/>
+          </w:tcPr>
+          <w:p>
+            <w:r>
+              <w:t>2026-06-27</w:t>
+            </w:r>
+          </w:p>
+        </w:tc>
+        <w:tc>
+          <w:tcPr>
+            <w:tcW w:type="dxa" w:w="2520"/>
+          </w:tcPr>
+          <w:p>
+            <w:r>
+              <w:t>0.3</w:t>
+            </w:r>
+          </w:p>
+        </w:tc>
+        <w:tc>
+          <w:tcPr>
+            <w:tcW w:type="dxa" w:w="2520"/>
+          </w:tcPr>
+          <w:p>
+            <w:r>
+              <w:t>JP-BR Insurance Knowledge Base</w:t>
+            </w:r>
+          </w:p>
+        </w:tc>
+        <w:tc>
+          <w:tcPr>
+            <w:tcW w:type="dxa" w:w="2520"/>
+          </w:tcPr>
+          <w:p>
+            <w:r>
+              <w:t>内部説明を日本語化し、顧客向けポルトガル語フレーズとの役割を分離。</w:t>
+            </w:r>
+          </w:p>
+        </w:tc>
+      </w:tr>
     </w:tbl>
     <w:p/>
     <w:p>
-      <w:r>
-        <w:t>---</w:t>
-      </w:r>
-    </w:p>
-    <w:p>
       <w:pPr>
         <w:pStyle w:val="Heading1"/>
       </w:pPr>
@@ -1283,7 +1695,7 @@
         <w:pStyle w:val="Heading2"/>
       </w:pPr>
       <w:r>
-        <w:t>Controle</w:t>
+        <w:t>管理情報</w:t>
       </w:r>
     </w:p>
     <w:p>
@@ -1291,7 +1703,7 @@
         <w:pStyle w:val="ListBullet"/>
       </w:pPr>
       <w:r>
-        <w:t>Versão: 0.2</w:t>
+        <w:t>Versão: 0.3</w:t>
       </w:r>
     </w:p>
     <w:p>
@@ -1299,7 +1711,7 @@
         <w:pStyle w:val="ListBullet"/>
       </w:pPr>
       <w:r>
-        <w:t>Data: 2026-06-26</w:t>
+        <w:t>Data: 2026-06-27</w:t>
       </w:r>
     </w:p>
     <w:p>
@@ -1315,7 +1727,7 @@
         <w:pStyle w:val="ListBullet"/>
       </w:pPr>
       <w:r>
-        <w:t>Histórico: Normalização bilíngue para uso por corretor japonês no NotebookLM.</w:t>
+        <w:t>Histórico: Padronização do roteiro de fala ao cliente brasileiro com português explícito e leitura em katakana.</w:t>
       </w:r>
     </w:p>
     <w:p>
@@ -1323,7 +1735,7 @@
         <w:pStyle w:val="Heading2"/>
       </w:pPr>
       <w:r>
-        <w:t>Código</w:t>
+        <w:t>コード</w:t>
       </w:r>
     </w:p>
     <w:p>
@@ -1349,12 +1761,12 @@
         <w:pStyle w:val="Heading2"/>
       </w:pPr>
       <w:r>
-        <w:t>Situação de atendimento</w:t>
-      </w:r>
-    </w:p>
-    <w:p>
-      <w:r>
-        <w:t>Cliente recebeu proposta de aceitação com condição especial.</w:t>
+        <w:t>対応場面</w:t>
+      </w:r>
+    </w:p>
+    <w:p>
+      <w:r>
+        <w:t>ブラジル人顧客が給付金の支払時期を確認する場面。</w:t>
       </w:r>
     </w:p>
     <w:p>
@@ -1362,7 +1774,7 @@
         <w:pStyle w:val="Heading2"/>
       </w:pPr>
       <w:r>
-        <w:t>Participantes</w:t>
+        <w:t>参加者</w:t>
       </w:r>
     </w:p>
     <w:p>
@@ -1370,7 +1782,7 @@
         <w:pStyle w:val="ListBullet"/>
       </w:pPr>
       <w:r>
-        <w:t>Corretor: corretor japonês</w:t>
+        <w:t>募集人: 日本人保険募集人</w:t>
       </w:r>
     </w:p>
     <w:p>
@@ -1378,7 +1790,7 @@
         <w:pStyle w:val="ListBullet"/>
       </w:pPr>
       <w:r>
-        <w:t>Cliente: cliente brasileiro residente no Japão</w:t>
+        <w:t>顧客: 日本在住のブラジル人顧客</w:t>
       </w:r>
     </w:p>
     <w:p>
@@ -1386,12 +1798,12 @@
         <w:pStyle w:val="Heading2"/>
       </w:pPr>
       <w:r>
-        <w:t>Objetivo do diálogo</w:t>
-      </w:r>
-    </w:p>
-    <w:p>
-      <w:r>
-        <w:t>Explicar exclusões, prêmio agravado e decisão consciente antes de contratar.</w:t>
+        <w:t>対話の目的</w:t>
+      </w:r>
+    </w:p>
+    <w:p>
+      <w:r>
+        <w:t>書類受領、保険会社の査定、追加確認、支払決定を分けて説明する。</w:t>
       </w:r>
     </w:p>
     <w:p>
@@ -1399,32 +1811,62 @@
         <w:pStyle w:val="Heading2"/>
       </w:pPr>
       <w:r>
-        <w:t>Versão em japonês</w:t>
-      </w:r>
-    </w:p>
-    <w:p>
-      <w:r>
-        <w:t>**Corretor:** 条件付承諾の場合、通常の契約とは異なる条件があります。</w:t>
-      </w:r>
-    </w:p>
-    <w:p>
-      <w:r>
-        <w:t>**Cliente:** それはポルトガル語でお客様にどう説明すればよいですか。</w:t>
-      </w:r>
-    </w:p>
-    <w:p>
-      <w:r>
-        <w:t>**Corretor:** 部位不担保や特定疾病不担保は、支払い対象外になる範囲を意味します。</w:t>
-      </w:r>
-    </w:p>
-    <w:p>
-      <w:r>
-        <w:t>**Cliente:** 支払いを約束してもよいですか。</w:t>
-      </w:r>
-    </w:p>
-    <w:p>
-      <w:r>
-        <w:t>**Corretor:** 割増保険料がある場合は、保険料が高くなります。</w:t>
+        <w:t>日本語版</w:t>
+      </w:r>
+    </w:p>
+    <w:p>
+      <w:r>
+        <w:rPr>
+          <w:b/>
+        </w:rPr>
+        <w:t>募集人:</w:t>
+      </w:r>
+      <w:r>
+        <w:t xml:space="preserve"> 条件付承諾の場合、通常の契約とは異なる条件があります。</w:t>
+      </w:r>
+    </w:p>
+    <w:p>
+      <w:r>
+        <w:rPr>
+          <w:b/>
+        </w:rPr>
+        <w:t>顧客:</w:t>
+      </w:r>
+      <w:r>
+        <w:t xml:space="preserve"> それはポルトガル語でお客様にどう説明すればよいですか。</w:t>
+      </w:r>
+    </w:p>
+    <w:p>
+      <w:r>
+        <w:rPr>
+          <w:b/>
+        </w:rPr>
+        <w:t>募集人:</w:t>
+      </w:r>
+      <w:r>
+        <w:t xml:space="preserve"> 部位不担保や特定疾病不担保は、支払い対象外になる範囲を意味します。</w:t>
+      </w:r>
+    </w:p>
+    <w:p>
+      <w:r>
+        <w:rPr>
+          <w:b/>
+        </w:rPr>
+        <w:t>顧客:</w:t>
+      </w:r>
+      <w:r>
+        <w:t xml:space="preserve"> 支払いを約束してもよいですか。</w:t>
+      </w:r>
+    </w:p>
+    <w:p>
+      <w:r>
+        <w:rPr>
+          <w:b/>
+        </w:rPr>
+        <w:t>募集人:</w:t>
+      </w:r>
+      <w:r>
+        <w:t xml:space="preserve"> 割増保険料がある場合は、保険料が高くなります。</w:t>
       </w:r>
     </w:p>
     <w:p>
@@ -1432,32 +1874,62 @@
         <w:pStyle w:val="Heading2"/>
       </w:pPr>
       <w:r>
-        <w:t>Versão em português brasileiro</w:t>
-      </w:r>
-    </w:p>
-    <w:p>
-      <w:r>
-        <w:t>**Corretor:** Aceitação com condição significa que o seguro foi aceito com regra especial.</w:t>
-      </w:r>
-    </w:p>
-    <w:p>
-      <w:r>
-        <w:t>**Cliente:** Então isso já garante o pagamento?</w:t>
-      </w:r>
-    </w:p>
-    <w:p>
-      <w:r>
-        <w:t>**Corretor:** Exclusão de parte do corpo ou de doença específica significa que aquilo pode não ser pago.</w:t>
-      </w:r>
-    </w:p>
-    <w:p>
-      <w:r>
-        <w:t>**Cliente:** O que eu preciso fazer agora?</w:t>
-      </w:r>
-    </w:p>
-    <w:p>
-      <w:r>
-        <w:t>**Corretor:** Prêmio agravado significa que o valor do seguro ficou maior por causa da análise de risco.</w:t>
+        <w:t>ブラジルポルトガル語版</w:t>
+      </w:r>
+    </w:p>
+    <w:p>
+      <w:r>
+        <w:rPr>
+          <w:b/>
+        </w:rPr>
+        <w:t>募集人:</w:t>
+      </w:r>
+      <w:r>
+        <w:t xml:space="preserve"> Aceitação com condição significa que o seguro foi aceito com regra especial.</w:t>
+      </w:r>
+    </w:p>
+    <w:p>
+      <w:r>
+        <w:rPr>
+          <w:b/>
+        </w:rPr>
+        <w:t>顧客:</w:t>
+      </w:r>
+      <w:r>
+        <w:t xml:space="preserve"> Então isso já garante o pagamento?</w:t>
+      </w:r>
+    </w:p>
+    <w:p>
+      <w:r>
+        <w:rPr>
+          <w:b/>
+        </w:rPr>
+        <w:t>募集人:</w:t>
+      </w:r>
+      <w:r>
+        <w:t xml:space="preserve"> Exclusão de parte do corpo ou de doença específica significa que aquilo pode não ser pago.</w:t>
+      </w:r>
+    </w:p>
+    <w:p>
+      <w:r>
+        <w:rPr>
+          <w:b/>
+        </w:rPr>
+        <w:t>顧客:</w:t>
+      </w:r>
+      <w:r>
+        <w:t xml:space="preserve"> O que eu preciso fazer agora?</w:t>
+      </w:r>
+    </w:p>
+    <w:p>
+      <w:r>
+        <w:rPr>
+          <w:b/>
+        </w:rPr>
+        <w:t>募集人:</w:t>
+      </w:r>
+      <w:r>
+        <w:t xml:space="preserve"> Prêmio agravado significa que o valor do seguro ficou maior por causa da análise de risco.</w:t>
       </w:r>
     </w:p>
     <w:p>
@@ -1465,7 +1937,7 @@
         <w:pStyle w:val="Heading2"/>
       </w:pPr>
       <w:r>
-        <w:t>Notas culturais ou comerciais</w:t>
+        <w:t>文化・営業上の注意</w:t>
       </w:r>
     </w:p>
     <w:p>
@@ -1473,7 +1945,7 @@
         <w:pStyle w:val="ListBullet"/>
       </w:pPr>
       <w:r>
-        <w:t>Confirmar documentos e condições antes de orientar o cliente.</w:t>
+        <w:t>医療保険と公的医療制度、治療費の精算、給付金の支払いを混同しない。</w:t>
       </w:r>
     </w:p>
     <w:p>
@@ -1481,7 +1953,15 @@
         <w:pStyle w:val="ListBullet"/>
       </w:pPr>
       <w:r>
-        <w:t>Não prometer aceitação, cobertura ou pagamento antes da análise da seguradora.</w:t>
+        <w:t>顧客には短いポルトガル語で説明し、正式判断は保険会社の査定事項として分ける。</w:t>
+      </w:r>
+    </w:p>
+    <w:p>
+      <w:pPr>
+        <w:pStyle w:val="Heading2"/>
+      </w:pPr>
+      <w:r>
+        <w:t>募集人の注意点</w:t>
       </w:r>
     </w:p>
     <w:p>
@@ -1489,7 +1969,23 @@
         <w:pStyle w:val="ListBullet"/>
       </w:pPr>
       <w:r>
-        <w:t>Usar português simples e evitar tradução literal quando prejudicar a compreensão.</w:t>
+        <w:t>顧客の質問を先に確認し、契約内容、告知内容、医療書類、関連日付を分けて整理する。</w:t>
+      </w:r>
+    </w:p>
+    <w:p>
+      <w:pPr>
+        <w:pStyle w:val="ListBullet"/>
+      </w:pPr>
+      <w:r>
+        <w:t>加入可否、支払可否、支払時期、査定結果を断定しない。</w:t>
+      </w:r>
+    </w:p>
+    <w:p>
+      <w:pPr>
+        <w:pStyle w:val="ListBullet"/>
+      </w:pPr>
+      <w:r>
+        <w:t>ポルトガル語の説明は短く、確認が必要な点は日本語で内部確認する。</w:t>
       </w:r>
     </w:p>
     <w:p>
@@ -1497,7 +1993,7 @@
         <w:pStyle w:val="Heading2"/>
       </w:pPr>
       <w:r>
-        <w:t>Pontos de atenção para o corretor</w:t>
+        <w:t>関連用語</w:t>
       </w:r>
     </w:p>
     <w:p>
@@ -1505,7 +2001,7 @@
         <w:pStyle w:val="ListBullet"/>
       </w:pPr>
       <w:r>
-        <w:t>Registrar a dúvida principal do cliente.</w:t>
+        <w:t>MED-0049</w:t>
       </w:r>
     </w:p>
     <w:p>
@@ -1513,7 +2009,7 @@
         <w:pStyle w:val="ListBullet"/>
       </w:pPr>
       <w:r>
-        <w:t>Separar explicação comercial de decisão formal da seguradora.</w:t>
+        <w:t>MED-0050</w:t>
       </w:r>
     </w:p>
     <w:p>
@@ -1521,7 +2017,15 @@
         <w:pStyle w:val="ListBullet"/>
       </w:pPr>
       <w:r>
-        <w:t>Apontar os verbetes e FAQs relacionados quando houver dúvida técnica.</w:t>
+        <w:t>MED-0051</w:t>
+      </w:r>
+    </w:p>
+    <w:p>
+      <w:pPr>
+        <w:pStyle w:val="ListBullet"/>
+      </w:pPr>
+      <w:r>
+        <w:t>MED-0052</w:t>
       </w:r>
     </w:p>
     <w:p>
@@ -1529,7 +2033,7 @@
         <w:pStyle w:val="Heading2"/>
       </w:pPr>
       <w:r>
-        <w:t>Termos relacionados</w:t>
+        <w:t>関連FAQ</w:t>
       </w:r>
     </w:p>
     <w:p>
@@ -1537,6 +2041,62 @@
         <w:pStyle w:val="ListBullet"/>
       </w:pPr>
       <w:r>
+        <w:t>FAQ-MED-0049</w:t>
+      </w:r>
+    </w:p>
+    <w:p>
+      <w:pPr>
+        <w:pStyle w:val="ListBullet"/>
+      </w:pPr>
+      <w:r>
+        <w:t>FAQ-MED-0050</w:t>
+      </w:r>
+    </w:p>
+    <w:p>
+      <w:pPr>
+        <w:pStyle w:val="ListBullet"/>
+      </w:pPr>
+      <w:r>
+        <w:t>FAQ-MED-0051</w:t>
+      </w:r>
+    </w:p>
+    <w:p>
+      <w:pPr>
+        <w:pStyle w:val="ListBullet"/>
+      </w:pPr>
+      <w:r>
+        <w:t>FAQ-MED-0052</w:t>
+      </w:r>
+    </w:p>
+    <w:p>
+      <w:pPr>
+        <w:pStyle w:val="Heading2"/>
+      </w:pPr>
+      <w:r>
+        <w:t>関連ケース</w:t>
+      </w:r>
+    </w:p>
+    <w:p>
+      <w:pPr>
+        <w:pStyle w:val="ListBullet"/>
+      </w:pPr>
+      <w:r>
+        <w:t>CASE-MED-0021</w:t>
+      </w:r>
+    </w:p>
+    <w:p>
+      <w:pPr>
+        <w:pStyle w:val="Heading2"/>
+      </w:pPr>
+      <w:r>
+        <w:t>相互参照</w:t>
+      </w:r>
+    </w:p>
+    <w:p>
+      <w:pPr>
+        <w:pStyle w:val="ListBullet"/>
+      </w:pPr>
+      <w:r>
         <w:t>MED-0049</w:t>
       </w:r>
     </w:p>
@@ -1566,10 +2126,50 @@
     </w:p>
     <w:p>
       <w:pPr>
+        <w:pStyle w:val="ListBullet"/>
+      </w:pPr>
+      <w:r>
+        <w:t>FAQ-MED-0049</w:t>
+      </w:r>
+    </w:p>
+    <w:p>
+      <w:pPr>
+        <w:pStyle w:val="ListBullet"/>
+      </w:pPr>
+      <w:r>
+        <w:t>FAQ-MED-0050</w:t>
+      </w:r>
+    </w:p>
+    <w:p>
+      <w:pPr>
+        <w:pStyle w:val="ListBullet"/>
+      </w:pPr>
+      <w:r>
+        <w:t>FAQ-MED-0051</w:t>
+      </w:r>
+    </w:p>
+    <w:p>
+      <w:pPr>
+        <w:pStyle w:val="ListBullet"/>
+      </w:pPr>
+      <w:r>
+        <w:t>FAQ-MED-0052</w:t>
+      </w:r>
+    </w:p>
+    <w:p>
+      <w:pPr>
+        <w:pStyle w:val="ListBullet"/>
+      </w:pPr>
+      <w:r>
+        <w:t>CASE-MED-0021</w:t>
+      </w:r>
+    </w:p>
+    <w:p>
+      <w:pPr>
         <w:pStyle w:val="Heading2"/>
       </w:pPr>
       <w:r>
-        <w:t>FAQs relacionadas</w:t>
+        <w:t>タグ</w:t>
       </w:r>
     </w:p>
     <w:p>
@@ -1577,7 +2177,7 @@
         <w:pStyle w:val="ListBullet"/>
       </w:pPr>
       <w:r>
-        <w:t>FAQ-MED-0049</w:t>
+        <w:t>dialogue</w:t>
       </w:r>
     </w:p>
     <w:p>
@@ -1585,7 +2185,7 @@
         <w:pStyle w:val="ListBullet"/>
       </w:pPr>
       <w:r>
-        <w:t>FAQ-MED-0050</w:t>
+        <w:t>med</w:t>
       </w:r>
     </w:p>
     <w:p>
@@ -1593,7 +2193,7 @@
         <w:pStyle w:val="ListBullet"/>
       </w:pPr>
       <w:r>
-        <w:t>FAQ-MED-0051</w:t>
+        <w:t>atendimento-bilingue</w:t>
       </w:r>
     </w:p>
     <w:p>
@@ -1601,7 +2201,7 @@
         <w:pStyle w:val="ListBullet"/>
       </w:pPr>
       <w:r>
-        <w:t>FAQ-MED-0052</w:t>
+        <w:t>notebooklm</w:t>
       </w:r>
     </w:p>
     <w:p>
@@ -1609,7 +2209,7 @@
         <w:pStyle w:val="Heading2"/>
       </w:pPr>
       <w:r>
-        <w:t>Casos relacionados</w:t>
+        <w:t>関連項目</w:t>
       </w:r>
     </w:p>
     <w:p>
@@ -1617,7 +2217,7 @@
         <w:pStyle w:val="ListBullet"/>
       </w:pPr>
       <w:r>
-        <w:t>CASE-MED-0021</w:t>
+        <w:t>`15_CaseStudies/MED/CASE-MED-0021.md`</w:t>
       </w:r>
     </w:p>
     <w:p>
@@ -1625,79 +2225,104 @@
         <w:pStyle w:val="Heading2"/>
       </w:pPr>
       <w:r>
-        <w:t>Referências cruzadas</w:t>
-      </w:r>
-    </w:p>
-    <w:p>
-      <w:pPr>
-        <w:pStyle w:val="ListBullet"/>
-      </w:pPr>
-      <w:r>
-        <w:t>MED-0049</w:t>
-      </w:r>
-    </w:p>
-    <w:p>
-      <w:pPr>
-        <w:pStyle w:val="ListBullet"/>
-      </w:pPr>
-      <w:r>
-        <w:t>MED-0050</w:t>
-      </w:r>
-    </w:p>
-    <w:p>
-      <w:pPr>
-        <w:pStyle w:val="ListBullet"/>
-      </w:pPr>
-      <w:r>
-        <w:t>MED-0051</w:t>
-      </w:r>
-    </w:p>
-    <w:p>
-      <w:pPr>
-        <w:pStyle w:val="ListBullet"/>
-      </w:pPr>
-      <w:r>
-        <w:t>MED-0052</w:t>
-      </w:r>
-    </w:p>
-    <w:p>
-      <w:pPr>
-        <w:pStyle w:val="ListBullet"/>
-      </w:pPr>
-      <w:r>
-        <w:t>FAQ-MED-0049</w:t>
-      </w:r>
-    </w:p>
-    <w:p>
-      <w:pPr>
-        <w:pStyle w:val="ListBullet"/>
-      </w:pPr>
-      <w:r>
-        <w:t>FAQ-MED-0050</w:t>
-      </w:r>
-    </w:p>
-    <w:p>
-      <w:pPr>
-        <w:pStyle w:val="ListBullet"/>
-      </w:pPr>
-      <w:r>
-        <w:t>FAQ-MED-0051</w:t>
-      </w:r>
-    </w:p>
-    <w:p>
-      <w:pPr>
-        <w:pStyle w:val="ListBullet"/>
-      </w:pPr>
-      <w:r>
-        <w:t>FAQ-MED-0052</w:t>
-      </w:r>
-    </w:p>
-    <w:p>
-      <w:pPr>
-        <w:pStyle w:val="ListBullet"/>
-      </w:pPr>
-      <w:r>
-        <w:t>CASE-MED-0021</w:t>
+        <w:t>ブラジルポルトガル語実用フレーズ</w:t>
+      </w:r>
+    </w:p>
+    <w:p>
+      <w:r>
+        <w:t>Este bloco é a versão operacional para o corretor japonês falar com o cliente brasileiro. O português deve ser lido primeiro; a linha em katakana serve apenas como apoio de pronúncia.</w:t>
+      </w:r>
+    </w:p>
+    <w:p>
+      <w:r>
+        <w:rPr>
+          <w:b/>
+        </w:rPr>
+        <w:t>顧客:</w:t>
+      </w:r>
+    </w:p>
+    <w:p>
+      <w:r>
+        <w:t>Português brasileiro: Quanto tempo demora para pagar?</w:t>
+      </w:r>
+    </w:p>
+    <w:p>
+      <w:r>
+        <w:t>カタカナ読み: クアント テンポ デモラ パラ パガール</w:t>
+      </w:r>
+    </w:p>
+    <w:p>
+      <w:r>
+        <w:t>日本語確認用: 支払期間の質問。</w:t>
+      </w:r>
+    </w:p>
+    <w:p>
+      <w:r>
+        <w:rPr>
+          <w:b/>
+        </w:rPr>
+        <w:t>募集人:</w:t>
+      </w:r>
+    </w:p>
+    <w:p>
+      <w:r>
+        <w:t>Português brasileiro: Depende da análise e dos documentos. Não é correto prometer uma data antes da seguradora decidir.</w:t>
+      </w:r>
+    </w:p>
+    <w:p>
+      <w:r>
+        <w:t>カタカナ読み: デペンジ ダ アナリジ イ ドス ドクメントス。ナォン エ コヘト プロメテール ウマ ダタ アンチス ダ セグラドーラ デシジール</w:t>
+      </w:r>
+    </w:p>
+    <w:p>
+      <w:r>
+        <w:t>日本語確認用: 審査と書類次第で、日付の約束は避ける。</w:t>
+      </w:r>
+    </w:p>
+    <w:p>
+      <w:r>
+        <w:rPr>
+          <w:b/>
+        </w:rPr>
+        <w:t>顧客:</w:t>
+      </w:r>
+    </w:p>
+    <w:p>
+      <w:r>
+        <w:t>Português brasileiro: Se faltar documento?</w:t>
+      </w:r>
+    </w:p>
+    <w:p>
+      <w:r>
+        <w:t>カタカナ読み: セ ファウタール ドクメント</w:t>
+      </w:r>
+    </w:p>
+    <w:p>
+      <w:r>
+        <w:t>日本語確認用: 書類不足時の流れを確認する質問。</w:t>
+      </w:r>
+    </w:p>
+    <w:p>
+      <w:r>
+        <w:rPr>
+          <w:b/>
+        </w:rPr>
+        <w:t>募集人:</w:t>
+      </w:r>
+    </w:p>
+    <w:p>
+      <w:r>
+        <w:t>Português brasileiro: A seguradora pode pedir complemento, e isso pode mudar o prazo.</w:t>
+      </w:r>
+    </w:p>
+    <w:p>
+      <w:r>
+        <w:t>カタカナ読み: ア セグラドーラ ポジ ペジール コンプレメント、イ イッソ ポジ ムダール オ プラゾ</w:t>
+      </w:r>
+    </w:p>
+    <w:p>
+      <w:r>
+        <w:t>日本語確認用: 追加書類により期間が変わる。</w:t>
       </w:r>
     </w:p>
     <w:p>
@@ -1705,63 +2330,7 @@
         <w:pStyle w:val="Heading2"/>
       </w:pPr>
       <w:r>
-        <w:t>Tags</w:t>
-      </w:r>
-    </w:p>
-    <w:p>
-      <w:pPr>
-        <w:pStyle w:val="ListBullet"/>
-      </w:pPr>
-      <w:r>
-        <w:t>dialogue</w:t>
-      </w:r>
-    </w:p>
-    <w:p>
-      <w:pPr>
-        <w:pStyle w:val="ListBullet"/>
-      </w:pPr>
-      <w:r>
-        <w:t>med</w:t>
-      </w:r>
-    </w:p>
-    <w:p>
-      <w:pPr>
-        <w:pStyle w:val="ListBullet"/>
-      </w:pPr>
-      <w:r>
-        <w:t>atendimento-bilingue</w:t>
-      </w:r>
-    </w:p>
-    <w:p>
-      <w:pPr>
-        <w:pStyle w:val="ListBullet"/>
-      </w:pPr>
-      <w:r>
-        <w:t>notebooklm</w:t>
-      </w:r>
-    </w:p>
-    <w:p>
-      <w:pPr>
-        <w:pStyle w:val="Heading2"/>
-      </w:pPr>
-      <w:r>
-        <w:t>Veja também</w:t>
-      </w:r>
-    </w:p>
-    <w:p>
-      <w:pPr>
-        <w:pStyle w:val="ListBullet"/>
-      </w:pPr>
-      <w:r>
-        <w:t>`15_CaseStudies/MED/CASE-MED-0021.md`</w:t>
-      </w:r>
-    </w:p>
-    <w:p>
-      <w:pPr>
-        <w:pStyle w:val="Heading2"/>
-      </w:pPr>
-      <w:r>
-        <w:t>Histórico de revisão</w:t>
+        <w:t>改訂履歴</w:t>
       </w:r>
     </w:p>
     <w:tbl>
@@ -1771,15 +2340,15 @@
         <w:tblLook w:firstColumn="1" w:firstRow="1" w:lastColumn="0" w:lastRow="0" w:noHBand="0" w:noVBand="1" w:val="04A0"/>
       </w:tblPr>
       <w:tblGrid>
-        <w:gridCol w:w="2448"/>
-        <w:gridCol w:w="2448"/>
-        <w:gridCol w:w="2448"/>
-        <w:gridCol w:w="2448"/>
+        <w:gridCol w:w="2520"/>
+        <w:gridCol w:w="2520"/>
+        <w:gridCol w:w="2520"/>
+        <w:gridCol w:w="2520"/>
       </w:tblGrid>
       <w:tr>
         <w:tc>
           <w:tcPr>
-            <w:tcW w:type="dxa" w:w="2448"/>
+            <w:tcW w:type="dxa" w:w="2520"/>
           </w:tcPr>
           <w:p>
             <w:r>
@@ -1789,7 +2358,7 @@
         </w:tc>
         <w:tc>
           <w:tcPr>
-            <w:tcW w:type="dxa" w:w="2448"/>
+            <w:tcW w:type="dxa" w:w="2520"/>
           </w:tcPr>
           <w:p>
             <w:r>
@@ -1799,7 +2368,7 @@
         </w:tc>
         <w:tc>
           <w:tcPr>
-            <w:tcW w:type="dxa" w:w="2448"/>
+            <w:tcW w:type="dxa" w:w="2520"/>
           </w:tcPr>
           <w:p>
             <w:r>
@@ -1809,7 +2378,7 @@
         </w:tc>
         <w:tc>
           <w:tcPr>
-            <w:tcW w:type="dxa" w:w="2448"/>
+            <w:tcW w:type="dxa" w:w="2520"/>
           </w:tcPr>
           <w:p>
             <w:r>
@@ -1821,7 +2390,7 @@
       <w:tr>
         <w:tc>
           <w:tcPr>
-            <w:tcW w:type="dxa" w:w="2448"/>
+            <w:tcW w:type="dxa" w:w="2520"/>
           </w:tcPr>
           <w:p>
             <w:r>
@@ -1831,7 +2400,7 @@
         </w:tc>
         <w:tc>
           <w:tcPr>
-            <w:tcW w:type="dxa" w:w="2448"/>
+            <w:tcW w:type="dxa" w:w="2520"/>
           </w:tcPr>
           <w:p>
             <w:r>
@@ -1841,7 +2410,7 @@
         </w:tc>
         <w:tc>
           <w:tcPr>
-            <w:tcW w:type="dxa" w:w="2448"/>
+            <w:tcW w:type="dxa" w:w="2520"/>
           </w:tcPr>
           <w:p>
             <w:r>
@@ -1851,7 +2420,7 @@
         </w:tc>
         <w:tc>
           <w:tcPr>
-            <w:tcW w:type="dxa" w:w="2448"/>
+            <w:tcW w:type="dxa" w:w="2520"/>
           </w:tcPr>
           <w:p>
             <w:r>
@@ -1860,14 +2429,51 @@
           </w:p>
         </w:tc>
       </w:tr>
+      <w:tr>
+        <w:tc>
+          <w:tcPr>
+            <w:tcW w:type="dxa" w:w="2520"/>
+          </w:tcPr>
+          <w:p>
+            <w:r>
+              <w:t>2026-06-27</w:t>
+            </w:r>
+          </w:p>
+        </w:tc>
+        <w:tc>
+          <w:tcPr>
+            <w:tcW w:type="dxa" w:w="2520"/>
+          </w:tcPr>
+          <w:p>
+            <w:r>
+              <w:t>0.3</w:t>
+            </w:r>
+          </w:p>
+        </w:tc>
+        <w:tc>
+          <w:tcPr>
+            <w:tcW w:type="dxa" w:w="2520"/>
+          </w:tcPr>
+          <w:p>
+            <w:r>
+              <w:t>JP-BR Insurance Knowledge Base</w:t>
+            </w:r>
+          </w:p>
+        </w:tc>
+        <w:tc>
+          <w:tcPr>
+            <w:tcW w:type="dxa" w:w="2520"/>
+          </w:tcPr>
+          <w:p>
+            <w:r>
+              <w:t>内部説明を日本語化し、顧客向けポルトガル語フレーズとの役割を分離。</w:t>
+            </w:r>
+          </w:p>
+        </w:tc>
+      </w:tr>
     </w:tbl>
     <w:p/>
     <w:p>
-      <w:r>
-        <w:t>---</w:t>
-      </w:r>
-    </w:p>
-    <w:p>
       <w:pPr>
         <w:pStyle w:val="Heading1"/>
       </w:pPr>
@@ -1880,7 +2486,7 @@
         <w:pStyle w:val="Heading2"/>
       </w:pPr>
       <w:r>
-        <w:t>Controle</w:t>
+        <w:t>管理情報</w:t>
       </w:r>
     </w:p>
     <w:p>
@@ -1888,7 +2494,7 @@
         <w:pStyle w:val="ListBullet"/>
       </w:pPr>
       <w:r>
-        <w:t>Versão: 0.2</w:t>
+        <w:t>Versão: 0.3</w:t>
       </w:r>
     </w:p>
     <w:p>
@@ -1896,7 +2502,7 @@
         <w:pStyle w:val="ListBullet"/>
       </w:pPr>
       <w:r>
-        <w:t>Data: 2026-06-26</w:t>
+        <w:t>Data: 2026-06-27</w:t>
       </w:r>
     </w:p>
     <w:p>
@@ -1912,7 +2518,7 @@
         <w:pStyle w:val="ListBullet"/>
       </w:pPr>
       <w:r>
-        <w:t>Histórico: Normalização bilíngue para uso por corretor japonês no NotebookLM.</w:t>
+        <w:t>Histórico: Padronização do roteiro de fala ao cliente brasileiro com português explícito e leitura em katakana.</w:t>
       </w:r>
     </w:p>
     <w:p>
@@ -1920,7 +2526,7 @@
         <w:pStyle w:val="Heading2"/>
       </w:pPr>
       <w:r>
-        <w:t>Código</w:t>
+        <w:t>コード</w:t>
       </w:r>
     </w:p>
     <w:p>
@@ -1946,12 +2552,12 @@
         <w:pStyle w:val="Heading2"/>
       </w:pPr>
       <w:r>
-        <w:t>Situação de atendimento</w:t>
-      </w:r>
-    </w:p>
-    <w:p>
-      <w:r>
-        <w:t>Cliente quer entender quando o contrato começa ou por que a seguradora não aceitou imediatamente.</w:t>
+        <w:t>対応場面</w:t>
+      </w:r>
+    </w:p>
+    <w:p>
+      <w:r>
+        <w:t>ブラジル人顧客が不払い理由や再査定の可能性を確認する場面。</w:t>
       </w:r>
     </w:p>
     <w:p>
@@ -1959,7 +2565,7 @@
         <w:pStyle w:val="Heading2"/>
       </w:pPr>
       <w:r>
-        <w:t>Participantes</w:t>
+        <w:t>参加者</w:t>
       </w:r>
     </w:p>
     <w:p>
@@ -1967,7 +2573,7 @@
         <w:pStyle w:val="ListBullet"/>
       </w:pPr>
       <w:r>
-        <w:t>Corretor: corretor japonês</w:t>
+        <w:t>募集人: 日本人保険募集人</w:t>
       </w:r>
     </w:p>
     <w:p>
@@ -1975,7 +2581,7 @@
         <w:pStyle w:val="ListBullet"/>
       </w:pPr>
       <w:r>
-        <w:t>Cliente: cliente brasileiro residente no Japão</w:t>
+        <w:t>顧客: 日本在住のブラジル人顧客</w:t>
       </w:r>
     </w:p>
     <w:p>
@@ -1983,12 +2589,12 @@
         <w:pStyle w:val="Heading2"/>
       </w:pPr>
       <w:r>
-        <w:t>Objetivo do diálogo</w:t>
-      </w:r>
-    </w:p>
-    <w:p>
-      <w:r>
-        <w:t>Explicar recusa, adiamento, formação do contrato e função da apólice.</w:t>
+        <w:t>対話の目的</w:t>
+      </w:r>
+    </w:p>
+    <w:p>
+      <w:r>
+        <w:t>不払い理由、契約条件、新しい資料の有無を確認し、支払保証をしない。</w:t>
       </w:r>
     </w:p>
     <w:p>
@@ -1996,32 +2602,62 @@
         <w:pStyle w:val="Heading2"/>
       </w:pPr>
       <w:r>
-        <w:t>Versão em japonês</w:t>
-      </w:r>
-    </w:p>
-    <w:p>
-      <w:r>
-        <w:t>**Corretor:** 謝絶は、保険会社が契約を引き受けない判断です。</w:t>
-      </w:r>
-    </w:p>
-    <w:p>
-      <w:r>
-        <w:t>**Cliente:** それはポルトガル語でお客様にどう説明すればよいですか。</w:t>
-      </w:r>
-    </w:p>
-    <w:p>
-      <w:r>
-        <w:t>**Corretor:** 延期は、すぐに判断せず、後日再確認する扱いです。</w:t>
-      </w:r>
-    </w:p>
-    <w:p>
-      <w:r>
-        <w:t>**Cliente:** 支払いを約束してもよいですか。</w:t>
-      </w:r>
-    </w:p>
-    <w:p>
-      <w:r>
-        <w:t>**Corretor:** 契約成立後、保険証券で内容を確認します。</w:t>
+        <w:t>日本語版</w:t>
+      </w:r>
+    </w:p>
+    <w:p>
+      <w:r>
+        <w:rPr>
+          <w:b/>
+        </w:rPr>
+        <w:t>募集人:</w:t>
+      </w:r>
+      <w:r>
+        <w:t xml:space="preserve"> 謝絶は、保険会社が契約を引き受けない判断です。</w:t>
+      </w:r>
+    </w:p>
+    <w:p>
+      <w:r>
+        <w:rPr>
+          <w:b/>
+        </w:rPr>
+        <w:t>顧客:</w:t>
+      </w:r>
+      <w:r>
+        <w:t xml:space="preserve"> それはポルトガル語でお客様にどう説明すればよいですか。</w:t>
+      </w:r>
+    </w:p>
+    <w:p>
+      <w:r>
+        <w:rPr>
+          <w:b/>
+        </w:rPr>
+        <w:t>募集人:</w:t>
+      </w:r>
+      <w:r>
+        <w:t xml:space="preserve"> 延期は、すぐに判断せず、後日再確認する扱いです。</w:t>
+      </w:r>
+    </w:p>
+    <w:p>
+      <w:r>
+        <w:rPr>
+          <w:b/>
+        </w:rPr>
+        <w:t>顧客:</w:t>
+      </w:r>
+      <w:r>
+        <w:t xml:space="preserve"> 支払いを約束してもよいですか。</w:t>
+      </w:r>
+    </w:p>
+    <w:p>
+      <w:r>
+        <w:rPr>
+          <w:b/>
+        </w:rPr>
+        <w:t>募集人:</w:t>
+      </w:r>
+      <w:r>
+        <w:t xml:space="preserve"> 契約成立後、保険証券で内容を確認します。</w:t>
       </w:r>
     </w:p>
     <w:p>
@@ -2029,32 +2665,62 @@
         <w:pStyle w:val="Heading2"/>
       </w:pPr>
       <w:r>
-        <w:t>Versão em português brasileiro</w:t>
-      </w:r>
-    </w:p>
-    <w:p>
-      <w:r>
-        <w:t>**Corretor:** Recusa significa que a seguradora não aceitou a contratação.</w:t>
-      </w:r>
-    </w:p>
-    <w:p>
-      <w:r>
-        <w:t>**Cliente:** Então isso já garante o pagamento?</w:t>
-      </w:r>
-    </w:p>
-    <w:p>
-      <w:r>
-        <w:t>**Corretor:** Adiamento significa que a decisão ficou para depois, geralmente por análise ou tratamento em andamento.</w:t>
-      </w:r>
-    </w:p>
-    <w:p>
-      <w:r>
-        <w:t>**Cliente:** O que eu preciso fazer agora?</w:t>
-      </w:r>
-    </w:p>
-    <w:p>
-      <w:r>
-        <w:t>**Corretor:** Depois da formação do contrato, a apólice confirma os dados principais.</w:t>
+        <w:t>ブラジルポルトガル語版</w:t>
+      </w:r>
+    </w:p>
+    <w:p>
+      <w:r>
+        <w:rPr>
+          <w:b/>
+        </w:rPr>
+        <w:t>募集人:</w:t>
+      </w:r>
+      <w:r>
+        <w:t xml:space="preserve"> Recusa significa que a seguradora não aceitou a contratação.</w:t>
+      </w:r>
+    </w:p>
+    <w:p>
+      <w:r>
+        <w:rPr>
+          <w:b/>
+        </w:rPr>
+        <w:t>顧客:</w:t>
+      </w:r>
+      <w:r>
+        <w:t xml:space="preserve"> Então isso já garante o pagamento?</w:t>
+      </w:r>
+    </w:p>
+    <w:p>
+      <w:r>
+        <w:rPr>
+          <w:b/>
+        </w:rPr>
+        <w:t>募集人:</w:t>
+      </w:r>
+      <w:r>
+        <w:t xml:space="preserve"> Adiamento significa que a decisão ficou para depois, geralmente por análise ou tratamento em andamento.</w:t>
+      </w:r>
+    </w:p>
+    <w:p>
+      <w:r>
+        <w:rPr>
+          <w:b/>
+        </w:rPr>
+        <w:t>顧客:</w:t>
+      </w:r>
+      <w:r>
+        <w:t xml:space="preserve"> O que eu preciso fazer agora?</w:t>
+      </w:r>
+    </w:p>
+    <w:p>
+      <w:r>
+        <w:rPr>
+          <w:b/>
+        </w:rPr>
+        <w:t>募集人:</w:t>
+      </w:r>
+      <w:r>
+        <w:t xml:space="preserve"> Depois da formação do contrato, a apólice confirma os dados principais.</w:t>
       </w:r>
     </w:p>
     <w:p>
@@ -2062,7 +2728,7 @@
         <w:pStyle w:val="Heading2"/>
       </w:pPr>
       <w:r>
-        <w:t>Notas culturais ou comerciais</w:t>
+        <w:t>文化・営業上の注意</w:t>
       </w:r>
     </w:p>
     <w:p>
@@ -2070,7 +2736,7 @@
         <w:pStyle w:val="ListBullet"/>
       </w:pPr>
       <w:r>
-        <w:t>Confirmar documentos e condições antes de orientar o cliente.</w:t>
+        <w:t>医療保険と公的医療制度、治療費の精算、給付金の支払いを混同しない。</w:t>
       </w:r>
     </w:p>
     <w:p>
@@ -2078,7 +2744,15 @@
         <w:pStyle w:val="ListBullet"/>
       </w:pPr>
       <w:r>
-        <w:t>Não prometer aceitação, cobertura ou pagamento antes da análise da seguradora.</w:t>
+        <w:t>顧客には短いポルトガル語で説明し、正式判断は保険会社の査定事項として分ける。</w:t>
+      </w:r>
+    </w:p>
+    <w:p>
+      <w:pPr>
+        <w:pStyle w:val="Heading2"/>
+      </w:pPr>
+      <w:r>
+        <w:t>募集人の注意点</w:t>
       </w:r>
     </w:p>
     <w:p>
@@ -2086,7 +2760,23 @@
         <w:pStyle w:val="ListBullet"/>
       </w:pPr>
       <w:r>
-        <w:t>Usar português simples e evitar tradução literal quando prejudicar a compreensão.</w:t>
+        <w:t>顧客の質問を先に確認し、契約内容、告知内容、医療書類、関連日付を分けて整理する。</w:t>
+      </w:r>
+    </w:p>
+    <w:p>
+      <w:pPr>
+        <w:pStyle w:val="ListBullet"/>
+      </w:pPr>
+      <w:r>
+        <w:t>加入可否、支払可否、支払時期、査定結果を断定しない。</w:t>
+      </w:r>
+    </w:p>
+    <w:p>
+      <w:pPr>
+        <w:pStyle w:val="ListBullet"/>
+      </w:pPr>
+      <w:r>
+        <w:t>ポルトガル語の説明は短く、確認が必要な点は日本語で内部確認する。</w:t>
       </w:r>
     </w:p>
     <w:p>
@@ -2094,7 +2784,7 @@
         <w:pStyle w:val="Heading2"/>
       </w:pPr>
       <w:r>
-        <w:t>Pontos de atenção para o corretor</w:t>
+        <w:t>関連用語</w:t>
       </w:r>
     </w:p>
     <w:p>
@@ -2102,7 +2792,7 @@
         <w:pStyle w:val="ListBullet"/>
       </w:pPr>
       <w:r>
-        <w:t>Registrar a dúvida principal do cliente.</w:t>
+        <w:t>MED-0053</w:t>
       </w:r>
     </w:p>
     <w:p>
@@ -2110,7 +2800,7 @@
         <w:pStyle w:val="ListBullet"/>
       </w:pPr>
       <w:r>
-        <w:t>Separar explicação comercial de decisão formal da seguradora.</w:t>
+        <w:t>MED-0054</w:t>
       </w:r>
     </w:p>
     <w:p>
@@ -2118,7 +2808,15 @@
         <w:pStyle w:val="ListBullet"/>
       </w:pPr>
       <w:r>
-        <w:t>Apontar os verbetes e FAQs relacionados quando houver dúvida técnica.</w:t>
+        <w:t>MED-0055</w:t>
+      </w:r>
+    </w:p>
+    <w:p>
+      <w:pPr>
+        <w:pStyle w:val="ListBullet"/>
+      </w:pPr>
+      <w:r>
+        <w:t>MED-0056</w:t>
       </w:r>
     </w:p>
     <w:p>
@@ -2126,7 +2824,7 @@
         <w:pStyle w:val="Heading2"/>
       </w:pPr>
       <w:r>
-        <w:t>Termos relacionados</w:t>
+        <w:t>関連FAQ</w:t>
       </w:r>
     </w:p>
     <w:p>
@@ -2134,6 +2832,62 @@
         <w:pStyle w:val="ListBullet"/>
       </w:pPr>
       <w:r>
+        <w:t>FAQ-MED-0053</w:t>
+      </w:r>
+    </w:p>
+    <w:p>
+      <w:pPr>
+        <w:pStyle w:val="ListBullet"/>
+      </w:pPr>
+      <w:r>
+        <w:t>FAQ-MED-0054</w:t>
+      </w:r>
+    </w:p>
+    <w:p>
+      <w:pPr>
+        <w:pStyle w:val="ListBullet"/>
+      </w:pPr>
+      <w:r>
+        <w:t>FAQ-MED-0055</w:t>
+      </w:r>
+    </w:p>
+    <w:p>
+      <w:pPr>
+        <w:pStyle w:val="ListBullet"/>
+      </w:pPr>
+      <w:r>
+        <w:t>FAQ-MED-0056</w:t>
+      </w:r>
+    </w:p>
+    <w:p>
+      <w:pPr>
+        <w:pStyle w:val="Heading2"/>
+      </w:pPr>
+      <w:r>
+        <w:t>関連ケース</w:t>
+      </w:r>
+    </w:p>
+    <w:p>
+      <w:pPr>
+        <w:pStyle w:val="ListBullet"/>
+      </w:pPr>
+      <w:r>
+        <w:t>CASE-MED-0023</w:t>
+      </w:r>
+    </w:p>
+    <w:p>
+      <w:pPr>
+        <w:pStyle w:val="Heading2"/>
+      </w:pPr>
+      <w:r>
+        <w:t>相互参照</w:t>
+      </w:r>
+    </w:p>
+    <w:p>
+      <w:pPr>
+        <w:pStyle w:val="ListBullet"/>
+      </w:pPr>
+      <w:r>
         <w:t>MED-0053</w:t>
       </w:r>
     </w:p>
@@ -2163,10 +2917,50 @@
     </w:p>
     <w:p>
       <w:pPr>
+        <w:pStyle w:val="ListBullet"/>
+      </w:pPr>
+      <w:r>
+        <w:t>FAQ-MED-0053</w:t>
+      </w:r>
+    </w:p>
+    <w:p>
+      <w:pPr>
+        <w:pStyle w:val="ListBullet"/>
+      </w:pPr>
+      <w:r>
+        <w:t>FAQ-MED-0054</w:t>
+      </w:r>
+    </w:p>
+    <w:p>
+      <w:pPr>
+        <w:pStyle w:val="ListBullet"/>
+      </w:pPr>
+      <w:r>
+        <w:t>FAQ-MED-0055</w:t>
+      </w:r>
+    </w:p>
+    <w:p>
+      <w:pPr>
+        <w:pStyle w:val="ListBullet"/>
+      </w:pPr>
+      <w:r>
+        <w:t>FAQ-MED-0056</w:t>
+      </w:r>
+    </w:p>
+    <w:p>
+      <w:pPr>
+        <w:pStyle w:val="ListBullet"/>
+      </w:pPr>
+      <w:r>
+        <w:t>CASE-MED-0023</w:t>
+      </w:r>
+    </w:p>
+    <w:p>
+      <w:pPr>
         <w:pStyle w:val="Heading2"/>
       </w:pPr>
       <w:r>
-        <w:t>FAQs relacionadas</w:t>
+        <w:t>タグ</w:t>
       </w:r>
     </w:p>
     <w:p>
@@ -2174,7 +2968,7 @@
         <w:pStyle w:val="ListBullet"/>
       </w:pPr>
       <w:r>
-        <w:t>FAQ-MED-0053</w:t>
+        <w:t>dialogue</w:t>
       </w:r>
     </w:p>
     <w:p>
@@ -2182,7 +2976,7 @@
         <w:pStyle w:val="ListBullet"/>
       </w:pPr>
       <w:r>
-        <w:t>FAQ-MED-0054</w:t>
+        <w:t>med</w:t>
       </w:r>
     </w:p>
     <w:p>
@@ -2190,7 +2984,7 @@
         <w:pStyle w:val="ListBullet"/>
       </w:pPr>
       <w:r>
-        <w:t>FAQ-MED-0055</w:t>
+        <w:t>atendimento-bilingue</w:t>
       </w:r>
     </w:p>
     <w:p>
@@ -2198,7 +2992,7 @@
         <w:pStyle w:val="ListBullet"/>
       </w:pPr>
       <w:r>
-        <w:t>FAQ-MED-0056</w:t>
+        <w:t>notebooklm</w:t>
       </w:r>
     </w:p>
     <w:p>
@@ -2206,7 +3000,7 @@
         <w:pStyle w:val="Heading2"/>
       </w:pPr>
       <w:r>
-        <w:t>Casos relacionados</w:t>
+        <w:t>関連項目</w:t>
       </w:r>
     </w:p>
     <w:p>
@@ -2214,7 +3008,7 @@
         <w:pStyle w:val="ListBullet"/>
       </w:pPr>
       <w:r>
-        <w:t>CASE-MED-0023</w:t>
+        <w:t>`15_CaseStudies/MED/CASE-MED-0023.md`</w:t>
       </w:r>
     </w:p>
     <w:p>
@@ -2222,79 +3016,104 @@
         <w:pStyle w:val="Heading2"/>
       </w:pPr>
       <w:r>
-        <w:t>Referências cruzadas</w:t>
-      </w:r>
-    </w:p>
-    <w:p>
-      <w:pPr>
-        <w:pStyle w:val="ListBullet"/>
-      </w:pPr>
-      <w:r>
-        <w:t>MED-0053</w:t>
-      </w:r>
-    </w:p>
-    <w:p>
-      <w:pPr>
-        <w:pStyle w:val="ListBullet"/>
-      </w:pPr>
-      <w:r>
-        <w:t>MED-0054</w:t>
-      </w:r>
-    </w:p>
-    <w:p>
-      <w:pPr>
-        <w:pStyle w:val="ListBullet"/>
-      </w:pPr>
-      <w:r>
-        <w:t>MED-0055</w:t>
-      </w:r>
-    </w:p>
-    <w:p>
-      <w:pPr>
-        <w:pStyle w:val="ListBullet"/>
-      </w:pPr>
-      <w:r>
-        <w:t>MED-0056</w:t>
-      </w:r>
-    </w:p>
-    <w:p>
-      <w:pPr>
-        <w:pStyle w:val="ListBullet"/>
-      </w:pPr>
-      <w:r>
-        <w:t>FAQ-MED-0053</w:t>
-      </w:r>
-    </w:p>
-    <w:p>
-      <w:pPr>
-        <w:pStyle w:val="ListBullet"/>
-      </w:pPr>
-      <w:r>
-        <w:t>FAQ-MED-0054</w:t>
-      </w:r>
-    </w:p>
-    <w:p>
-      <w:pPr>
-        <w:pStyle w:val="ListBullet"/>
-      </w:pPr>
-      <w:r>
-        <w:t>FAQ-MED-0055</w:t>
-      </w:r>
-    </w:p>
-    <w:p>
-      <w:pPr>
-        <w:pStyle w:val="ListBullet"/>
-      </w:pPr>
-      <w:r>
-        <w:t>FAQ-MED-0056</w:t>
-      </w:r>
-    </w:p>
-    <w:p>
-      <w:pPr>
-        <w:pStyle w:val="ListBullet"/>
-      </w:pPr>
-      <w:r>
-        <w:t>CASE-MED-0023</w:t>
+        <w:t>ブラジルポルトガル語実用フレーズ</w:t>
+      </w:r>
+    </w:p>
+    <w:p>
+      <w:r>
+        <w:t>Este bloco é a versão operacional para o corretor japonês falar com o cliente brasileiro. O português deve ser lido primeiro; a linha em katakana serve apenas como apoio de pronúncia.</w:t>
+      </w:r>
+    </w:p>
+    <w:p>
+      <w:r>
+        <w:rPr>
+          <w:b/>
+        </w:rPr>
+        <w:t>顧客:</w:t>
+      </w:r>
+    </w:p>
+    <w:p>
+      <w:r>
+        <w:t>Português brasileiro: Se a seguradora negar, posso pedir revisão?</w:t>
+      </w:r>
+    </w:p>
+    <w:p>
+      <w:r>
+        <w:t>カタカナ読み: セ ア セグラドーラ ネガール、ポッソ ペジール ヘヴィザォン</w:t>
+      </w:r>
+    </w:p>
+    <w:p>
+      <w:r>
+        <w:t>日本語確認用: 不払い・否認時の再確認を求める質問。</w:t>
+      </w:r>
+    </w:p>
+    <w:p>
+      <w:r>
+        <w:rPr>
+          <w:b/>
+        </w:rPr>
+        <w:t>募集人:</w:t>
+      </w:r>
+    </w:p>
+    <w:p>
+      <w:r>
+        <w:t>Português brasileiro: Podemos confirmar o motivo e verificar se há documento novo para reanálise.</w:t>
+      </w:r>
+    </w:p>
+    <w:p>
+      <w:r>
+        <w:t>カタカナ読み: ポデモス コンフィルマール オ モチーヴォ イ ヴェリフィカール セ ア ドクメント ノーヴォ パラ ヘアナリジ</w:t>
+      </w:r>
+    </w:p>
+    <w:p>
+      <w:r>
+        <w:t>日本語確認用: 理由確認と再査定書類の有無を確認する。</w:t>
+      </w:r>
+    </w:p>
+    <w:p>
+      <w:r>
+        <w:rPr>
+          <w:b/>
+        </w:rPr>
+        <w:t>顧客:</w:t>
+      </w:r>
+    </w:p>
+    <w:p>
+      <w:r>
+        <w:t>Português brasileiro: Você garante que vão pagar?</w:t>
+      </w:r>
+    </w:p>
+    <w:p>
+      <w:r>
+        <w:t>カタカナ読み: ヴォセ ガランチ キ ヴァォン パガール</w:t>
+      </w:r>
+    </w:p>
+    <w:p>
+      <w:r>
+        <w:t>日本語確認用: 支払保証を求める質問。</w:t>
+      </w:r>
+    </w:p>
+    <w:p>
+      <w:r>
+        <w:rPr>
+          <w:b/>
+        </w:rPr>
+        <w:t>募集人:</w:t>
+      </w:r>
+    </w:p>
+    <w:p>
+      <w:r>
+        <w:t>Português brasileiro: Não posso garantir. A decisão final é da seguradora conforme contrato e documentos.</w:t>
+      </w:r>
+    </w:p>
+    <w:p>
+      <w:r>
+        <w:t>カタカナ読み: ナォン ポッソ ガランチール。ア デシザォン フィナウ エ ダ セグラドーラ コンフォルミ コントラト イ ドクメントス</w:t>
+      </w:r>
+    </w:p>
+    <w:p>
+      <w:r>
+        <w:t>日本語確認用: 支払保証はせず、最終判断は保険会社と説明する。</w:t>
       </w:r>
     </w:p>
     <w:p>
@@ -2302,63 +3121,7 @@
         <w:pStyle w:val="Heading2"/>
       </w:pPr>
       <w:r>
-        <w:t>Tags</w:t>
-      </w:r>
-    </w:p>
-    <w:p>
-      <w:pPr>
-        <w:pStyle w:val="ListBullet"/>
-      </w:pPr>
-      <w:r>
-        <w:t>dialogue</w:t>
-      </w:r>
-    </w:p>
-    <w:p>
-      <w:pPr>
-        <w:pStyle w:val="ListBullet"/>
-      </w:pPr>
-      <w:r>
-        <w:t>med</w:t>
-      </w:r>
-    </w:p>
-    <w:p>
-      <w:pPr>
-        <w:pStyle w:val="ListBullet"/>
-      </w:pPr>
-      <w:r>
-        <w:t>atendimento-bilingue</w:t>
-      </w:r>
-    </w:p>
-    <w:p>
-      <w:pPr>
-        <w:pStyle w:val="ListBullet"/>
-      </w:pPr>
-      <w:r>
-        <w:t>notebooklm</w:t>
-      </w:r>
-    </w:p>
-    <w:p>
-      <w:pPr>
-        <w:pStyle w:val="Heading2"/>
-      </w:pPr>
-      <w:r>
-        <w:t>Veja também</w:t>
-      </w:r>
-    </w:p>
-    <w:p>
-      <w:pPr>
-        <w:pStyle w:val="ListBullet"/>
-      </w:pPr>
-      <w:r>
-        <w:t>`15_CaseStudies/MED/CASE-MED-0023.md`</w:t>
-      </w:r>
-    </w:p>
-    <w:p>
-      <w:pPr>
-        <w:pStyle w:val="Heading2"/>
-      </w:pPr>
-      <w:r>
-        <w:t>Histórico de revisão</w:t>
+        <w:t>改訂履歴</w:t>
       </w:r>
     </w:p>
     <w:tbl>
@@ -2368,15 +3131,15 @@
         <w:tblLook w:firstColumn="1" w:firstRow="1" w:lastColumn="0" w:lastRow="0" w:noHBand="0" w:noVBand="1" w:val="04A0"/>
       </w:tblPr>
       <w:tblGrid>
-        <w:gridCol w:w="2448"/>
-        <w:gridCol w:w="2448"/>
-        <w:gridCol w:w="2448"/>
-        <w:gridCol w:w="2448"/>
+        <w:gridCol w:w="2520"/>
+        <w:gridCol w:w="2520"/>
+        <w:gridCol w:w="2520"/>
+        <w:gridCol w:w="2520"/>
       </w:tblGrid>
       <w:tr>
         <w:tc>
           <w:tcPr>
-            <w:tcW w:type="dxa" w:w="2448"/>
+            <w:tcW w:type="dxa" w:w="2520"/>
           </w:tcPr>
           <w:p>
             <w:r>
@@ -2386,7 +3149,7 @@
         </w:tc>
         <w:tc>
           <w:tcPr>
-            <w:tcW w:type="dxa" w:w="2448"/>
+            <w:tcW w:type="dxa" w:w="2520"/>
           </w:tcPr>
           <w:p>
             <w:r>
@@ -2396,7 +3159,7 @@
         </w:tc>
         <w:tc>
           <w:tcPr>
-            <w:tcW w:type="dxa" w:w="2448"/>
+            <w:tcW w:type="dxa" w:w="2520"/>
           </w:tcPr>
           <w:p>
             <w:r>
@@ -2406,7 +3169,7 @@
         </w:tc>
         <w:tc>
           <w:tcPr>
-            <w:tcW w:type="dxa" w:w="2448"/>
+            <w:tcW w:type="dxa" w:w="2520"/>
           </w:tcPr>
           <w:p>
             <w:r>
@@ -2418,7 +3181,7 @@
       <w:tr>
         <w:tc>
           <w:tcPr>
-            <w:tcW w:type="dxa" w:w="2448"/>
+            <w:tcW w:type="dxa" w:w="2520"/>
           </w:tcPr>
           <w:p>
             <w:r>
@@ -2428,7 +3191,7 @@
         </w:tc>
         <w:tc>
           <w:tcPr>
-            <w:tcW w:type="dxa" w:w="2448"/>
+            <w:tcW w:type="dxa" w:w="2520"/>
           </w:tcPr>
           <w:p>
             <w:r>
@@ -2438,7 +3201,7 @@
         </w:tc>
         <w:tc>
           <w:tcPr>
-            <w:tcW w:type="dxa" w:w="2448"/>
+            <w:tcW w:type="dxa" w:w="2520"/>
           </w:tcPr>
           <w:p>
             <w:r>
@@ -2448,7 +3211,7 @@
         </w:tc>
         <w:tc>
           <w:tcPr>
-            <w:tcW w:type="dxa" w:w="2448"/>
+            <w:tcW w:type="dxa" w:w="2520"/>
           </w:tcPr>
           <w:p>
             <w:r>
@@ -2457,14 +3220,51 @@
           </w:p>
         </w:tc>
       </w:tr>
+      <w:tr>
+        <w:tc>
+          <w:tcPr>
+            <w:tcW w:type="dxa" w:w="2520"/>
+          </w:tcPr>
+          <w:p>
+            <w:r>
+              <w:t>2026-06-27</w:t>
+            </w:r>
+          </w:p>
+        </w:tc>
+        <w:tc>
+          <w:tcPr>
+            <w:tcW w:type="dxa" w:w="2520"/>
+          </w:tcPr>
+          <w:p>
+            <w:r>
+              <w:t>0.3</w:t>
+            </w:r>
+          </w:p>
+        </w:tc>
+        <w:tc>
+          <w:tcPr>
+            <w:tcW w:type="dxa" w:w="2520"/>
+          </w:tcPr>
+          <w:p>
+            <w:r>
+              <w:t>JP-BR Insurance Knowledge Base</w:t>
+            </w:r>
+          </w:p>
+        </w:tc>
+        <w:tc>
+          <w:tcPr>
+            <w:tcW w:type="dxa" w:w="2520"/>
+          </w:tcPr>
+          <w:p>
+            <w:r>
+              <w:t>内部説明を日本語化し、顧客向けポルトガル語フレーズとの役割を分離。</w:t>
+            </w:r>
+          </w:p>
+        </w:tc>
+      </w:tr>
     </w:tbl>
     <w:p/>
     <w:p>
-      <w:r>
-        <w:t>---</w:t>
-      </w:r>
-    </w:p>
-    <w:p>
       <w:pPr>
         <w:pStyle w:val="Heading1"/>
       </w:pPr>
@@ -2477,7 +3277,7 @@
         <w:pStyle w:val="Heading2"/>
       </w:pPr>
       <w:r>
-        <w:t>Controle</w:t>
+        <w:t>管理情報</w:t>
       </w:r>
     </w:p>
     <w:p>
@@ -2485,7 +3285,7 @@
         <w:pStyle w:val="ListBullet"/>
       </w:pPr>
       <w:r>
-        <w:t>Versão: 0.2</w:t>
+        <w:t>Versão: 0.3</w:t>
       </w:r>
     </w:p>
     <w:p>
@@ -2493,7 +3293,7 @@
         <w:pStyle w:val="ListBullet"/>
       </w:pPr>
       <w:r>
-        <w:t>Data: 2026-06-26</w:t>
+        <w:t>Data: 2026-06-27</w:t>
       </w:r>
     </w:p>
     <w:p>
@@ -2509,7 +3309,7 @@
         <w:pStyle w:val="ListBullet"/>
       </w:pPr>
       <w:r>
-        <w:t>Histórico: Normalização bilíngue para uso por corretor japonês no NotebookLM.</w:t>
+        <w:t>Histórico: Padronização do roteiro de fala ao cliente brasileiro com português explícito e leitura em katakana.</w:t>
       </w:r>
     </w:p>
     <w:p>
@@ -2517,7 +3317,7 @@
         <w:pStyle w:val="Heading2"/>
       </w:pPr>
       <w:r>
-        <w:t>Código</w:t>
+        <w:t>コード</w:t>
       </w:r>
     </w:p>
     <w:p>
@@ -2543,12 +3343,12 @@
         <w:pStyle w:val="Heading2"/>
       </w:pPr>
       <w:r>
-        <w:t>Situação de atendimento</w:t>
-      </w:r>
-    </w:p>
-    <w:p>
-      <w:r>
-        <w:t>Cliente quer conferir ou alterar contrato recém emitido.</w:t>
+        <w:t>対応場面</w:t>
+      </w:r>
+    </w:p>
+    <w:p>
+      <w:r>
+        <w:t>ブラジル人顧客が契約内容の変更や追加告知の必要性を確認する場面。</w:t>
       </w:r>
     </w:p>
     <w:p>
@@ -2556,7 +3356,7 @@
         <w:pStyle w:val="Heading2"/>
       </w:pPr>
       <w:r>
-        <w:t>Participantes</w:t>
+        <w:t>参加者</w:t>
       </w:r>
     </w:p>
     <w:p>
@@ -2564,7 +3364,7 @@
         <w:pStyle w:val="ListBullet"/>
       </w:pPr>
       <w:r>
-        <w:t>Corretor: corretor japonês</w:t>
+        <w:t>募集人: 日本人保険募集人</w:t>
       </w:r>
     </w:p>
     <w:p>
@@ -2572,7 +3372,7 @@
         <w:pStyle w:val="ListBullet"/>
       </w:pPr>
       <w:r>
-        <w:t>Cliente: cliente brasileiro residente no Japão</w:t>
+        <w:t>顧客: 日本在住のブラジル人顧客</w:t>
       </w:r>
     </w:p>
     <w:p>
@@ -2580,12 +3380,12 @@
         <w:pStyle w:val="Heading2"/>
       </w:pPr>
       <w:r>
-        <w:t>Objetivo do diálogo</w:t>
-      </w:r>
-    </w:p>
-    <w:p>
-      <w:r>
-        <w:t>Orientar confirmação do contrato, direito de cancelamento, retirada da proposta e alteração contratual.</w:t>
+        <w:t>対話の目的</w:t>
+      </w:r>
+    </w:p>
+    <w:p>
+      <w:r>
+        <w:t>変更可能な範囲、必要書類、追加査定、健康告知の要否を確認する。</w:t>
       </w:r>
     </w:p>
     <w:p>
@@ -2593,32 +3393,62 @@
         <w:pStyle w:val="Heading2"/>
       </w:pPr>
       <w:r>
-        <w:t>Versão em japonês</w:t>
-      </w:r>
-    </w:p>
-    <w:p>
-      <w:r>
-        <w:t>**Corretor:** 契約内容確認では、保障内容、保険料、契約者、被保険者を確認します。</w:t>
-      </w:r>
-    </w:p>
-    <w:p>
-      <w:r>
-        <w:t>**Cliente:** それはポルトガル語でお客様にどう説明すればよいですか。</w:t>
-      </w:r>
-    </w:p>
-    <w:p>
-      <w:r>
-        <w:t>**Corretor:** クーリングオフや申込撤回には期限と条件があります。</w:t>
-      </w:r>
-    </w:p>
-    <w:p>
-      <w:r>
-        <w:t>**Cliente:** 支払いを約束してもよいですか。</w:t>
-      </w:r>
-    </w:p>
-    <w:p>
-      <w:r>
-        <w:t>**Corretor:** 契約変更は、保険会社の手続きに従って確認します。</w:t>
+        <w:t>日本語版</w:t>
+      </w:r>
+    </w:p>
+    <w:p>
+      <w:r>
+        <w:rPr>
+          <w:b/>
+        </w:rPr>
+        <w:t>募集人:</w:t>
+      </w:r>
+      <w:r>
+        <w:t xml:space="preserve"> 契約内容確認では、保障内容、保険料、契約者、被保険者を確認します。</w:t>
+      </w:r>
+    </w:p>
+    <w:p>
+      <w:r>
+        <w:rPr>
+          <w:b/>
+        </w:rPr>
+        <w:t>顧客:</w:t>
+      </w:r>
+      <w:r>
+        <w:t xml:space="preserve"> それはポルトガル語でお客様にどう説明すればよいですか。</w:t>
+      </w:r>
+    </w:p>
+    <w:p>
+      <w:r>
+        <w:rPr>
+          <w:b/>
+        </w:rPr>
+        <w:t>募集人:</w:t>
+      </w:r>
+      <w:r>
+        <w:t xml:space="preserve"> クーリングオフや申込撤回には期限と条件があります。</w:t>
+      </w:r>
+    </w:p>
+    <w:p>
+      <w:r>
+        <w:rPr>
+          <w:b/>
+        </w:rPr>
+        <w:t>顧客:</w:t>
+      </w:r>
+      <w:r>
+        <w:t xml:space="preserve"> 支払いを約束してもよいですか。</w:t>
+      </w:r>
+    </w:p>
+    <w:p>
+      <w:r>
+        <w:rPr>
+          <w:b/>
+        </w:rPr>
+        <w:t>募集人:</w:t>
+      </w:r>
+      <w:r>
+        <w:t xml:space="preserve"> 契約変更は、保険会社の手続きに従って確認します。</w:t>
       </w:r>
     </w:p>
     <w:p>
@@ -2626,32 +3456,62 @@
         <w:pStyle w:val="Heading2"/>
       </w:pPr>
       <w:r>
-        <w:t>Versão em português brasileiro</w:t>
-      </w:r>
-    </w:p>
-    <w:p>
-      <w:r>
-        <w:t>**Corretor:** Na confirmação do contrato, vamos conferir cobertura, valor, contratante e segurado.</w:t>
-      </w:r>
-    </w:p>
-    <w:p>
-      <w:r>
-        <w:t>**Cliente:** Então isso já garante o pagamento?</w:t>
-      </w:r>
-    </w:p>
-    <w:p>
-      <w:r>
-        <w:t>**Corretor:** Cancelamento no prazo legal ou retirada da proposta têm prazo e regras próprias.</w:t>
-      </w:r>
-    </w:p>
-    <w:p>
-      <w:r>
-        <w:t>**Cliente:** O que eu preciso fazer agora?</w:t>
-      </w:r>
-    </w:p>
-    <w:p>
-      <w:r>
-        <w:t>**Corretor:** Alteração contratual precisa seguir o procedimento da seguradora.</w:t>
+        <w:t>ブラジルポルトガル語版</w:t>
+      </w:r>
+    </w:p>
+    <w:p>
+      <w:r>
+        <w:rPr>
+          <w:b/>
+        </w:rPr>
+        <w:t>募集人:</w:t>
+      </w:r>
+      <w:r>
+        <w:t xml:space="preserve"> Na confirmação do contrato, vamos conferir cobertura, valor, contratante e segurado.</w:t>
+      </w:r>
+    </w:p>
+    <w:p>
+      <w:r>
+        <w:rPr>
+          <w:b/>
+        </w:rPr>
+        <w:t>顧客:</w:t>
+      </w:r>
+      <w:r>
+        <w:t xml:space="preserve"> Então isso já garante o pagamento?</w:t>
+      </w:r>
+    </w:p>
+    <w:p>
+      <w:r>
+        <w:rPr>
+          <w:b/>
+        </w:rPr>
+        <w:t>募集人:</w:t>
+      </w:r>
+      <w:r>
+        <w:t xml:space="preserve"> Cancelamento no prazo legal ou retirada da proposta têm prazo e regras próprias.</w:t>
+      </w:r>
+    </w:p>
+    <w:p>
+      <w:r>
+        <w:rPr>
+          <w:b/>
+        </w:rPr>
+        <w:t>顧客:</w:t>
+      </w:r>
+      <w:r>
+        <w:t xml:space="preserve"> O que eu preciso fazer agora?</w:t>
+      </w:r>
+    </w:p>
+    <w:p>
+      <w:r>
+        <w:rPr>
+          <w:b/>
+        </w:rPr>
+        <w:t>募集人:</w:t>
+      </w:r>
+      <w:r>
+        <w:t xml:space="preserve"> Alteração contratual precisa seguir o procedimento da seguradora.</w:t>
       </w:r>
     </w:p>
     <w:p>
@@ -2659,7 +3519,7 @@
         <w:pStyle w:val="Heading2"/>
       </w:pPr>
       <w:r>
-        <w:t>Notas culturais ou comerciais</w:t>
+        <w:t>文化・営業上の注意</w:t>
       </w:r>
     </w:p>
     <w:p>
@@ -2667,7 +3527,7 @@
         <w:pStyle w:val="ListBullet"/>
       </w:pPr>
       <w:r>
-        <w:t>Confirmar documentos e condições antes de orientar o cliente.</w:t>
+        <w:t>医療保険と公的医療制度、治療費の精算、給付金の支払いを混同しない。</w:t>
       </w:r>
     </w:p>
     <w:p>
@@ -2675,7 +3535,15 @@
         <w:pStyle w:val="ListBullet"/>
       </w:pPr>
       <w:r>
-        <w:t>Não prometer aceitação, cobertura ou pagamento antes da análise da seguradora.</w:t>
+        <w:t>顧客には短いポルトガル語で説明し、正式判断は保険会社の査定事項として分ける。</w:t>
+      </w:r>
+    </w:p>
+    <w:p>
+      <w:pPr>
+        <w:pStyle w:val="Heading2"/>
+      </w:pPr>
+      <w:r>
+        <w:t>募集人の注意点</w:t>
       </w:r>
     </w:p>
     <w:p>
@@ -2683,7 +3551,23 @@
         <w:pStyle w:val="ListBullet"/>
       </w:pPr>
       <w:r>
-        <w:t>Usar português simples e evitar tradução literal quando prejudicar a compreensão.</w:t>
+        <w:t>顧客の質問を先に確認し、契約内容、告知内容、医療書類、関連日付を分けて整理する。</w:t>
+      </w:r>
+    </w:p>
+    <w:p>
+      <w:pPr>
+        <w:pStyle w:val="ListBullet"/>
+      </w:pPr>
+      <w:r>
+        <w:t>加入可否、支払可否、支払時期、査定結果を断定しない。</w:t>
+      </w:r>
+    </w:p>
+    <w:p>
+      <w:pPr>
+        <w:pStyle w:val="ListBullet"/>
+      </w:pPr>
+      <w:r>
+        <w:t>ポルトガル語の説明は短く、確認が必要な点は日本語で内部確認する。</w:t>
       </w:r>
     </w:p>
     <w:p>
@@ -2691,7 +3575,7 @@
         <w:pStyle w:val="Heading2"/>
       </w:pPr>
       <w:r>
-        <w:t>Pontos de atenção para o corretor</w:t>
+        <w:t>関連用語</w:t>
       </w:r>
     </w:p>
     <w:p>
@@ -2699,7 +3583,7 @@
         <w:pStyle w:val="ListBullet"/>
       </w:pPr>
       <w:r>
-        <w:t>Registrar a dúvida principal do cliente.</w:t>
+        <w:t>MED-0057</w:t>
       </w:r>
     </w:p>
     <w:p>
@@ -2707,7 +3591,7 @@
         <w:pStyle w:val="ListBullet"/>
       </w:pPr>
       <w:r>
-        <w:t>Separar explicação comercial de decisão formal da seguradora.</w:t>
+        <w:t>MED-0058</w:t>
       </w:r>
     </w:p>
     <w:p>
@@ -2715,7 +3599,15 @@
         <w:pStyle w:val="ListBullet"/>
       </w:pPr>
       <w:r>
-        <w:t>Apontar os verbetes e FAQs relacionados quando houver dúvida técnica.</w:t>
+        <w:t>MED-0059</w:t>
+      </w:r>
+    </w:p>
+    <w:p>
+      <w:pPr>
+        <w:pStyle w:val="ListBullet"/>
+      </w:pPr>
+      <w:r>
+        <w:t>MED-0060</w:t>
       </w:r>
     </w:p>
     <w:p>
@@ -2723,7 +3615,7 @@
         <w:pStyle w:val="Heading2"/>
       </w:pPr>
       <w:r>
-        <w:t>Termos relacionados</w:t>
+        <w:t>関連FAQ</w:t>
       </w:r>
     </w:p>
     <w:p>
@@ -2731,6 +3623,62 @@
         <w:pStyle w:val="ListBullet"/>
       </w:pPr>
       <w:r>
+        <w:t>FAQ-MED-0057</w:t>
+      </w:r>
+    </w:p>
+    <w:p>
+      <w:pPr>
+        <w:pStyle w:val="ListBullet"/>
+      </w:pPr>
+      <w:r>
+        <w:t>FAQ-MED-0058</w:t>
+      </w:r>
+    </w:p>
+    <w:p>
+      <w:pPr>
+        <w:pStyle w:val="ListBullet"/>
+      </w:pPr>
+      <w:r>
+        <w:t>FAQ-MED-0059</w:t>
+      </w:r>
+    </w:p>
+    <w:p>
+      <w:pPr>
+        <w:pStyle w:val="ListBullet"/>
+      </w:pPr>
+      <w:r>
+        <w:t>FAQ-MED-0060</w:t>
+      </w:r>
+    </w:p>
+    <w:p>
+      <w:pPr>
+        <w:pStyle w:val="Heading2"/>
+      </w:pPr>
+      <w:r>
+        <w:t>関連ケース</w:t>
+      </w:r>
+    </w:p>
+    <w:p>
+      <w:pPr>
+        <w:pStyle w:val="ListBullet"/>
+      </w:pPr>
+      <w:r>
+        <w:t>CASE-MED-0024</w:t>
+      </w:r>
+    </w:p>
+    <w:p>
+      <w:pPr>
+        <w:pStyle w:val="Heading2"/>
+      </w:pPr>
+      <w:r>
+        <w:t>相互参照</w:t>
+      </w:r>
+    </w:p>
+    <w:p>
+      <w:pPr>
+        <w:pStyle w:val="ListBullet"/>
+      </w:pPr>
+      <w:r>
         <w:t>MED-0057</w:t>
       </w:r>
     </w:p>
@@ -2760,10 +3708,50 @@
     </w:p>
     <w:p>
       <w:pPr>
+        <w:pStyle w:val="ListBullet"/>
+      </w:pPr>
+      <w:r>
+        <w:t>FAQ-MED-0057</w:t>
+      </w:r>
+    </w:p>
+    <w:p>
+      <w:pPr>
+        <w:pStyle w:val="ListBullet"/>
+      </w:pPr>
+      <w:r>
+        <w:t>FAQ-MED-0058</w:t>
+      </w:r>
+    </w:p>
+    <w:p>
+      <w:pPr>
+        <w:pStyle w:val="ListBullet"/>
+      </w:pPr>
+      <w:r>
+        <w:t>FAQ-MED-0059</w:t>
+      </w:r>
+    </w:p>
+    <w:p>
+      <w:pPr>
+        <w:pStyle w:val="ListBullet"/>
+      </w:pPr>
+      <w:r>
+        <w:t>FAQ-MED-0060</w:t>
+      </w:r>
+    </w:p>
+    <w:p>
+      <w:pPr>
+        <w:pStyle w:val="ListBullet"/>
+      </w:pPr>
+      <w:r>
+        <w:t>CASE-MED-0024</w:t>
+      </w:r>
+    </w:p>
+    <w:p>
+      <w:pPr>
         <w:pStyle w:val="Heading2"/>
       </w:pPr>
       <w:r>
-        <w:t>FAQs relacionadas</w:t>
+        <w:t>タグ</w:t>
       </w:r>
     </w:p>
     <w:p>
@@ -2771,7 +3759,7 @@
         <w:pStyle w:val="ListBullet"/>
       </w:pPr>
       <w:r>
-        <w:t>FAQ-MED-0057</w:t>
+        <w:t>dialogue</w:t>
       </w:r>
     </w:p>
     <w:p>
@@ -2779,7 +3767,7 @@
         <w:pStyle w:val="ListBullet"/>
       </w:pPr>
       <w:r>
-        <w:t>FAQ-MED-0058</w:t>
+        <w:t>med</w:t>
       </w:r>
     </w:p>
     <w:p>
@@ -2787,7 +3775,7 @@
         <w:pStyle w:val="ListBullet"/>
       </w:pPr>
       <w:r>
-        <w:t>FAQ-MED-0059</w:t>
+        <w:t>atendimento-bilingue</w:t>
       </w:r>
     </w:p>
     <w:p>
@@ -2795,7 +3783,7 @@
         <w:pStyle w:val="ListBullet"/>
       </w:pPr>
       <w:r>
-        <w:t>FAQ-MED-0060</w:t>
+        <w:t>notebooklm</w:t>
       </w:r>
     </w:p>
     <w:p>
@@ -2803,7 +3791,7 @@
         <w:pStyle w:val="Heading2"/>
       </w:pPr>
       <w:r>
-        <w:t>Casos relacionados</w:t>
+        <w:t>関連項目</w:t>
       </w:r>
     </w:p>
     <w:p>
@@ -2811,7 +3799,7 @@
         <w:pStyle w:val="ListBullet"/>
       </w:pPr>
       <w:r>
-        <w:t>CASE-MED-0024</w:t>
+        <w:t>`15_CaseStudies/MED/CASE-MED-0024.md`</w:t>
       </w:r>
     </w:p>
     <w:p>
@@ -2819,79 +3807,104 @@
         <w:pStyle w:val="Heading2"/>
       </w:pPr>
       <w:r>
-        <w:t>Referências cruzadas</w:t>
-      </w:r>
-    </w:p>
-    <w:p>
-      <w:pPr>
-        <w:pStyle w:val="ListBullet"/>
-      </w:pPr>
-      <w:r>
-        <w:t>MED-0057</w:t>
-      </w:r>
-    </w:p>
-    <w:p>
-      <w:pPr>
-        <w:pStyle w:val="ListBullet"/>
-      </w:pPr>
-      <w:r>
-        <w:t>MED-0058</w:t>
-      </w:r>
-    </w:p>
-    <w:p>
-      <w:pPr>
-        <w:pStyle w:val="ListBullet"/>
-      </w:pPr>
-      <w:r>
-        <w:t>MED-0059</w:t>
-      </w:r>
-    </w:p>
-    <w:p>
-      <w:pPr>
-        <w:pStyle w:val="ListBullet"/>
-      </w:pPr>
-      <w:r>
-        <w:t>MED-0060</w:t>
-      </w:r>
-    </w:p>
-    <w:p>
-      <w:pPr>
-        <w:pStyle w:val="ListBullet"/>
-      </w:pPr>
-      <w:r>
-        <w:t>FAQ-MED-0057</w:t>
-      </w:r>
-    </w:p>
-    <w:p>
-      <w:pPr>
-        <w:pStyle w:val="ListBullet"/>
-      </w:pPr>
-      <w:r>
-        <w:t>FAQ-MED-0058</w:t>
-      </w:r>
-    </w:p>
-    <w:p>
-      <w:pPr>
-        <w:pStyle w:val="ListBullet"/>
-      </w:pPr>
-      <w:r>
-        <w:t>FAQ-MED-0059</w:t>
-      </w:r>
-    </w:p>
-    <w:p>
-      <w:pPr>
-        <w:pStyle w:val="ListBullet"/>
-      </w:pPr>
-      <w:r>
-        <w:t>FAQ-MED-0060</w:t>
-      </w:r>
-    </w:p>
-    <w:p>
-      <w:pPr>
-        <w:pStyle w:val="ListBullet"/>
-      </w:pPr>
-      <w:r>
-        <w:t>CASE-MED-0024</w:t>
+        <w:t>ブラジルポルトガル語実用フレーズ</w:t>
+      </w:r>
+    </w:p>
+    <w:p>
+      <w:r>
+        <w:t>Este bloco é a versão operacional para o corretor japonês falar com o cliente brasileiro. O português deve ser lido primeiro; a linha em katakana serve apenas como apoio de pronúncia.</w:t>
+      </w:r>
+    </w:p>
+    <w:p>
+      <w:r>
+        <w:rPr>
+          <w:b/>
+        </w:rPr>
+        <w:t>顧客:</w:t>
+      </w:r>
+    </w:p>
+    <w:p>
+      <w:r>
+        <w:t>Português brasileiro: Posso mudar o contrato depois?</w:t>
+      </w:r>
+    </w:p>
+    <w:p>
+      <w:r>
+        <w:t>カタカナ読み: ポッソ ムダール オ コントラト デポイス</w:t>
+      </w:r>
+    </w:p>
+    <w:p>
+      <w:r>
+        <w:t>日本語確認用: 契約変更の可否を確認する質問。</w:t>
+      </w:r>
+    </w:p>
+    <w:p>
+      <w:r>
+        <w:rPr>
+          <w:b/>
+        </w:rPr>
+        <w:t>募集人:</w:t>
+      </w:r>
+    </w:p>
+    <w:p>
+      <w:r>
+        <w:t>Português brasileiro: Algumas alterações podem ser possíveis, mas dependem das regras do contrato e da seguradora.</w:t>
+      </w:r>
+    </w:p>
+    <w:p>
+      <w:r>
+        <w:t>カタカナ読み: アウグマス アウテラソィンス ポデン セール ポッシヴェイス、マス デペンデン ダス ヘグラス ド コントラト イ ダ セグラドーラ</w:t>
+      </w:r>
+    </w:p>
+    <w:p>
+      <w:r>
+        <w:t>日本語確認用: 変更可否は契約規定と保険会社により異なる。</w:t>
+      </w:r>
+    </w:p>
+    <w:p>
+      <w:r>
+        <w:rPr>
+          <w:b/>
+        </w:rPr>
+        <w:t>顧客:</w:t>
+      </w:r>
+    </w:p>
+    <w:p>
+      <w:r>
+        <w:t>Português brasileiro: Preciso fazer nova declaração de saúde?</w:t>
+      </w:r>
+    </w:p>
+    <w:p>
+      <w:r>
+        <w:t>カタカナ読み: プレシゾ ファゼール ノーヴァ デクララサォン ジ サウージ</w:t>
+      </w:r>
+    </w:p>
+    <w:p>
+      <w:r>
+        <w:t>日本語確認用: 変更時の告知要否を確認する質問。</w:t>
+      </w:r>
+    </w:p>
+    <w:p>
+      <w:r>
+        <w:rPr>
+          <w:b/>
+        </w:rPr>
+        <w:t>募集人:</w:t>
+      </w:r>
+    </w:p>
+    <w:p>
+      <w:r>
+        <w:t>Português brasileiro: Pode ser necessário. Vamos confirmar antes de solicitar a alteração.</w:t>
+      </w:r>
+    </w:p>
+    <w:p>
+      <w:r>
+        <w:t>カタカナ読み: ポジ セール ネセサリオ。ヴァモス コンフィルマール アンチス ジ ソリシタール ア アウテラサォン</w:t>
+      </w:r>
+    </w:p>
+    <w:p>
+      <w:r>
+        <w:t>日本語確認用: 変更申請前に必要条件を確認する。</w:t>
       </w:r>
     </w:p>
     <w:p>
@@ -2899,63 +3912,7 @@
         <w:pStyle w:val="Heading2"/>
       </w:pPr>
       <w:r>
-        <w:t>Tags</w:t>
-      </w:r>
-    </w:p>
-    <w:p>
-      <w:pPr>
-        <w:pStyle w:val="ListBullet"/>
-      </w:pPr>
-      <w:r>
-        <w:t>dialogue</w:t>
-      </w:r>
-    </w:p>
-    <w:p>
-      <w:pPr>
-        <w:pStyle w:val="ListBullet"/>
-      </w:pPr>
-      <w:r>
-        <w:t>med</w:t>
-      </w:r>
-    </w:p>
-    <w:p>
-      <w:pPr>
-        <w:pStyle w:val="ListBullet"/>
-      </w:pPr>
-      <w:r>
-        <w:t>atendimento-bilingue</w:t>
-      </w:r>
-    </w:p>
-    <w:p>
-      <w:pPr>
-        <w:pStyle w:val="ListBullet"/>
-      </w:pPr>
-      <w:r>
-        <w:t>notebooklm</w:t>
-      </w:r>
-    </w:p>
-    <w:p>
-      <w:pPr>
-        <w:pStyle w:val="Heading2"/>
-      </w:pPr>
-      <w:r>
-        <w:t>Veja também</w:t>
-      </w:r>
-    </w:p>
-    <w:p>
-      <w:pPr>
-        <w:pStyle w:val="ListBullet"/>
-      </w:pPr>
-      <w:r>
-        <w:t>`15_CaseStudies/MED/CASE-MED-0024.md`</w:t>
-      </w:r>
-    </w:p>
-    <w:p>
-      <w:pPr>
-        <w:pStyle w:val="Heading2"/>
-      </w:pPr>
-      <w:r>
-        <w:t>Histórico de revisão</w:t>
+        <w:t>改訂履歴</w:t>
       </w:r>
     </w:p>
     <w:tbl>
@@ -2965,15 +3922,15 @@
         <w:tblLook w:firstColumn="1" w:firstRow="1" w:lastColumn="0" w:lastRow="0" w:noHBand="0" w:noVBand="1" w:val="04A0"/>
       </w:tblPr>
       <w:tblGrid>
-        <w:gridCol w:w="2448"/>
-        <w:gridCol w:w="2448"/>
-        <w:gridCol w:w="2448"/>
-        <w:gridCol w:w="2448"/>
+        <w:gridCol w:w="2520"/>
+        <w:gridCol w:w="2520"/>
+        <w:gridCol w:w="2520"/>
+        <w:gridCol w:w="2520"/>
       </w:tblGrid>
       <w:tr>
         <w:tc>
           <w:tcPr>
-            <w:tcW w:type="dxa" w:w="2448"/>
+            <w:tcW w:type="dxa" w:w="2520"/>
           </w:tcPr>
           <w:p>
             <w:r>
@@ -2983,7 +3940,7 @@
         </w:tc>
         <w:tc>
           <w:tcPr>
-            <w:tcW w:type="dxa" w:w="2448"/>
+            <w:tcW w:type="dxa" w:w="2520"/>
           </w:tcPr>
           <w:p>
             <w:r>
@@ -2993,7 +3950,7 @@
         </w:tc>
         <w:tc>
           <w:tcPr>
-            <w:tcW w:type="dxa" w:w="2448"/>
+            <w:tcW w:type="dxa" w:w="2520"/>
           </w:tcPr>
           <w:p>
             <w:r>
@@ -3003,7 +3960,7 @@
         </w:tc>
         <w:tc>
           <w:tcPr>
-            <w:tcW w:type="dxa" w:w="2448"/>
+            <w:tcW w:type="dxa" w:w="2520"/>
           </w:tcPr>
           <w:p>
             <w:r>
@@ -3015,7 +3972,7 @@
       <w:tr>
         <w:tc>
           <w:tcPr>
-            <w:tcW w:type="dxa" w:w="2448"/>
+            <w:tcW w:type="dxa" w:w="2520"/>
           </w:tcPr>
           <w:p>
             <w:r>
@@ -3025,7 +3982,7 @@
         </w:tc>
         <w:tc>
           <w:tcPr>
-            <w:tcW w:type="dxa" w:w="2448"/>
+            <w:tcW w:type="dxa" w:w="2520"/>
           </w:tcPr>
           <w:p>
             <w:r>
@@ -3035,7 +3992,7 @@
         </w:tc>
         <w:tc>
           <w:tcPr>
-            <w:tcW w:type="dxa" w:w="2448"/>
+            <w:tcW w:type="dxa" w:w="2520"/>
           </w:tcPr>
           <w:p>
             <w:r>
@@ -3045,7 +4002,7 @@
         </w:tc>
         <w:tc>
           <w:tcPr>
-            <w:tcW w:type="dxa" w:w="2448"/>
+            <w:tcW w:type="dxa" w:w="2520"/>
           </w:tcPr>
           <w:p>
             <w:r>
@@ -3054,11 +4011,53 @@
           </w:p>
         </w:tc>
       </w:tr>
+      <w:tr>
+        <w:tc>
+          <w:tcPr>
+            <w:tcW w:type="dxa" w:w="2520"/>
+          </w:tcPr>
+          <w:p>
+            <w:r>
+              <w:t>2026-06-27</w:t>
+            </w:r>
+          </w:p>
+        </w:tc>
+        <w:tc>
+          <w:tcPr>
+            <w:tcW w:type="dxa" w:w="2520"/>
+          </w:tcPr>
+          <w:p>
+            <w:r>
+              <w:t>0.3</w:t>
+            </w:r>
+          </w:p>
+        </w:tc>
+        <w:tc>
+          <w:tcPr>
+            <w:tcW w:type="dxa" w:w="2520"/>
+          </w:tcPr>
+          <w:p>
+            <w:r>
+              <w:t>JP-BR Insurance Knowledge Base</w:t>
+            </w:r>
+          </w:p>
+        </w:tc>
+        <w:tc>
+          <w:tcPr>
+            <w:tcW w:type="dxa" w:w="2520"/>
+          </w:tcPr>
+          <w:p>
+            <w:r>
+              <w:t>内部説明を日本語化し、顧客向けポルトガル語フレーズとの役割を分離。</w:t>
+            </w:r>
+          </w:p>
+        </w:tc>
+      </w:tr>
     </w:tbl>
     <w:p/>
     <w:sectPr>
       <w:pgSz w:w="12240" w:h="15840"/>
-      <w:pgMar w:top="1152" w:right="1224" w:bottom="1152" w:left="1224" w:header="720" w:footer="720" w:gutter="0"/>
+      <w:pgMar w:top="1008" w:right="1080" w:bottom="1008" w:left="1080" w:header="720" w:footer="720" w:gutter="0"/>
       <w:cols w:space="720"/>
       <w:docGrid w:linePitch="360"/>
     </w:sectPr>
@@ -3430,7 +4429,8 @@
     <w:qFormat/>
     <w:rsid w:val="00FC693F"/>
     <w:rPr>
-      <w:rFonts w:ascii="Arial" w:hAnsi="Arial" w:eastAsia="Yu Gothic"/>
+      <w:rFonts w:ascii="Arial Unicode MS" w:hAnsi="Arial Unicode MS"/>
+      <w:sz w:val="21"/>
     </w:rPr>
   </w:style>
   <w:style w:type="paragraph" w:styleId="Header">
@@ -3447,9 +4447,6 @@
       </w:tabs>
       <w:spacing w:after="0" w:line="240" w:lineRule="auto"/>
     </w:pPr>
-    <w:rPr>
-      <w:rFonts w:ascii="Arial" w:hAnsi="Arial" w:eastAsia="Yu Gothic"/>
-    </w:rPr>
   </w:style>
   <w:style w:type="character" w:customStyle="1" w:styleId="HeaderChar">
     <w:name w:val="Header Char"/>
@@ -3472,9 +4469,6 @@
       </w:tabs>
       <w:spacing w:after="0" w:line="240" w:lineRule="auto"/>
     </w:pPr>
-    <w:rPr>
-      <w:rFonts w:ascii="Arial" w:hAnsi="Arial" w:eastAsia="Yu Gothic"/>
-    </w:rPr>
   </w:style>
   <w:style w:type="character" w:customStyle="1" w:styleId="FooterChar">
     <w:name w:val="Footer Char"/>
@@ -3498,11 +4492,11 @@
       <w:outlineLvl w:val="0"/>
     </w:pPr>
     <w:rPr>
-      <w:rFonts w:asciiTheme="majorHAnsi" w:eastAsiaTheme="majorEastAsia" w:hAnsiTheme="majorHAnsi" w:cstheme="majorBidi" w:ascii="Arial" w:hAnsi="Arial" w:eastAsia="Yu Gothic"/>
+      <w:rFonts w:asciiTheme="majorHAnsi" w:eastAsiaTheme="majorEastAsia" w:hAnsiTheme="majorHAnsi" w:cstheme="majorBidi" w:ascii="Arial Unicode MS" w:hAnsi="Arial Unicode MS"/>
       <w:b/>
       <w:bCs/>
       <w:color w:val="365F91" w:themeColor="accent1" w:themeShade="BF"/>
-      <w:sz w:val="28"/>
+      <w:sz w:val="36"/>
       <w:szCs w:val="28"/>
     </w:rPr>
   </w:style>
@@ -3522,11 +4516,11 @@
       <w:outlineLvl w:val="1"/>
     </w:pPr>
     <w:rPr>
-      <w:rFonts w:asciiTheme="majorHAnsi" w:eastAsiaTheme="majorEastAsia" w:hAnsiTheme="majorHAnsi" w:cstheme="majorBidi" w:ascii="Arial" w:hAnsi="Arial" w:eastAsia="Yu Gothic"/>
+      <w:rFonts w:asciiTheme="majorHAnsi" w:eastAsiaTheme="majorEastAsia" w:hAnsiTheme="majorHAnsi" w:cstheme="majorBidi" w:ascii="Arial Unicode MS" w:hAnsi="Arial Unicode MS"/>
       <w:b/>
       <w:bCs/>
       <w:color w:val="4F81BD" w:themeColor="accent1"/>
-      <w:sz w:val="26"/>
+      <w:sz w:val="28"/>
       <w:szCs w:val="26"/>
     </w:rPr>
   </w:style>
@@ -3546,10 +4540,11 @@
       <w:outlineLvl w:val="2"/>
     </w:pPr>
     <w:rPr>
-      <w:rFonts w:asciiTheme="majorHAnsi" w:eastAsiaTheme="majorEastAsia" w:hAnsiTheme="majorHAnsi" w:cstheme="majorBidi" w:ascii="Arial" w:hAnsi="Arial" w:eastAsia="Yu Gothic"/>
+      <w:rFonts w:asciiTheme="majorHAnsi" w:eastAsiaTheme="majorEastAsia" w:hAnsiTheme="majorHAnsi" w:cstheme="majorBidi" w:ascii="Arial Unicode MS" w:hAnsi="Arial Unicode MS"/>
       <w:b/>
       <w:bCs/>
       <w:color w:val="4F81BD" w:themeColor="accent1"/>
+      <w:sz w:val="24"/>
     </w:rPr>
   </w:style>
   <w:style w:type="paragraph" w:styleId="Heading4">
@@ -3569,7 +4564,7 @@
       <w:outlineLvl w:val="3"/>
     </w:pPr>
     <w:rPr>
-      <w:rFonts w:asciiTheme="majorHAnsi" w:eastAsiaTheme="majorEastAsia" w:hAnsiTheme="majorHAnsi" w:cstheme="majorBidi" w:ascii="Arial" w:hAnsi="Arial" w:eastAsia="Yu Gothic"/>
+      <w:rFonts w:asciiTheme="majorHAnsi" w:eastAsiaTheme="majorEastAsia" w:hAnsiTheme="majorHAnsi" w:cstheme="majorBidi"/>
       <w:b/>
       <w:bCs/>
       <w:i/>
@@ -3594,7 +4589,7 @@
       <w:outlineLvl w:val="4"/>
     </w:pPr>
     <w:rPr>
-      <w:rFonts w:asciiTheme="majorHAnsi" w:eastAsiaTheme="majorEastAsia" w:hAnsiTheme="majorHAnsi" w:cstheme="majorBidi" w:ascii="Arial" w:hAnsi="Arial" w:eastAsia="Yu Gothic"/>
+      <w:rFonts w:asciiTheme="majorHAnsi" w:eastAsiaTheme="majorEastAsia" w:hAnsiTheme="majorHAnsi" w:cstheme="majorBidi"/>
       <w:color w:val="243F60" w:themeColor="accent1" w:themeShade="7F"/>
     </w:rPr>
   </w:style>
@@ -3615,7 +4610,7 @@
       <w:outlineLvl w:val="5"/>
     </w:pPr>
     <w:rPr>
-      <w:rFonts w:asciiTheme="majorHAnsi" w:eastAsiaTheme="majorEastAsia" w:hAnsiTheme="majorHAnsi" w:cstheme="majorBidi" w:ascii="Arial" w:hAnsi="Arial" w:eastAsia="Yu Gothic"/>
+      <w:rFonts w:asciiTheme="majorHAnsi" w:eastAsiaTheme="majorEastAsia" w:hAnsiTheme="majorHAnsi" w:cstheme="majorBidi"/>
       <w:i/>
       <w:iCs/>
       <w:color w:val="243F60" w:themeColor="accent1" w:themeShade="7F"/>
@@ -3638,7 +4633,7 @@
       <w:outlineLvl w:val="6"/>
     </w:pPr>
     <w:rPr>
-      <w:rFonts w:asciiTheme="majorHAnsi" w:eastAsiaTheme="majorEastAsia" w:hAnsiTheme="majorHAnsi" w:cstheme="majorBidi" w:ascii="Arial" w:hAnsi="Arial" w:eastAsia="Yu Gothic"/>
+      <w:rFonts w:asciiTheme="majorHAnsi" w:eastAsiaTheme="majorEastAsia" w:hAnsiTheme="majorHAnsi" w:cstheme="majorBidi"/>
       <w:i/>
       <w:iCs/>
       <w:color w:val="404040" w:themeColor="text1" w:themeTint="BF"/>
@@ -3661,7 +4656,7 @@
       <w:outlineLvl w:val="7"/>
     </w:pPr>
     <w:rPr>
-      <w:rFonts w:asciiTheme="majorHAnsi" w:eastAsiaTheme="majorEastAsia" w:hAnsiTheme="majorHAnsi" w:cstheme="majorBidi" w:ascii="Arial" w:hAnsi="Arial" w:eastAsia="Yu Gothic"/>
+      <w:rFonts w:asciiTheme="majorHAnsi" w:eastAsiaTheme="majorEastAsia" w:hAnsiTheme="majorHAnsi" w:cstheme="majorBidi"/>
       <w:color w:val="4F81BD" w:themeColor="accent1"/>
       <w:sz w:val="20"/>
       <w:szCs w:val="20"/>
@@ -3684,7 +4679,7 @@
       <w:outlineLvl w:val="8"/>
     </w:pPr>
     <w:rPr>
-      <w:rFonts w:asciiTheme="majorHAnsi" w:eastAsiaTheme="majorEastAsia" w:hAnsiTheme="majorHAnsi" w:cstheme="majorBidi" w:ascii="Arial" w:hAnsi="Arial" w:eastAsia="Yu Gothic"/>
+      <w:rFonts w:asciiTheme="majorHAnsi" w:eastAsiaTheme="majorEastAsia" w:hAnsiTheme="majorHAnsi" w:cstheme="majorBidi"/>
       <w:i/>
       <w:iCs/>
       <w:color w:val="404040" w:themeColor="text1" w:themeTint="BF"/>
@@ -3727,9 +4722,6 @@
     <w:pPr>
       <w:spacing w:after="0" w:line="240" w:lineRule="auto"/>
     </w:pPr>
-    <w:rPr>
-      <w:rFonts w:ascii="Arial" w:hAnsi="Arial" w:eastAsia="Yu Gothic"/>
-    </w:rPr>
   </w:style>
   <w:style w:type="character" w:customStyle="1" w:styleId="Heading1Char">
     <w:name w:val="Heading 1 Char"/>
@@ -3790,7 +4782,7 @@
       <w:contextualSpacing/>
     </w:pPr>
     <w:rPr>
-      <w:rFonts w:asciiTheme="majorHAnsi" w:eastAsiaTheme="majorEastAsia" w:hAnsiTheme="majorHAnsi" w:cstheme="majorBidi" w:ascii="Arial" w:hAnsi="Arial" w:eastAsia="Yu Gothic"/>
+      <w:rFonts w:asciiTheme="majorHAnsi" w:eastAsiaTheme="majorEastAsia" w:hAnsiTheme="majorHAnsi" w:cstheme="majorBidi"/>
       <w:color w:val="17365D" w:themeColor="text2" w:themeShade="BF"/>
       <w:spacing w:val="5"/>
       <w:kern w:val="28"/>
@@ -3827,7 +4819,7 @@
       </w:numPr>
     </w:pPr>
     <w:rPr>
-      <w:rFonts w:asciiTheme="majorHAnsi" w:eastAsiaTheme="majorEastAsia" w:hAnsiTheme="majorHAnsi" w:cstheme="majorBidi" w:ascii="Arial" w:hAnsi="Arial" w:eastAsia="Yu Gothic"/>
+      <w:rFonts w:asciiTheme="majorHAnsi" w:eastAsiaTheme="majorEastAsia" w:hAnsiTheme="majorHAnsi" w:cstheme="majorBidi"/>
       <w:i/>
       <w:iCs/>
       <w:color w:val="4F81BD" w:themeColor="accent1"/>
@@ -3862,9 +4854,6 @@
       <w:ind w:left="720"/>
       <w:contextualSpacing/>
     </w:pPr>
-    <w:rPr>
-      <w:rFonts w:ascii="Arial" w:hAnsi="Arial" w:eastAsia="Yu Gothic"/>
-    </w:rPr>
   </w:style>
   <w:style w:type="paragraph" w:styleId="BodyText">
     <w:name w:val="Body Text"/>
@@ -3876,9 +4865,6 @@
     <w:pPr>
       <w:spacing w:after="120"/>
     </w:pPr>
-    <w:rPr>
-      <w:rFonts w:ascii="Arial" w:hAnsi="Arial" w:eastAsia="Yu Gothic"/>
-    </w:rPr>
   </w:style>
   <w:style w:type="character" w:customStyle="1" w:styleId="BodyTextChar">
     <w:name w:val="Body Text Char"/>
@@ -3897,9 +4883,6 @@
     <w:pPr>
       <w:spacing w:after="120" w:line="480" w:lineRule="auto"/>
     </w:pPr>
-    <w:rPr>
-      <w:rFonts w:ascii="Arial" w:hAnsi="Arial" w:eastAsia="Yu Gothic"/>
-    </w:rPr>
   </w:style>
   <w:style w:type="character" w:customStyle="1" w:styleId="BodyText2Char">
     <w:name w:val="Body Text 2 Char"/>
@@ -3919,7 +4902,6 @@
       <w:spacing w:after="120"/>
     </w:pPr>
     <w:rPr>
-      <w:rFonts w:ascii="Arial" w:hAnsi="Arial" w:eastAsia="Yu Gothic"/>
       <w:sz w:val="16"/>
       <w:szCs w:val="16"/>
     </w:rPr>
@@ -3945,9 +4927,6 @@
       <w:ind w:left="360" w:hanging="360"/>
       <w:contextualSpacing/>
     </w:pPr>
-    <w:rPr>
-      <w:rFonts w:ascii="Arial" w:hAnsi="Arial" w:eastAsia="Yu Gothic"/>
-    </w:rPr>
   </w:style>
   <w:style w:type="paragraph" w:styleId="List2">
     <w:name w:val="List 2"/>
@@ -3959,9 +4938,6 @@
       <w:ind w:left="720" w:hanging="360"/>
       <w:contextualSpacing/>
     </w:pPr>
-    <w:rPr>
-      <w:rFonts w:ascii="Arial" w:hAnsi="Arial" w:eastAsia="Yu Gothic"/>
-    </w:rPr>
   </w:style>
   <w:style w:type="paragraph" w:styleId="List3">
     <w:name w:val="List 3"/>
@@ -3973,9 +4949,6 @@
       <w:ind w:left="1080" w:hanging="360"/>
       <w:contextualSpacing/>
     </w:pPr>
-    <w:rPr>
-      <w:rFonts w:ascii="Arial" w:hAnsi="Arial" w:eastAsia="Yu Gothic"/>
-    </w:rPr>
   </w:style>
   <w:style w:type="paragraph" w:styleId="ListBullet">
     <w:name w:val="List Bullet"/>
@@ -3989,9 +4962,6 @@
       </w:numPr>
       <w:contextualSpacing/>
     </w:pPr>
-    <w:rPr>
-      <w:rFonts w:ascii="Arial" w:hAnsi="Arial" w:eastAsia="Yu Gothic"/>
-    </w:rPr>
   </w:style>
   <w:style w:type="paragraph" w:styleId="ListBullet2">
     <w:name w:val="List Bullet 2"/>
@@ -4005,9 +4975,6 @@
       </w:numPr>
       <w:contextualSpacing/>
     </w:pPr>
-    <w:rPr>
-      <w:rFonts w:ascii="Arial" w:hAnsi="Arial" w:eastAsia="Yu Gothic"/>
-    </w:rPr>
   </w:style>
   <w:style w:type="paragraph" w:styleId="ListBullet3">
     <w:name w:val="List Bullet 3"/>
@@ -4021,9 +4988,6 @@
       </w:numPr>
       <w:contextualSpacing/>
     </w:pPr>
-    <w:rPr>
-      <w:rFonts w:ascii="Arial" w:hAnsi="Arial" w:eastAsia="Yu Gothic"/>
-    </w:rPr>
   </w:style>
   <w:style w:type="paragraph" w:styleId="ListNumber">
     <w:name w:val="List Number"/>
@@ -4037,9 +5001,6 @@
       </w:numPr>
       <w:contextualSpacing/>
     </w:pPr>
-    <w:rPr>
-      <w:rFonts w:ascii="Arial" w:hAnsi="Arial" w:eastAsia="Yu Gothic"/>
-    </w:rPr>
   </w:style>
   <w:style w:type="paragraph" w:styleId="ListNumber2">
     <w:name w:val="List Number 2"/>
@@ -4053,9 +5014,6 @@
       </w:numPr>
       <w:contextualSpacing/>
     </w:pPr>
-    <w:rPr>
-      <w:rFonts w:ascii="Arial" w:hAnsi="Arial" w:eastAsia="Yu Gothic"/>
-    </w:rPr>
   </w:style>
   <w:style w:type="paragraph" w:styleId="ListNumber3">
     <w:name w:val="List Number 3"/>
@@ -4069,9 +5027,6 @@
       </w:numPr>
       <w:contextualSpacing/>
     </w:pPr>
-    <w:rPr>
-      <w:rFonts w:ascii="Arial" w:hAnsi="Arial" w:eastAsia="Yu Gothic"/>
-    </w:rPr>
   </w:style>
   <w:style w:type="paragraph" w:styleId="ListContinue">
     <w:name w:val="List Continue"/>
@@ -4084,9 +5039,6 @@
       <w:ind w:left="360"/>
       <w:contextualSpacing/>
     </w:pPr>
-    <w:rPr>
-      <w:rFonts w:ascii="Arial" w:hAnsi="Arial" w:eastAsia="Yu Gothic"/>
-    </w:rPr>
   </w:style>
   <w:style w:type="paragraph" w:styleId="ListContinue2">
     <w:name w:val="List Continue 2"/>
@@ -4099,9 +5051,6 @@
       <w:ind w:left="720"/>
       <w:contextualSpacing/>
     </w:pPr>
-    <w:rPr>
-      <w:rFonts w:ascii="Arial" w:hAnsi="Arial" w:eastAsia="Yu Gothic"/>
-    </w:rPr>
   </w:style>
   <w:style w:type="paragraph" w:styleId="ListContinue3">
     <w:name w:val="List Continue 3"/>
@@ -4114,9 +5063,6 @@
       <w:ind w:left="1080"/>
       <w:contextualSpacing/>
     </w:pPr>
-    <w:rPr>
-      <w:rFonts w:ascii="Arial" w:hAnsi="Arial" w:eastAsia="Yu Gothic"/>
-    </w:rPr>
   </w:style>
   <w:style w:type="paragraph" w:styleId="MacroText">
     <w:name w:val="macro"/>
@@ -4136,7 +5082,7 @@
       </w:tabs>
     </w:pPr>
     <w:rPr>
-      <w:rFonts w:ascii="Arial" w:hAnsi="Arial" w:eastAsia="Yu Gothic"/>
+      <w:rFonts w:ascii="Courier" w:hAnsi="Courier"/>
       <w:sz w:val="20"/>
       <w:szCs w:val="20"/>
     </w:rPr>
@@ -4162,7 +5108,6 @@
     <w:qFormat/>
     <w:rsid w:val="00FC693F"/>
     <w:rPr>
-      <w:rFonts w:ascii="Arial" w:hAnsi="Arial" w:eastAsia="Yu Gothic"/>
       <w:i/>
       <w:iCs/>
       <w:color w:val="000000" w:themeColor="text1"/>
@@ -4279,7 +5224,6 @@
       <w:spacing w:line="240" w:lineRule="auto"/>
     </w:pPr>
     <w:rPr>
-      <w:rFonts w:ascii="Arial" w:hAnsi="Arial" w:eastAsia="Yu Gothic"/>
       <w:b/>
       <w:bCs/>
       <w:color w:val="4F81BD" w:themeColor="accent1"/>
@@ -4325,7 +5269,6 @@
       <w:ind w:left="936" w:right="936"/>
     </w:pPr>
     <w:rPr>
-      <w:rFonts w:ascii="Arial" w:hAnsi="Arial" w:eastAsia="Yu Gothic"/>
       <w:b/>
       <w:bCs/>
       <w:i/>
@@ -4425,9 +5368,6 @@
     <w:pPr>
       <w:outlineLvl w:val="9"/>
     </w:pPr>
-    <w:rPr>
-      <w:rFonts w:ascii="Arial" w:hAnsi="Arial" w:eastAsia="Yu Gothic"/>
-    </w:rPr>
   </w:style>
   <w:style w:type="table" w:styleId="TableGrid">
     <w:name w:val="Table Grid"/>
